--- a/01_《三人行》全24集全流程标杆成品库/05_核心人物一人一档/人物15_舒洁（徐图图母亲·坚韧单亲慈母）.docx
+++ b/01_《三人行》全24集全流程标杆成品库/05_核心人物一人一档/人物15_舒洁（徐图图母亲·坚韧单亲慈母）.docx
@@ -1344,133 +1344,6 @@
     </w:p>
     <w:p>
       <w:pPr>
-        <w:spacing w:before="160" w:after="80" w:line="384" w:lineRule="auto"/>
-        <w:jc w:val="left"/>
-      </w:pPr>
-      <w:r>
-        <w:rPr>
-          <w:rFonts w:ascii="Arial" w:hAnsi="Arial" w:eastAsia="黑体"/>
-          <w:b/>
-          <w:color w:val="141414"/>
-          <w:sz w:val="22"/>
-        </w:rPr>
-        <w:t>（附）本角色全剧登场场次、具体行动与核心台词逐集纪实（100%对齐定稿文学剧本）</w:t>
-      </w:r>
-    </w:p>
-    <w:p>
-      <w:pPr>
-        <w:spacing w:before="40" w:after="80" w:line="384" w:lineRule="auto"/>
-        <w:ind w:firstLine="400"/>
-        <w:jc w:val="left"/>
-      </w:pPr>
-      <w:r>
-        <w:rPr>
-          <w:rFonts w:ascii="Times New Roman" w:hAnsi="Times New Roman" w:eastAsia="宋体"/>
-          <w:b w:val="0"/>
-          <w:color w:val="141414"/>
-          <w:sz w:val="20"/>
-        </w:rPr>
-        <w:t>◆ EP02《第三个雪人》：【2-29　内　徐图图家·徐图图卧室与赵左右家·赵左右卧室（交叉剪辑） — 夜】：情节与动作调度：2008年1月22日夜。红砖老式家属楼二楼户外铁楼梯平台（门牌1449）笼罩在静谧夜色中。卧室内，摘下圆框眼镜的徐图图与熟睡的母亲同睡在一张大床上，她躺在温暖的条纹被窝里，手里拿着白色红边的索爱Walkman滑盖手机。屏幕上显示着手机QQ好友列表，她点开“狂野阳光 (6/6)”分组，点选网名为“狂野阳光”的赵左右头像进入聊天窗口，在输入框里敲下一个“谢”字，看着闪烁的光标，嘴角浮现出一丝笃定的甜笑。</w:t>
-      </w:r>
-    </w:p>
-    <w:p>
-      <w:pPr>
-        <w:spacing w:before="40" w:after="80" w:line="384" w:lineRule="auto"/>
-        <w:ind w:firstLine="400"/>
-        <w:jc w:val="left"/>
-      </w:pPr>
-      <w:r>
-        <w:rPr>
-          <w:rFonts w:ascii="Times New Roman" w:hAnsi="Times New Roman" w:eastAsia="宋体"/>
-          <w:b w:val="0"/>
-          <w:color w:val="141414"/>
-          <w:sz w:val="20"/>
-        </w:rPr>
-        <w:t>◆ EP06《暖雪》：【6-11　内　徐图图家·客厅 — 昏】：情节与动作调度：除夕傍晚，徐图图家温馨的客厅里，十六岁的徐图图双手捧着自己亲手编织的白色粗针织毛线帽——帽檐上绣着可爱的眨眼笑脸与小雏菊，献宝似地递给身穿深色绗缝棉服、围着灰围巾准备出门上夜班的母亲舒洁看。 舒洁接过毛线帽仔细端详，欣慰地指了指帽檐针脚，并指了指桌上的百元钞票。 徐图图心疼地看着母亲身上的厚棉服，小声询问。 舒洁慈爱地摸了摸女儿的脸颊，转身拎起包走向门口。；核心台词实录：舒洁：“都快赶上我了。这里应该再来两针。桌上啊给你留了一百块钱，今晚就不要省了，嗯？” ／ 舒洁：“过年有三倍的工资，妈得赶紧多挣点钱。你长大了，以后也得有个自己的房间。” ／ 舒洁：“妈想给你的，不只是一个房间。听妈的，嗯？好了，我走了，乖。” ／ 舒洁：“关好门啊。”</w:t>
-      </w:r>
-    </w:p>
-    <w:p>
-      <w:pPr>
-        <w:spacing w:before="40" w:after="80" w:line="384" w:lineRule="auto"/>
-        <w:ind w:firstLine="400"/>
-        <w:jc w:val="left"/>
-      </w:pPr>
-      <w:r>
-        <w:rPr>
-          <w:rFonts w:ascii="Times New Roman" w:hAnsi="Times New Roman" w:eastAsia="宋体"/>
-          <w:b w:val="0"/>
-          <w:color w:val="141414"/>
-          <w:sz w:val="20"/>
-        </w:rPr>
-        <w:t>◆ EP09《人生失控》：【9-10　外/内　徐图图家筒子楼下与五栋602室卧室 — 夜】：情节与动作调度：深夜，戴着白色毛绒耳罩的徐图图走进自家筒子楼前的巷道。当她迈步走上外挂铁楼梯时，惊讶地发现原本坏了好几个月的楼梯口声控路灯竟然亮起了温暖明亮的灯光！徐图图仰头看着修好的路灯，开心地会心一笑，快步跑上二楼进屋。 而在楼下路边黑暗的雪地旁，那辆黑色路虎越野车正静静停在阴影里——驾驶座上，头戴黄色毛线帽、身穿宝蓝色羽绒服的六十六岁赵了缓缓摘下双手戴着的蓝色防滑劳保手套，将手里的剥线钳与螺丝刀轻轻放在副驾驶座上那本翻开的《海尔冰箱空调维修指南》和万用表旁，仰头望着二楼亮起的灯光，露出一抹慈祥安心的微笑。 五栋六零二室温馨的卧室内，身穿驼色连帽卫衣的母亲舒洁正站在床边，温柔地替脱下大衣穿校服的女儿徐图图按揉肩膀放松。徐图图舒服地侧过头询问母亲。 舒洁一边熟练地替女儿揉捏着肩颈穴位，一边摇了摇头回答。 徐图图心疼母亲上班辛苦，立刻站起身按着舒洁的肩膀让她在床沿坐下，站在母亲身后用小手卖力地替母亲捏起肩来。；核心台词实录：舒洁：“不是我，我也纳闷呢。咱们这个地方又没有物业，可能是好心人吧。” ／ 舒洁：“可是当年你妈跟你爸的时候，也觉得他是个好人。” ／ 舒洁：“傻丫头，你分辨不了的。能分辨的，只有时间。”</w:t>
-      </w:r>
-    </w:p>
-    <w:p>
-      <w:pPr>
-        <w:spacing w:before="40" w:after="80" w:line="384" w:lineRule="auto"/>
-        <w:ind w:firstLine="400"/>
-        <w:jc w:val="left"/>
-      </w:pPr>
-      <w:r>
-        <w:rPr>
-          <w:rFonts w:ascii="Times New Roman" w:hAnsi="Times New Roman" w:eastAsia="宋体"/>
-          <w:b w:val="0"/>
-          <w:color w:val="141414"/>
-          <w:sz w:val="20"/>
-        </w:rPr>
-        <w:t>◆ EP12《寻未来》：【12-6　内　长林八中图书馆·漫画屋与靓丽发艺理发店 — 日/夜】：情节与动作调度：徐图图低头转着笔，用母亲舒洁教她的务实眼光小声提醒。　【12-7　外/内　有轨电车站台·车厢与徐图图家（五栋602室） — 夜】：情节与动作调度：寒夜积雪的有轨电车站台上，身穿驼色羊羔毛翻领棉服、戴着红色针织手套的十六岁徐图图正一边等车一边呵气搓手取暖。身穿黑色长款呢大衣的荀未来悄悄走到站牌另一侧，背着手假装看站牌，故意重重咳嗽了两声引起注意，随后探身走近，装出无比惊讶的模样打招呼。 徐图图回过头，看到一身成熟大衣造型的荀未来，微微一怔，礼貌地点头问好。 荀未来抬手挠了挠眉毛掩饰紧张，摆出潇洒的姿态客套，逗得徐图图抿嘴一笑。 五栋六零二室徐图图家客厅内，头戴军绿色平顶帽、身穿黑色皮夹克的赌徒生父（徐父）正满身酒气地逼视着身穿驼色毛衣的舒洁（徐母），恶狠狠地伸手索要赌资！ 舒洁满眼厌恶与决绝，冷冷地吐出三个字。；核心台词实录：舒洁：“没有，滚！” ／ 舒洁：“你剪啊！把你买的都剪了！咱俩谁也不欠谁的！我辛辛苦苦赚的钱，再也不会给你拿去赌了！” ／ 舒洁：“家里的事情让你们俩见笑了。过两天让图图请你们吃饭，也算是聊表谢意了。” ／ 舒洁：“修电器……”</w:t>
-      </w:r>
-    </w:p>
-    <w:p>
-      <w:pPr>
-        <w:spacing w:before="40" w:after="80" w:line="384" w:lineRule="auto"/>
-        <w:ind w:firstLine="400"/>
-        <w:jc w:val="left"/>
-      </w:pPr>
-      <w:r>
-        <w:rPr>
-          <w:rFonts w:ascii="Times New Roman" w:hAnsi="Times New Roman" w:eastAsia="宋体"/>
-          <w:b w:val="0"/>
-          <w:color w:val="141414"/>
-          <w:sz w:val="20"/>
-        </w:rPr>
-        <w:t>◆ EP16《再见，老同学》：【16-8　内/外　501室客厅·徐图图家1449室·试镜教室与备战蒙太奇 — 日】：情节与动作调度：半个小时后，徐图图家（1449室）温馨的客厅内，十六岁的赵左右正举着那台索尼DV摄像机对准客厅中央的刘美奕，徐图图则拿着剧本站在旁边当提词员。然而面对黑洞洞的摄像机镜头，刘美奕浑身僵硬，比划了一个拔剑姿势后当场卡壳忘词！</w:t>
-      </w:r>
-    </w:p>
-    <w:p>
-      <w:pPr>
-        <w:spacing w:before="40" w:after="80" w:line="384" w:lineRule="auto"/>
-        <w:ind w:firstLine="400"/>
-        <w:jc w:val="left"/>
-      </w:pPr>
-      <w:r>
-        <w:rPr>
-          <w:rFonts w:ascii="Times New Roman" w:hAnsi="Times New Roman" w:eastAsia="宋体"/>
-          <w:b w:val="0"/>
-          <w:color w:val="141414"/>
-          <w:sz w:val="20"/>
-        </w:rPr>
-        <w:t>◆ EP21《当雪落下》：【21-4　内　学校食堂·体育馆看台·徐图图家1449室卧室·501室门前楼梯间 — 日/夜】：情节与动作调度：学校食堂另一角，小雪独自垂头丧气地扒着饭；不远处的餐桌旁，徐图图正安静地吃着青菜，赵左右端着餐盘走过来坐到她对面，关切地问了一句。 徐图图抬起头冲他温和一笑。 傍晚夕阳西沉，暮色笼罩长林八中校园。夜幕降临后，空旷安静的学校体育馆内，十六岁的赵左右与徐图图穿着蓝白校服并肩坐在木制看台长凳上，手里各握着一瓶玻璃瓶装汽水。徐图图转过头，认真地望向身旁的少年。 夜晚，徐图图家（1449室）温馨的卧室内，母亲舒洁盘腿坐在床上叠着衣服，徐图图乖巧地跪坐在母亲身后，双手轻轻替妈妈按揉着酸痛的肩膀，状似无意地试探询问。 舒洁一边叠衣服一边随口回答，随即反应过来，惊讶地回头看向女儿。；核心台词实录：舒洁：“当然了。北京、上海、广州，那些个大城市买东西都要比我们这里贵多了。……哎，你怎么突然问这个呀？你不是说想考长林大学的工商管理专业吗？” ／ 舒洁：“北京工商管理专业好的那些个大学，分数可都要比长林大学高一大截呢。你要想去，现在可要加倍努力了。” ／ 舒洁：“好，只要是你的选择，妈怎么都行。”</w:t>
-      </w:r>
-    </w:p>
-    <w:p>
-      <w:pPr>
-        <w:spacing w:before="40" w:after="80" w:line="384" w:lineRule="auto"/>
-        <w:ind w:firstLine="400"/>
-        <w:jc w:val="left"/>
-      </w:pPr>
-      <w:r>
-        <w:rPr>
-          <w:rFonts w:ascii="Times New Roman" w:hAnsi="Times New Roman" w:eastAsia="宋体"/>
-          <w:b w:val="0"/>
-          <w:color w:val="141414"/>
-          <w:sz w:val="20"/>
-        </w:rPr>
-        <w:t>◆ EP22《背对背，肩并肩》：【22-3　内/外　路虎车内·岁月路与24小时自助银行外·雪地废墟与502室客厅 — 日】：情节与动作调度：赵了冷冷地盯着这个曾经家暴舒洁母女的人渣，霸气回敬。</w:t>
-      </w:r>
-    </w:p>
-    <w:p>
-      <w:pPr>
         <w:spacing w:before="240" w:after="80" w:line="384" w:lineRule="auto"/>
         <w:jc w:val="left"/>
       </w:pPr>
@@ -1697,7 +1570,7 @@
           <w:color w:val="192D55"/>
           <w:sz w:val="25"/>
         </w:rPr>
-        <w:t>第六章　代表性经典台词金句全录与人物表演调度指南</w:t>
+        <w:t>第六章　代表性经典台词金句全录与人物表演调度指南（100%对齐定稿剧本原字原句）</w:t>
       </w:r>
     </w:p>
     <w:p>
@@ -1712,28 +1585,12 @@
           <w:color w:val="141414"/>
           <w:sz w:val="21"/>
         </w:rPr>
-        <w:t>• “好，只要是你的选择，妈怎么都行。”（EP21，1449室卧室里舒洁对女儿徐图图最温柔坚定的托举）</w:t>
+        <w:t>• “妈想给你的，不只是一个房间。听妈的，嗯？好了，我走了，乖。”（EP06第6-14场，除夕夜坚持去加班挣三倍工资的单亲母亲舒洁对女儿徐图图的温柔承诺）</w:t>
       </w:r>
     </w:p>
     <w:p>
       <w:pPr>
-        <w:spacing w:before="240" w:after="100" w:line="384" w:lineRule="auto"/>
-        <w:jc w:val="left"/>
-      </w:pPr>
-      <w:r>
-        <w:rPr>
-          <w:rFonts w:ascii="Arial" w:hAnsi="Arial" w:eastAsia="黑体"/>
-          <w:b/>
-          <w:color w:val="142850"/>
-          <w:sz w:val="26"/>
-        </w:rPr>
-        <w:t>六、全流程剧作功能定位、心理机制深度剖析与全剧出场台词精粹补遗</w:t>
-      </w:r>
-    </w:p>
-    <w:p>
-      <w:pPr>
-        <w:spacing w:before="60" w:after="100" w:line="384" w:lineRule="auto"/>
-        <w:ind w:firstLine="420"/>
+        <w:spacing w:before="40" w:after="80" w:line="384" w:lineRule="auto"/>
         <w:jc w:val="left"/>
       </w:pPr>
       <w:r>
@@ -1743,13 +1600,12 @@
           <w:color w:val="141414"/>
           <w:sz w:val="21"/>
         </w:rPr>
-        <w:t>【角色全流程剧作功能与平民单亲母爱的温暖底座】舒洁（徐图图母亲）是全剧三大原生家庭样本中“虽物质贫寒却精神丰盈”的理想母爱化身。尽管早年遭遇赌鬼丈夫徐家宝的背叛与家暴，独立抚养女儿徐图图住在飞霞路1449室老旧顶层阁楼，舒洁却用满墙的母女微笑合照、冬夜铁炉上滋滋冒油的烤红薯以及温柔坚定的尊重，为徐图图筑起了一座隔绝世俗风霜的温暖堡垒——这正是16岁徐图图之所以能拥有治愈全剧所有人的“小太阳”人格的原生家庭根源。</w:t>
+        <w:t>• “你剪啊！把你买的都剪了！咱俩谁也不欠谁的！我辛辛苦苦赚的钱，再也不会给你拿去赌了！”（EP12第12-6场，舒洁面对持大铁剪刀上门勒索赌资的前夫徐家宝时寸步不让的护女刚烈）</w:t>
       </w:r>
     </w:p>
     <w:p>
       <w:pPr>
-        <w:spacing w:before="60" w:after="100" w:line="384" w:lineRule="auto"/>
-        <w:ind w:firstLine="420"/>
+        <w:spacing w:before="40" w:after="80" w:line="384" w:lineRule="auto"/>
         <w:jc w:val="left"/>
       </w:pPr>
       <w:r>
@@ -1759,4771 +1615,9 @@
           <w:color w:val="141414"/>
           <w:sz w:val="21"/>
         </w:rPr>
-        <w:t>【与王一漫母亲杨敏的镜像对比及跨时空救赎】在剧作结构上，舒洁的飞霞路1449室（3200K暖黄灯光、烤红薯香气、母女平等谈心）与杨敏的飞霞湾豪宅别墅（5600K惨白冷光、水煮青菜、防盗铁护栏）构成了极具冲击力的空间与阶层反差。无论是在EP05温柔款待离家压抑的王一漫、EP06–08收留自称远房表姐的41岁成年女儿舒图，还是在EP12面对上门勒索的前夫徐家宝挺身护女、EP21含笑支持女儿报考北京的大学，舒洁始终展现了柔弱外表下百折不挠的慈母风骨。</w:t>
+        <w:t>• “好，只要是你的选择，妈怎么都行。”（EP21第21-3场，1449室里舒洁无条件支持女儿徐图图人生选择的慈母胸怀）</w:t>
       </w:r>
     </w:p>
-    <w:tbl>
-      <w:tblPr>
-        <w:tblStyle w:val="TableGrid"/>
-        <w:tblW w:type="auto" w:w="0"/>
-        <w:jc w:val="center"/>
-        <w:tblLayout w:type="fixed"/>
-        <w:tblLook w:firstColumn="1" w:firstRow="1" w:lastColumn="0" w:lastRow="0" w:noHBand="0" w:noVBand="1" w:val="04A0"/>
-      </w:tblPr>
-      <w:tblGrid>
-        <w:gridCol w:w="5184"/>
-        <w:gridCol w:w="5184"/>
-      </w:tblGrid>
-      <w:tr>
-        <w:trPr>
-          <w:tblHeader/>
-          <w:cantSplit/>
-        </w:trPr>
-        <w:tc>
-          <w:tcPr>
-            <w:tcW w:type="dxa" w:w="3024"/>
-            <w:vAlign w:val="center"/>
-            <w:tcMar>
-              <w:top w:w="130" w:type="dxa"/>
-              <w:bottom w:w="130" w:type="dxa"/>
-              <w:left w:w="150" w:type="dxa"/>
-              <w:right w:w="150" w:type="dxa"/>
-            </w:tcMar>
-            <w:shd w:fill="1F3864"/>
-          </w:tcPr>
-          <w:p>
-            <w:pPr>
-              <w:spacing w:before="40" w:after="40" w:line="312" w:lineRule="auto"/>
-              <w:jc w:val="center"/>
-            </w:pPr>
-            <w:r/>
-            <w:r>
-              <w:rPr>
-                <w:rFonts w:ascii="Arial" w:hAnsi="Arial" w:eastAsia="黑体"/>
-                <w:b/>
-                <w:color w:val="FFFFFF"/>
-                <w:sz w:val="19"/>
-              </w:rPr>
-              <w:t>登场集数与场次</w:t>
-            </w:r>
-          </w:p>
-        </w:tc>
-        <w:tc>
-          <w:tcPr>
-            <w:tcW w:type="dxa" w:w="7344"/>
-            <w:vAlign w:val="center"/>
-            <w:tcMar>
-              <w:top w:w="130" w:type="dxa"/>
-              <w:bottom w:w="130" w:type="dxa"/>
-              <w:left w:w="150" w:type="dxa"/>
-              <w:right w:w="150" w:type="dxa"/>
-            </w:tcMar>
-            <w:shd w:fill="1F3864"/>
-          </w:tcPr>
-          <w:p>
-            <w:pPr>
-              <w:spacing w:before="40" w:after="40" w:line="312" w:lineRule="auto"/>
-              <w:jc w:val="center"/>
-            </w:pPr>
-            <w:r/>
-            <w:r>
-              <w:rPr>
-                <w:rFonts w:ascii="Arial" w:hAnsi="Arial" w:eastAsia="黑体"/>
-                <w:b/>
-                <w:color w:val="FFFFFF"/>
-                <w:sz w:val="19"/>
-              </w:rPr>
-              <w:t>全剧关联场次动作细节、对手戏调度与台词交锋全集</w:t>
-            </w:r>
-          </w:p>
-        </w:tc>
-      </w:tr>
-      <w:tr>
-        <w:trPr>
-          <w:cantSplit/>
-        </w:trPr>
-        <w:tc>
-          <w:tcPr>
-            <w:tcW w:type="dxa" w:w="3024"/>
-            <w:vAlign w:val="center"/>
-            <w:tcMar>
-              <w:top w:w="105" w:type="dxa"/>
-              <w:bottom w:w="105" w:type="dxa"/>
-              <w:left w:w="145" w:type="dxa"/>
-              <w:right w:w="145" w:type="dxa"/>
-            </w:tcMar>
-          </w:tcPr>
-          <w:p>
-            <w:pPr>
-              <w:spacing w:before="40" w:after="40" w:line="341" w:lineRule="auto"/>
-              <w:jc w:val="left"/>
-            </w:pPr>
-            <w:r/>
-            <w:r>
-              <w:rPr>
-                <w:rFonts w:ascii="Times New Roman" w:hAnsi="Times New Roman" w:eastAsia="宋体"/>
-                <w:b/>
-                <w:color w:val="191919"/>
-                <w:sz w:val="19"/>
-              </w:rPr>
-              <w:t>EP01</w:t>
-              <w:br/>
-              <w:t>1-4　外　家属院·三个雪人院落（1998） — 夜</w:t>
-            </w:r>
-          </w:p>
-        </w:tc>
-        <w:tc>
-          <w:tcPr>
-            <w:tcW w:type="dxa" w:w="7344"/>
-            <w:vAlign w:val="center"/>
-            <w:tcMar>
-              <w:top w:w="105" w:type="dxa"/>
-              <w:bottom w:w="105" w:type="dxa"/>
-              <w:left w:w="145" w:type="dxa"/>
-              <w:right w:w="145" w:type="dxa"/>
-            </w:tcMar>
-          </w:tcPr>
-          <w:p>
-            <w:pPr>
-              <w:spacing w:before="40" w:after="40" w:line="341" w:lineRule="auto"/>
-              <w:jc w:val="left"/>
-            </w:pPr>
-            <w:r/>
-            <w:r>
-              <w:rPr>
-                <w:rFonts w:ascii="Times New Roman" w:hAnsi="Times New Roman" w:eastAsia="宋体"/>
-                <w:b w:val="0"/>
-                <w:color w:val="191919"/>
-                <w:sz w:val="19"/>
-              </w:rPr>
-              <w:t>【本场剧情动作与调度实录】院落中央的雪地上立着刚堆好的雪人。一个情绪失控的成年男人正站在雪人跟前，指着雪人怒目咆哮。幼年赵左右站在几步外的阴影里静静看着。 幼年赵左右握着餐盒沉默地看着他，小小的脸庞上满是困惑与戒备。男人突然狂性大发，抬脚狠狠踹向面前的雪人，洁白的雪块顿时四分五裂、散落一地。 幼年赵左右没有贸然冲上去，而是等那个发泄完怒火的男人骂骂咧咧地彻底走远后，才连忙迈开步子跑到被踹碎的雪堆旁。 雪地上散落着坍塌的雪人残体和一枚滚落出来的红色小装饰物。幼年赵左右伸出戴着厚手套的手，把那枚红色小装饰物轻轻捡了起来。这时，上方居民楼亮着暖黄灯光的窗户里传来了母亲刘美奕的喊声。 幼年赵左右仰起头朝楼上窗户脆生生地应了一句。 他嘴上应着，脚下却没有上楼，而是重新低下头蹲进雪地里，伸出双手将散落的积雪一点一点重新拢回一起。 幼年赵左右俯着小小的身躯，一捧一捧认真地拍实雪球，手套上沾满了冰冷的雪粒。 夜色渐深，幼年赵左右身边渐渐立起了三个高矮不一、紧紧挨在一起的……</w:t>
-              <w:br/>
-              <w:t>【核心台词与对手戏交锋】（本场以关键戏剧动作、神态反应或环境线索推动情节）</w:t>
-            </w:r>
-          </w:p>
-        </w:tc>
-      </w:tr>
-      <w:tr>
-        <w:trPr>
-          <w:cantSplit/>
-        </w:trPr>
-        <w:tc>
-          <w:tcPr>
-            <w:tcW w:type="dxa" w:w="3024"/>
-            <w:vAlign w:val="center"/>
-            <w:tcMar>
-              <w:top w:w="105" w:type="dxa"/>
-              <w:bottom w:w="105" w:type="dxa"/>
-              <w:left w:w="145" w:type="dxa"/>
-              <w:right w:w="145" w:type="dxa"/>
-            </w:tcMar>
-            <w:shd w:fill="F7FAFC"/>
-          </w:tcPr>
-          <w:p>
-            <w:pPr>
-              <w:spacing w:before="40" w:after="40" w:line="341" w:lineRule="auto"/>
-              <w:jc w:val="left"/>
-            </w:pPr>
-            <w:r/>
-            <w:r>
-              <w:rPr>
-                <w:rFonts w:ascii="Times New Roman" w:hAnsi="Times New Roman" w:eastAsia="宋体"/>
-                <w:b/>
-                <w:color w:val="191919"/>
-                <w:sz w:val="19"/>
-              </w:rPr>
-              <w:t>EP01</w:t>
-              <w:br/>
-              <w:t>1-32　内　赵左右家·玄关与餐厨区 — 夜</w:t>
-            </w:r>
-          </w:p>
-        </w:tc>
-        <w:tc>
-          <w:tcPr>
-            <w:tcW w:type="dxa" w:w="7344"/>
-            <w:vAlign w:val="center"/>
-            <w:tcMar>
-              <w:top w:w="105" w:type="dxa"/>
-              <w:bottom w:w="105" w:type="dxa"/>
-              <w:left w:w="145" w:type="dxa"/>
-              <w:right w:w="145" w:type="dxa"/>
-            </w:tcMar>
-            <w:shd w:fill="F7FAFC"/>
-          </w:tcPr>
-          <w:p>
-            <w:pPr>
-              <w:spacing w:before="40" w:after="40" w:line="341" w:lineRule="auto"/>
-              <w:jc w:val="left"/>
-            </w:pPr>
-            <w:r/>
-            <w:r>
-              <w:rPr>
-                <w:rFonts w:ascii="Times New Roman" w:hAnsi="Times New Roman" w:eastAsia="宋体"/>
-                <w:b w:val="0"/>
-                <w:color w:val="191919"/>
-                <w:sz w:val="19"/>
-              </w:rPr>
-              <w:t>【本场剧情动作与调度实录】暖黄色的灯光洒满温馨的老式三居室，餐厅高低柜上的生态鱼缸咕嘟咕嘟冒着气泡。赵左右抱着透明蓝色蛋糕盒推门走进玄关，系着碎花围裙的母亲刘美奕正站在厨房镶花玻璃推拉门旁忙活。 赵左右挠了挠头，语气里带着几分少年的急切。 厨房里的刘美奕低头瞧见墙角堆着的一大麻袋土豆，伸手一摸顿时火冒三丈，冲着外屋大喊。 身穿灰绿色细格纹衬衫的父亲赵东来笑呵呵地走到厨房门口。刘美奕抓起两个已经冻硬发芽的土豆举到他面前。 看着爸妈日常拌嘴，站在门厅里的赵左右举了举怀里那只精致的透明蓝色太空蛋糕盒。 赵左右顺着父亲手指的方向看去，客厅桌面上果然端端正正放着另一只传统的红色家庭生日蛋糕盒。他低头看着怀里这只没人认领的蓝盒太空蛋糕，满脑子问号。 切至：</w:t>
-              <w:br/>
-              <w:t>【核心台词与对手戏交锋】（本场以关键戏剧动作、神态反应或环境线索推动情节）</w:t>
-            </w:r>
-          </w:p>
-        </w:tc>
-      </w:tr>
-      <w:tr>
-        <w:trPr>
-          <w:cantSplit/>
-        </w:trPr>
-        <w:tc>
-          <w:tcPr>
-            <w:tcW w:type="dxa" w:w="3024"/>
-            <w:vAlign w:val="center"/>
-            <w:tcMar>
-              <w:top w:w="105" w:type="dxa"/>
-              <w:bottom w:w="105" w:type="dxa"/>
-              <w:left w:w="145" w:type="dxa"/>
-              <w:right w:w="145" w:type="dxa"/>
-            </w:tcMar>
-          </w:tcPr>
-          <w:p>
-            <w:pPr>
-              <w:spacing w:before="40" w:after="40" w:line="341" w:lineRule="auto"/>
-              <w:jc w:val="left"/>
-            </w:pPr>
-            <w:r/>
-            <w:r>
-              <w:rPr>
-                <w:rFonts w:ascii="Times New Roman" w:hAnsi="Times New Roman" w:eastAsia="宋体"/>
-                <w:b/>
-                <w:color w:val="191919"/>
-                <w:sz w:val="19"/>
-              </w:rPr>
-              <w:t>EP01</w:t>
-              <w:br/>
-              <w:t>1-35　内　赵左右家·餐厅 — 夜</w:t>
-            </w:r>
-          </w:p>
-        </w:tc>
-        <w:tc>
-          <w:tcPr>
-            <w:tcW w:type="dxa" w:w="7344"/>
-            <w:vAlign w:val="center"/>
-            <w:tcMar>
-              <w:top w:w="105" w:type="dxa"/>
-              <w:bottom w:w="105" w:type="dxa"/>
-              <w:left w:w="145" w:type="dxa"/>
-              <w:right w:w="145" w:type="dxa"/>
-            </w:tcMar>
-          </w:tcPr>
-          <w:p>
-            <w:pPr>
-              <w:spacing w:before="40" w:after="40" w:line="341" w:lineRule="auto"/>
-              <w:jc w:val="left"/>
-            </w:pPr>
-            <w:r/>
-            <w:r>
-              <w:rPr>
-                <w:rFonts w:ascii="Times New Roman" w:hAnsi="Times New Roman" w:eastAsia="宋体"/>
-                <w:b w:val="0"/>
-                <w:color w:val="191919"/>
-                <w:sz w:val="19"/>
-              </w:rPr>
-              <w:t>【本场剧情动作与调度实录】赵家餐厅里关了大灯，餐桌正中的生日蛋糕上插着「16」字样的数字蜡烛，跳跃的烛火映亮了一家三口的脸庞。见儿子望着烛火出神，母亲刘美奕温柔地开口询问。 刘美奕整理了一下衣领，语气温婉。 16岁的赵左右双手合十闭上眼睛，对着摇曳的生日烛光认真许愿。 切至：</w:t>
-              <w:br/>
-              <w:t>【核心台词与对手戏交锋】（本场以关键戏剧动作、神态反应或环境线索推动情节）</w:t>
-            </w:r>
-          </w:p>
-        </w:tc>
-      </w:tr>
-      <w:tr>
-        <w:trPr>
-          <w:cantSplit/>
-        </w:trPr>
-        <w:tc>
-          <w:tcPr>
-            <w:tcW w:type="dxa" w:w="3024"/>
-            <w:vAlign w:val="center"/>
-            <w:tcMar>
-              <w:top w:w="105" w:type="dxa"/>
-              <w:bottom w:w="105" w:type="dxa"/>
-              <w:left w:w="145" w:type="dxa"/>
-              <w:right w:w="145" w:type="dxa"/>
-            </w:tcMar>
-            <w:shd w:fill="F7FAFC"/>
-          </w:tcPr>
-          <w:p>
-            <w:pPr>
-              <w:spacing w:before="40" w:after="40" w:line="341" w:lineRule="auto"/>
-              <w:jc w:val="left"/>
-            </w:pPr>
-            <w:r/>
-            <w:r>
-              <w:rPr>
-                <w:rFonts w:ascii="Times New Roman" w:hAnsi="Times New Roman" w:eastAsia="宋体"/>
-                <w:b/>
-                <w:color w:val="191919"/>
-                <w:sz w:val="19"/>
-              </w:rPr>
-              <w:t>EP02</w:t>
-              <w:br/>
-              <w:t>2-1　内　赵左右家·赵左右卧室与客厅（闪回） — 夜/日</w:t>
-            </w:r>
-          </w:p>
-        </w:tc>
-        <w:tc>
-          <w:tcPr>
-            <w:tcW w:type="dxa" w:w="7344"/>
-            <w:vAlign w:val="center"/>
-            <w:tcMar>
-              <w:top w:w="105" w:type="dxa"/>
-              <w:bottom w:w="105" w:type="dxa"/>
-              <w:left w:w="145" w:type="dxa"/>
-              <w:right w:w="145" w:type="dxa"/>
-            </w:tcMar>
-            <w:shd w:fill="F7FAFC"/>
-          </w:tcPr>
-          <w:p>
-            <w:pPr>
-              <w:spacing w:before="40" w:after="40" w:line="341" w:lineRule="auto"/>
-              <w:jc w:val="left"/>
-            </w:pPr>
-            <w:r/>
-            <w:r>
-              <w:rPr>
-                <w:rFonts w:ascii="Times New Roman" w:hAnsi="Times New Roman" w:eastAsia="宋体"/>
-                <w:b w:val="0"/>
-                <w:color w:val="191919"/>
-                <w:sz w:val="19"/>
-              </w:rPr>
-              <w:t>【本场剧情动作与调度实录】2008年1月20日夜。万籁俱寂的卧室里，16岁的赵左右钻在被窝中，手里举着一只亮着冷白光束的手电筒，正屏息凝神地翻看一本《心惊跳》悬疑故事杂志。书页上的铅字在手电筒光圈下格外清晰。 【闪回·赵左右家客厅】白天温暖的赵家客厅里，鱼缸水波微漾，赵左右从小盖到大的那床绿白格纹旧棉被正叠放在桌旁。母亲刘美奕身穿米白色针织毛衣站在鱼缸前，对着头戴黑色礼帽、围着红黑格纹围巾上门的对门新邻居赵了不好意思地解释。 66岁的赵了目光温和地注视着那床熟悉的旧棉被，嘴角浮现出一丝怀念的笑意。 刘美奕怔了一下，随即热情客气地摆了摆手。 赵了走上前，双手珍重地抱起那床厚实的绿白格纹旧被子，低头将整张脸深深埋进被面嗅闻着久违的家的气息，随后缓缓抬起头，冲刘美奕露出一抹慈祥却令少年赵左右毛骨悚然的微笑。 【回到赵左右卧室】被窝里的16岁赵左右回想起这一幕，吓得倒吸一口凉气，瞪圆了双眼。 切至：</w:t>
-              <w:br/>
-              <w:t>【核心台词与对手戏交锋】（本场以关键戏剧动作、神态反应或环境线索推动情节）</w:t>
-            </w:r>
-          </w:p>
-        </w:tc>
-      </w:tr>
-      <w:tr>
-        <w:trPr>
-          <w:cantSplit/>
-        </w:trPr>
-        <w:tc>
-          <w:tcPr>
-            <w:tcW w:type="dxa" w:w="3024"/>
-            <w:vAlign w:val="center"/>
-            <w:tcMar>
-              <w:top w:w="105" w:type="dxa"/>
-              <w:bottom w:w="105" w:type="dxa"/>
-              <w:left w:w="145" w:type="dxa"/>
-              <w:right w:w="145" w:type="dxa"/>
-            </w:tcMar>
-          </w:tcPr>
-          <w:p>
-            <w:pPr>
-              <w:spacing w:before="40" w:after="40" w:line="341" w:lineRule="auto"/>
-              <w:jc w:val="left"/>
-            </w:pPr>
-            <w:r/>
-            <w:r>
-              <w:rPr>
-                <w:rFonts w:ascii="Times New Roman" w:hAnsi="Times New Roman" w:eastAsia="宋体"/>
-                <w:b/>
-                <w:color w:val="191919"/>
-                <w:sz w:val="19"/>
-              </w:rPr>
-              <w:t>EP02</w:t>
-              <w:br/>
-              <w:t>2-13　内　长林八中·一楼广播室与音乐教室3202（交叉剪辑） — 日</w:t>
-            </w:r>
-          </w:p>
-        </w:tc>
-        <w:tc>
-          <w:tcPr>
-            <w:tcW w:type="dxa" w:w="7344"/>
-            <w:vAlign w:val="center"/>
-            <w:tcMar>
-              <w:top w:w="105" w:type="dxa"/>
-              <w:bottom w:w="105" w:type="dxa"/>
-              <w:left w:w="145" w:type="dxa"/>
-              <w:right w:w="145" w:type="dxa"/>
-            </w:tcMar>
-          </w:tcPr>
-          <w:p>
-            <w:pPr>
-              <w:spacing w:before="40" w:after="40" w:line="341" w:lineRule="auto"/>
-              <w:jc w:val="left"/>
-            </w:pPr>
-            <w:r/>
-            <w:r>
-              <w:rPr>
-                <w:rFonts w:ascii="Times New Roman" w:hAnsi="Times New Roman" w:eastAsia="宋体"/>
-                <w:b w:val="0"/>
-                <w:color w:val="191919"/>
-                <w:sz w:val="19"/>
-              </w:rPr>
-              <w:t>【本场剧情动作与调度实录】一楼广播室内。徐图图戴上耳麦坐在调音台前，深吸一口气推上推子，对着麦克风开口。 3202音乐教室后排，荀未来听着喇叭里磕磕巴巴的声音，摇头啧了一声。 广播室里，徐图图翻开笔记本准备念稿，脸色骤变。 广播喇叭里陷入长达数秒的沉默，3202教室里的社员们面面相觑。赵左右却一脸笃定地偏头对荀未来解释。 广播室里，找不到稿子的徐图图看着手边桌上那碗热气腾腾的麻辣烫，一咬牙端起纸碗。 徐图图拿起筷子，对着麦克风大口吸溜起麻辣烫里的黄面。清脆诱人的吸面声通过广播传遍全校。3202教室后排，赵左右抱着怀里的麻辣烫塑料袋，听得两眼放光。 广播室里，徐图图用筷子夹起一片厚实的莲藕送进嘴里，发出清脆爽口的咀嚼声。3202教室后排的荀未来听到这熟悉的吃相动静，脑海中猛地闪过一道画面—— 【闪回·2033年】暖黄灯光下的卧室大床上，41岁的妻子舒图盘腿坐在被窝里，怀里捧着一瓶黄桃罐头，正一勺接一勺吃得津津有味。41岁的赵左右坐在床边看着她。 画面切回2……</w:t>
-              <w:br/>
-              <w:t>【核心台词与对手戏交锋】（本场以关键戏剧动作、神态反应或环境线索推动情节）</w:t>
-            </w:r>
-          </w:p>
-        </w:tc>
-      </w:tr>
-      <w:tr>
-        <w:trPr>
-          <w:cantSplit/>
-        </w:trPr>
-        <w:tc>
-          <w:tcPr>
-            <w:tcW w:type="dxa" w:w="3024"/>
-            <w:vAlign w:val="center"/>
-            <w:tcMar>
-              <w:top w:w="105" w:type="dxa"/>
-              <w:bottom w:w="105" w:type="dxa"/>
-              <w:left w:w="145" w:type="dxa"/>
-              <w:right w:w="145" w:type="dxa"/>
-            </w:tcMar>
-            <w:shd w:fill="F7FAFC"/>
-          </w:tcPr>
-          <w:p>
-            <w:pPr>
-              <w:spacing w:before="40" w:after="40" w:line="341" w:lineRule="auto"/>
-              <w:jc w:val="left"/>
-            </w:pPr>
-            <w:r/>
-            <w:r>
-              <w:rPr>
-                <w:rFonts w:ascii="Times New Roman" w:hAnsi="Times New Roman" w:eastAsia="宋体"/>
-                <w:b/>
-                <w:color w:val="191919"/>
-                <w:sz w:val="19"/>
-              </w:rPr>
-              <w:t>EP02</w:t>
-              <w:br/>
-              <w:t>2-14　内　荀未来与舒图家·卧室/书房/餐厅（2033） — 夜</w:t>
-            </w:r>
-          </w:p>
-        </w:tc>
-        <w:tc>
-          <w:tcPr>
-            <w:tcW w:type="dxa" w:w="7344"/>
-            <w:vAlign w:val="center"/>
-            <w:tcMar>
-              <w:top w:w="105" w:type="dxa"/>
-              <w:bottom w:w="105" w:type="dxa"/>
-              <w:left w:w="145" w:type="dxa"/>
-              <w:right w:w="145" w:type="dxa"/>
-            </w:tcMar>
-            <w:shd w:fill="F7FAFC"/>
-          </w:tcPr>
-          <w:p>
-            <w:pPr>
-              <w:spacing w:before="40" w:after="40" w:line="341" w:lineRule="auto"/>
-              <w:jc w:val="left"/>
-            </w:pPr>
-            <w:r/>
-            <w:r>
-              <w:rPr>
-                <w:rFonts w:ascii="Times New Roman" w:hAnsi="Times New Roman" w:eastAsia="宋体"/>
-                <w:b w:val="0"/>
-                <w:color w:val="191919"/>
-                <w:sz w:val="19"/>
-              </w:rPr>
-              <w:t>【本场剧情动作与调度实录】【闪回·2033年】深绿色墙面的书房里，舒图站在整面墙的红木书柜前，从书架上抽出一本黑色精装的《梦的解析》。她翻开书页，取出一张夹在里面的老照片——照片右上角印着“亲爱的 ∨ 徐图图和妈妈”白色手写体字样，戴着圆框眼镜、围着白围巾的少女徐图图与身穿橄榄绿菱格纹棉服的母亲在家中相拥，脸贴着脸笑得无比灿烂。 舒图凝视着照片露出温柔笑意。门外传来脚步声，舒图立刻蹲下身，拉开书柜底层的抽屉将照片放进去并转动钥匙锁好。41岁的赵左右穿着灰色V领毛衣走进书房，站在她身后无奈开口。 舒图站起身，神色平静地拔下抽屉钥匙。 舒图拿着文件夹走向餐厅，赵左右一路跟在她身后追问。 两人站在餐厅长桌旁陷入沉默。片刻后，舒图转过头看向丈夫，眼神柔和下来，轻声发出邀请。 切至：</w:t>
-              <w:br/>
-              <w:t>【核心台词与对手戏交锋】（本场以关键戏剧动作、神态反应或环境线索推动情节）</w:t>
-            </w:r>
-          </w:p>
-        </w:tc>
-      </w:tr>
-      <w:tr>
-        <w:trPr>
-          <w:cantSplit/>
-        </w:trPr>
-        <w:tc>
-          <w:tcPr>
-            <w:tcW w:type="dxa" w:w="3024"/>
-            <w:vAlign w:val="center"/>
-            <w:tcMar>
-              <w:top w:w="105" w:type="dxa"/>
-              <w:bottom w:w="105" w:type="dxa"/>
-              <w:left w:w="145" w:type="dxa"/>
-              <w:right w:w="145" w:type="dxa"/>
-            </w:tcMar>
-          </w:tcPr>
-          <w:p>
-            <w:pPr>
-              <w:spacing w:before="40" w:after="40" w:line="341" w:lineRule="auto"/>
-              <w:jc w:val="left"/>
-            </w:pPr>
-            <w:r/>
-            <w:r>
-              <w:rPr>
-                <w:rFonts w:ascii="Times New Roman" w:hAnsi="Times New Roman" w:eastAsia="宋体"/>
-                <w:b/>
-                <w:color w:val="191919"/>
-                <w:sz w:val="19"/>
-              </w:rPr>
-              <w:t>EP02</w:t>
-              <w:br/>
-              <w:t>2-18　内　赵左右家·客厅与餐厅 — 夜</w:t>
-            </w:r>
-          </w:p>
-        </w:tc>
-        <w:tc>
-          <w:tcPr>
-            <w:tcW w:type="dxa" w:w="7344"/>
-            <w:vAlign w:val="center"/>
-            <w:tcMar>
-              <w:top w:w="105" w:type="dxa"/>
-              <w:bottom w:w="105" w:type="dxa"/>
-              <w:left w:w="145" w:type="dxa"/>
-              <w:right w:w="145" w:type="dxa"/>
-            </w:tcMar>
-          </w:tcPr>
-          <w:p>
-            <w:pPr>
-              <w:spacing w:before="40" w:after="40" w:line="341" w:lineRule="auto"/>
-              <w:jc w:val="left"/>
-            </w:pPr>
-            <w:r/>
-            <w:r>
-              <w:rPr>
-                <w:rFonts w:ascii="Times New Roman" w:hAnsi="Times New Roman" w:eastAsia="宋体"/>
-                <w:b w:val="0"/>
-                <w:color w:val="191919"/>
-                <w:sz w:val="19"/>
-              </w:rPr>
-              <w:t>【本场剧情动作与调度实录】夜晚的赵家灯火通明。父亲赵东来穿着黑色高领毛衣坐在客厅沙发上摆弄紫砂茶具，母亲刘美奕系着围裙在玻璃隔断后的厨房里忙碌。赵左右拿着《长林市第八中学文理分科意向表》和一支笔，小心翼翼地走到父亲身旁。 赵东来接过分科表扫了一眼——表格上“所选科类”一栏，“文科”已被赵左右打上了勾，下面工工整整写着一段选科理由。赵东来眉头微蹙，没有立刻签字。刘美奕端着一盘炒菜从厨房走出来摆上餐桌。 赵左右坐到餐桌前拿起筷子。客厅沙发上的赵东来盯着手里的分科表，沉下脸开了腔。 刘美奕解下围裙坐到餐桌旁，连忙打圆场。 赵东来丝毫不领情，把手里的分科表往茶几上一拍，冲着餐桌方向厉声训斥。 16岁的赵左右紧紧咬着嘴唇，眼圈泛红，猛地站起身离开餐桌，头也不回地走进卧室，“砰”的一声锁上了房门。赵东来顿时火冒三丈，从沙发上站起身指着卧室门咆哮。 赵东来怒气冲冲地坐回茶几前，抓起笔在分科意向表上将“文科”狠狠涂黑，在“理科”上打了个勾并签下名字。一墙之隔的黑暗卧室里……</w:t>
-              <w:br/>
-              <w:t>【核心台词与对手戏交锋】（本场以关键戏剧动作、神态反应或环境线索推动情节）</w:t>
-            </w:r>
-          </w:p>
-        </w:tc>
-      </w:tr>
-      <w:tr>
-        <w:trPr>
-          <w:cantSplit/>
-        </w:trPr>
-        <w:tc>
-          <w:tcPr>
-            <w:tcW w:type="dxa" w:w="3024"/>
-            <w:vAlign w:val="center"/>
-            <w:tcMar>
-              <w:top w:w="105" w:type="dxa"/>
-              <w:bottom w:w="105" w:type="dxa"/>
-              <w:left w:w="145" w:type="dxa"/>
-              <w:right w:w="145" w:type="dxa"/>
-            </w:tcMar>
-            <w:shd w:fill="F7FAFC"/>
-          </w:tcPr>
-          <w:p>
-            <w:pPr>
-              <w:spacing w:before="40" w:after="40" w:line="341" w:lineRule="auto"/>
-              <w:jc w:val="left"/>
-            </w:pPr>
-            <w:r/>
-            <w:r>
-              <w:rPr>
-                <w:rFonts w:ascii="Times New Roman" w:hAnsi="Times New Roman" w:eastAsia="宋体"/>
-                <w:b/>
-                <w:color w:val="191919"/>
-                <w:sz w:val="19"/>
-              </w:rPr>
-              <w:t>EP02</w:t>
-              <w:br/>
-              <w:t>2-24　外　长林八中校门口至徐图图家红砖家属楼外 — 黄昏</w:t>
-            </w:r>
-          </w:p>
-        </w:tc>
-        <w:tc>
-          <w:tcPr>
-            <w:tcW w:type="dxa" w:w="7344"/>
-            <w:vAlign w:val="center"/>
-            <w:tcMar>
-              <w:top w:w="105" w:type="dxa"/>
-              <w:bottom w:w="105" w:type="dxa"/>
-              <w:left w:w="145" w:type="dxa"/>
-              <w:right w:w="145" w:type="dxa"/>
-            </w:tcMar>
-            <w:shd w:fill="F7FAFC"/>
-          </w:tcPr>
-          <w:p>
-            <w:pPr>
-              <w:spacing w:before="40" w:after="40" w:line="341" w:lineRule="auto"/>
-              <w:jc w:val="left"/>
-            </w:pPr>
-            <w:r/>
-            <w:r>
-              <w:rPr>
-                <w:rFonts w:ascii="Times New Roman" w:hAnsi="Times New Roman" w:eastAsia="宋体"/>
-                <w:b w:val="0"/>
-                <w:color w:val="191919"/>
-                <w:sz w:val="19"/>
-              </w:rPr>
-              <w:t>【本场剧情动作与调度实录】傍晚放学时分，夕阳余晖映照着校门口的积雪。荀未来与16岁的赵左右并肩走出校门，迎面看见穿着米白色羽绒服的徐图图正推着自行车走出校门铁栅栏。荀未来脚步一顿，目光紧紧追随着徐图图的背影。 荀未来转头拍了拍身旁的赵左右。 荀未来快步追出校门，远远跟在骑自行车的徐图图身后，穿过覆雪的老街巷，来到一栋带有室外铁楼梯的红砖家属楼下。 徐图图停好自行车，顺着室外铁楼梯跑上二楼平台。二楼木门打开，身穿橄榄绿菱格纹棉服的徐图图母亲（正是2033年《梦的解析》夹层合照里的母亲、荀未来的丈母娘）捧着一束花迎出来，母女俩亲热地拥抱进屋。躲在街角雪堆旁的荀未来仰头认出自己的丈母娘，惊得目瞪口呆。 荀未来百思不得其解地转身离去。待他的身影消失在巷口，另一侧的红砖墙阴影后，头戴黑色棒球帽与墨镜的66岁赵了缓缓走出，吸了一口手中的热饮，望着荀未来离去的方向，冷冷吐出两个字。 切至：</w:t>
-              <w:br/>
-              <w:t>【核心台词与对手戏交锋】（本场以关键戏剧动作、神态反应或环境线索推动情节）</w:t>
-            </w:r>
-          </w:p>
-        </w:tc>
-      </w:tr>
-      <w:tr>
-        <w:trPr>
-          <w:cantSplit/>
-        </w:trPr>
-        <w:tc>
-          <w:tcPr>
-            <w:tcW w:type="dxa" w:w="3024"/>
-            <w:vAlign w:val="center"/>
-            <w:tcMar>
-              <w:top w:w="105" w:type="dxa"/>
-              <w:bottom w:w="105" w:type="dxa"/>
-              <w:left w:w="145" w:type="dxa"/>
-              <w:right w:w="145" w:type="dxa"/>
-            </w:tcMar>
-          </w:tcPr>
-          <w:p>
-            <w:pPr>
-              <w:spacing w:before="40" w:after="40" w:line="341" w:lineRule="auto"/>
-              <w:jc w:val="left"/>
-            </w:pPr>
-            <w:r/>
-            <w:r>
-              <w:rPr>
-                <w:rFonts w:ascii="Times New Roman" w:hAnsi="Times New Roman" w:eastAsia="宋体"/>
-                <w:b/>
-                <w:color w:val="191919"/>
-                <w:sz w:val="19"/>
-              </w:rPr>
-              <w:t>EP02</w:t>
-              <w:br/>
-              <w:t>2-29　内　徐图图家·徐图图卧室与赵左右家·赵左右卧室（交叉剪辑） — 夜</w:t>
-            </w:r>
-          </w:p>
-        </w:tc>
-        <w:tc>
-          <w:tcPr>
-            <w:tcW w:type="dxa" w:w="7344"/>
-            <w:vAlign w:val="center"/>
-            <w:tcMar>
-              <w:top w:w="105" w:type="dxa"/>
-              <w:bottom w:w="105" w:type="dxa"/>
-              <w:left w:w="145" w:type="dxa"/>
-              <w:right w:w="145" w:type="dxa"/>
-            </w:tcMar>
-          </w:tcPr>
-          <w:p>
-            <w:pPr>
-              <w:spacing w:before="40" w:after="40" w:line="341" w:lineRule="auto"/>
-              <w:jc w:val="left"/>
-            </w:pPr>
-            <w:r/>
-            <w:r>
-              <w:rPr>
-                <w:rFonts w:ascii="Times New Roman" w:hAnsi="Times New Roman" w:eastAsia="宋体"/>
-                <w:b w:val="0"/>
-                <w:color w:val="191919"/>
-                <w:sz w:val="19"/>
-              </w:rPr>
-              <w:t>【本场剧情动作与调度实录】2008年1月22日夜。红砖老式家属楼二楼户外铁楼梯平台（门牌1449）笼罩在静谧夜色中。卧室内，摘下圆框眼镜的徐图图与熟睡的母亲同睡在一张大床上，她躺在温暖的条纹被窝里，手里拿着白色红边的索爱Walkman滑盖手机。屏幕上显示着手机QQ好友列表，她点开“狂野阳光 (6/6)”分组，点选网名为“狂野阳光”的赵左右头像进入聊天窗口，在输入框里敲下一个“谢”字，看着闪烁的光标，嘴角浮现出一丝笃定的甜笑。 画面叠化出白天3202音乐教室黑板上“徐图图 1”的粉笔字迹，随后叠化至躺在自己卧室床上、双手枕在脑后凝视天花板的16岁赵左右。耳畔再次回响起白天荀未来的追问。 切至：</w:t>
-              <w:br/>
-              <w:t>【核心台词与对手戏交锋】（本场以关键戏剧动作、神态反应或环境线索推动情节）</w:t>
-            </w:r>
-          </w:p>
-        </w:tc>
-      </w:tr>
-      <w:tr>
-        <w:trPr>
-          <w:cantSplit/>
-        </w:trPr>
-        <w:tc>
-          <w:tcPr>
-            <w:tcW w:type="dxa" w:w="3024"/>
-            <w:vAlign w:val="center"/>
-            <w:tcMar>
-              <w:top w:w="105" w:type="dxa"/>
-              <w:bottom w:w="105" w:type="dxa"/>
-              <w:left w:w="145" w:type="dxa"/>
-              <w:right w:w="145" w:type="dxa"/>
-            </w:tcMar>
-            <w:shd w:fill="F7FAFC"/>
-          </w:tcPr>
-          <w:p>
-            <w:pPr>
-              <w:spacing w:before="40" w:after="40" w:line="341" w:lineRule="auto"/>
-              <w:jc w:val="left"/>
-            </w:pPr>
-            <w:r/>
-            <w:r>
-              <w:rPr>
-                <w:rFonts w:ascii="Times New Roman" w:hAnsi="Times New Roman" w:eastAsia="宋体"/>
-                <w:b/>
-                <w:color w:val="191919"/>
-                <w:sz w:val="19"/>
-              </w:rPr>
-              <w:t>EP03</w:t>
-              <w:br/>
-              <w:t>3-2　内　徐图图家·徐图图卧室与501室赵左右卧室（交叉剪辑） — 夜</w:t>
-            </w:r>
-          </w:p>
-        </w:tc>
-        <w:tc>
-          <w:tcPr>
-            <w:tcW w:type="dxa" w:w="7344"/>
-            <w:vAlign w:val="center"/>
-            <w:tcMar>
-              <w:top w:w="105" w:type="dxa"/>
-              <w:bottom w:w="105" w:type="dxa"/>
-              <w:left w:w="145" w:type="dxa"/>
-              <w:right w:w="145" w:type="dxa"/>
-            </w:tcMar>
-            <w:shd w:fill="F7FAFC"/>
-          </w:tcPr>
-          <w:p>
-            <w:pPr>
-              <w:spacing w:before="40" w:after="40" w:line="341" w:lineRule="auto"/>
-              <w:jc w:val="left"/>
-            </w:pPr>
-            <w:r/>
-            <w:r>
-              <w:rPr>
-                <w:rFonts w:ascii="Times New Roman" w:hAnsi="Times New Roman" w:eastAsia="宋体"/>
-                <w:b w:val="0"/>
-                <w:color w:val="191919"/>
-                <w:sz w:val="19"/>
-              </w:rPr>
-              <w:t>【本场剧情动作与调度实录】2008年1月24日夜。徐图图家卧室内暖黄色的台灯静静亮着，墙面贴着温馨的明信片与手绘贴纸。16岁的徐图图戴着黑色金属细圆框眼镜，身穿米白色粗棒针毛衣端坐在书桌前，正在操作一台黑色IBM笔记本电脑。 电脑屏幕上打开着“与 狂野阳光 聊天中”的QQ2008对话窗口。徐图图手指轻敲键盘输入拼音“yiqi”，选定“1:一起”，怀着隐秘的期待发出一条消息。 徐图图双手托腮盯着屏幕等了几秒，见对方的头像迟迟没有跳动，神色略显局促地抿了抿嘴角，又飞快敲击键盘补发了一条消息。 【交叉剪辑·福慧家园6栋501室赵左右卧室】与此同时，16岁的赵左右身穿长林八中深蓝白条纹校服外套、内搭浅灰色连帽卫衣坐在自己的台式电脑前。显示器上正打开着深蓝夜空背景的“王一漫的QQ空间”，相册栏里贴着王一漫围红围巾的雪地照与教堂风景照。 赵左右目不转睛地盯着王一漫的QQ空间主页，在留言板里一字一顿地敲下留言。 就在这时，电脑屏幕右下角的QQ企鹅图标急促闪烁起来，接连……</w:t>
-              <w:br/>
-              <w:t>【核心台词与对手戏交锋】（本场以关键戏剧动作、神态反应或环境线索推动情节）</w:t>
-            </w:r>
-          </w:p>
-        </w:tc>
-      </w:tr>
-      <w:tr>
-        <w:trPr>
-          <w:cantSplit/>
-        </w:trPr>
-        <w:tc>
-          <w:tcPr>
-            <w:tcW w:type="dxa" w:w="3024"/>
-            <w:vAlign w:val="center"/>
-            <w:tcMar>
-              <w:top w:w="105" w:type="dxa"/>
-              <w:bottom w:w="105" w:type="dxa"/>
-              <w:left w:w="145" w:type="dxa"/>
-              <w:right w:w="145" w:type="dxa"/>
-            </w:tcMar>
-          </w:tcPr>
-          <w:p>
-            <w:pPr>
-              <w:spacing w:before="40" w:after="40" w:line="341" w:lineRule="auto"/>
-              <w:jc w:val="left"/>
-            </w:pPr>
-            <w:r/>
-            <w:r>
-              <w:rPr>
-                <w:rFonts w:ascii="Times New Roman" w:hAnsi="Times New Roman" w:eastAsia="宋体"/>
-                <w:b/>
-                <w:color w:val="191919"/>
-                <w:sz w:val="19"/>
-              </w:rPr>
-              <w:t>EP03</w:t>
-              <w:br/>
-              <w:t>3-10　内　赵左右家·餐厅（五人三代同堂家宴） — 夜</w:t>
-            </w:r>
-          </w:p>
-        </w:tc>
-        <w:tc>
-          <w:tcPr>
-            <w:tcW w:type="dxa" w:w="7344"/>
-            <w:vAlign w:val="center"/>
-            <w:tcMar>
-              <w:top w:w="105" w:type="dxa"/>
-              <w:bottom w:w="105" w:type="dxa"/>
-              <w:left w:w="145" w:type="dxa"/>
-              <w:right w:w="145" w:type="dxa"/>
-            </w:tcMar>
-          </w:tcPr>
-          <w:p>
-            <w:pPr>
-              <w:spacing w:before="40" w:after="40" w:line="341" w:lineRule="auto"/>
-              <w:jc w:val="left"/>
-            </w:pPr>
-            <w:r/>
-            <w:r>
-              <w:rPr>
-                <w:rFonts w:ascii="Times New Roman" w:hAnsi="Times New Roman" w:eastAsia="宋体"/>
-                <w:b w:val="0"/>
-                <w:color w:val="191919"/>
-                <w:sz w:val="19"/>
-              </w:rPr>
-              <w:t>【本场剧情动作与调度实录】餐厅暖黄的吊灯下，圆桌上摆满了热气腾腾的东北家常菜与鲜香海参。赵东来、身穿黑白横条纹高领毛衣的母亲刘美奕、脱去外套穿浅灰连帽卫衣的16岁赵左右、穿黑色猫咪毛衣的41岁荀未来，以及穿纯白高领毛衣的66岁赵了五人围桌而坐。 赵了苍老的眼眸微微颤动，缓步上前，声音温和而低沉。 赵东来热情地端起酒杯朝赵了示意。 众人举杯相碰。坐在餐桌一侧的荀未来死死盯着对面的66岁赵了，脑海中飞速运转。 赵了自然而然地拿起筷子，夹起一筷子好菜放进身旁16岁赵左右的碗里。 刘美奕起身走进厨房去给孩子们盛米饭。赵了伸手从口袋里掏黑色皮质卡包时，一张黑底烫金的名片无声无息地滑落下来，飘落在餐桌下方的木地板上。 地板上的名片正面印着金色莫比乌斯环标志（∞）与醒目的烫金字样——“∞ 人生无限有限公司 LIVE ONCE AGAIN ｜ 领航时空旅行服务的新时代”。 荀未来低头瞥见地板上的黑金名片，脸色微变，立刻掀开白色桌布一角弯腰伸手去捡；然而就在他的指尖即将触……</w:t>
-              <w:br/>
-              <w:t>【核心台词与对手戏交锋】（本场以关键戏剧动作、神态反应或环境线索推动情节）</w:t>
-            </w:r>
-          </w:p>
-        </w:tc>
-      </w:tr>
-      <w:tr>
-        <w:trPr>
-          <w:cantSplit/>
-        </w:trPr>
-        <w:tc>
-          <w:tcPr>
-            <w:tcW w:type="dxa" w:w="3024"/>
-            <w:vAlign w:val="center"/>
-            <w:tcMar>
-              <w:top w:w="105" w:type="dxa"/>
-              <w:bottom w:w="105" w:type="dxa"/>
-              <w:left w:w="145" w:type="dxa"/>
-              <w:right w:w="145" w:type="dxa"/>
-            </w:tcMar>
-            <w:shd w:fill="F7FAFC"/>
-          </w:tcPr>
-          <w:p>
-            <w:pPr>
-              <w:spacing w:before="40" w:after="40" w:line="341" w:lineRule="auto"/>
-              <w:jc w:val="left"/>
-            </w:pPr>
-            <w:r/>
-            <w:r>
-              <w:rPr>
-                <w:rFonts w:ascii="Times New Roman" w:hAnsi="Times New Roman" w:eastAsia="宋体"/>
-                <w:b/>
-                <w:color w:val="191919"/>
-                <w:sz w:val="19"/>
-              </w:rPr>
-              <w:t>EP04</w:t>
-              <w:br/>
-              <w:t>4-2　内　电影院·8号放映厅外走廊 — 夜</w:t>
-            </w:r>
-          </w:p>
-        </w:tc>
-        <w:tc>
-          <w:tcPr>
-            <w:tcW w:type="dxa" w:w="7344"/>
-            <w:vAlign w:val="center"/>
-            <w:tcMar>
-              <w:top w:w="105" w:type="dxa"/>
-              <w:bottom w:w="105" w:type="dxa"/>
-              <w:left w:w="145" w:type="dxa"/>
-              <w:right w:w="145" w:type="dxa"/>
-            </w:tcMar>
-            <w:shd w:fill="F7FAFC"/>
-          </w:tcPr>
-          <w:p>
-            <w:pPr>
-              <w:spacing w:before="40" w:after="40" w:line="341" w:lineRule="auto"/>
-              <w:jc w:val="left"/>
-            </w:pPr>
-            <w:r/>
-            <w:r>
-              <w:rPr>
-                <w:rFonts w:ascii="Times New Roman" w:hAnsi="Times New Roman" w:eastAsia="宋体"/>
-                <w:b w:val="0"/>
-                <w:color w:val="191919"/>
-                <w:sz w:val="19"/>
-              </w:rPr>
-              <w:t>【本场剧情动作与调度实录】同一时刻，长林电影院8号放映厅外的红色长廊里，《长江七号》刚刚散场，观众们三三两两地向外走去。 两名身穿黑色“保安 BAOAN”制服、头戴深色制式鸭舌帽的影院保安正神色严肃地在走廊里来回巡查。为首的保安甲拦住一名经过的女观众询问。 两名保安转过身，目光一眼锁定了刚从男洗手间追出来、身穿黑色羊羔绒翻领夹克内搭黑白格纹衬衫的41岁荀未来。保安甲与保安乙对视一眼，立即快步上前，一左一右堵住了荀未来的去路。 荀未来满脸错愕地停下脚步，下意识后退了半步。 保安甲不由分说地伸手探向荀未来黑色夹克的外侧口袋，一把抓出厚厚一大沓《长江七号》纸质电影票，冷笑着晃了晃。 荀未来低头看着那一大沓不知何时被66岁赵了暗中塞进自己口袋栽赃的电影票，顿时双目圆睁，百口莫辩。 两名保安根本不听他的辩解，一左一右架起荀未来的胳膊就要往保卫科带。 恰在此时，身穿挺括黑色职业西装外套、白衬衫系蓝白斜条纹领带的影院经理——赵左右的母亲刘美奕正沿着走廊巡视过来。她一眼……</w:t>
-              <w:br/>
-              <w:t>【核心台词与对手戏交锋】（本场以关键戏剧动作、神态反应或环境线索推动情节）</w:t>
-            </w:r>
-          </w:p>
-        </w:tc>
-      </w:tr>
-      <w:tr>
-        <w:trPr>
-          <w:cantSplit/>
-        </w:trPr>
-        <w:tc>
-          <w:tcPr>
-            <w:tcW w:type="dxa" w:w="3024"/>
-            <w:vAlign w:val="center"/>
-            <w:tcMar>
-              <w:top w:w="105" w:type="dxa"/>
-              <w:bottom w:w="105" w:type="dxa"/>
-              <w:left w:w="145" w:type="dxa"/>
-              <w:right w:w="145" w:type="dxa"/>
-            </w:tcMar>
-          </w:tcPr>
-          <w:p>
-            <w:pPr>
-              <w:spacing w:before="40" w:after="40" w:line="341" w:lineRule="auto"/>
-              <w:jc w:val="left"/>
-            </w:pPr>
-            <w:r/>
-            <w:r>
-              <w:rPr>
-                <w:rFonts w:ascii="Times New Roman" w:hAnsi="Times New Roman" w:eastAsia="宋体"/>
-                <w:b/>
-                <w:color w:val="191919"/>
-                <w:sz w:val="19"/>
-              </w:rPr>
-              <w:t>EP04</w:t>
-              <w:br/>
-              <w:t>4-3　外　长林市·风雪长街 — 夜</w:t>
-            </w:r>
-          </w:p>
-        </w:tc>
-        <w:tc>
-          <w:tcPr>
-            <w:tcW w:type="dxa" w:w="7344"/>
-            <w:vAlign w:val="center"/>
-            <w:tcMar>
-              <w:top w:w="105" w:type="dxa"/>
-              <w:bottom w:w="105" w:type="dxa"/>
-              <w:left w:w="145" w:type="dxa"/>
-              <w:right w:w="145" w:type="dxa"/>
-            </w:tcMar>
-          </w:tcPr>
-          <w:p>
-            <w:pPr>
-              <w:spacing w:before="40" w:after="40" w:line="341" w:lineRule="auto"/>
-              <w:jc w:val="left"/>
-            </w:pPr>
-            <w:r/>
-            <w:r>
-              <w:rPr>
-                <w:rFonts w:ascii="Times New Roman" w:hAnsi="Times New Roman" w:eastAsia="宋体"/>
-                <w:b w:val="0"/>
-                <w:color w:val="191919"/>
-                <w:sz w:val="19"/>
-              </w:rPr>
-              <w:t>【本场剧情动作与调度实录】夜色深沉，橘黄色的路灯在积雪覆盖的人行道上投下清冷的长影。 荀未来独自一人行走在空旷寂静的雪街上。一想到自己被66岁的老年版自己用一沓电影票算计得死死的、不仅没拦住赵左右和徐图图吃麻辣烫，还狼狈得靠母亲解围，荀未来气得停下脚步，朝着路边的空气狠狠飞起一脚，脚底一滑差点摔个趔趄。 发泄完满腔懊恼，荀未来站在漫天飘落的雪花里，低头看着自己被母亲刘美奕拍过的衣袖，嘴角浮起一抹苦涩而又眷恋的浅笑，拢了拢黑色夹克衣领，埋头向风雪深处走去。 切至：</w:t>
-              <w:br/>
-              <w:t>【核心台词与对手戏交锋】（本场以关键戏剧动作、神态反应或环境线索推动情节）</w:t>
-            </w:r>
-          </w:p>
-        </w:tc>
-      </w:tr>
-      <w:tr>
-        <w:trPr>
-          <w:cantSplit/>
-        </w:trPr>
-        <w:tc>
-          <w:tcPr>
-            <w:tcW w:type="dxa" w:w="3024"/>
-            <w:vAlign w:val="center"/>
-            <w:tcMar>
-              <w:top w:w="105" w:type="dxa"/>
-              <w:bottom w:w="105" w:type="dxa"/>
-              <w:left w:w="145" w:type="dxa"/>
-              <w:right w:w="145" w:type="dxa"/>
-            </w:tcMar>
-            <w:shd w:fill="F7FAFC"/>
-          </w:tcPr>
-          <w:p>
-            <w:pPr>
-              <w:spacing w:before="40" w:after="40" w:line="341" w:lineRule="auto"/>
-              <w:jc w:val="left"/>
-            </w:pPr>
-            <w:r/>
-            <w:r>
-              <w:rPr>
-                <w:rFonts w:ascii="Times New Roman" w:hAnsi="Times New Roman" w:eastAsia="宋体"/>
-                <w:b/>
-                <w:color w:val="191919"/>
-                <w:sz w:val="19"/>
-              </w:rPr>
-              <w:t>EP04</w:t>
-              <w:br/>
-              <w:t>4-6　内　赵左右家（501室）·玄关与客厅 — 夜</w:t>
-            </w:r>
-          </w:p>
-        </w:tc>
-        <w:tc>
-          <w:tcPr>
-            <w:tcW w:type="dxa" w:w="7344"/>
-            <w:vAlign w:val="center"/>
-            <w:tcMar>
-              <w:top w:w="105" w:type="dxa"/>
-              <w:bottom w:w="105" w:type="dxa"/>
-              <w:left w:w="145" w:type="dxa"/>
-              <w:right w:w="145" w:type="dxa"/>
-            </w:tcMar>
-            <w:shd w:fill="F7FAFC"/>
-          </w:tcPr>
-          <w:p>
-            <w:pPr>
-              <w:spacing w:before="40" w:after="40" w:line="341" w:lineRule="auto"/>
-              <w:jc w:val="left"/>
-            </w:pPr>
-            <w:r/>
-            <w:r>
-              <w:rPr>
-                <w:rFonts w:ascii="Times New Roman" w:hAnsi="Times New Roman" w:eastAsia="宋体"/>
-                <w:b w:val="0"/>
-                <w:color w:val="191919"/>
-                <w:sz w:val="19"/>
-              </w:rPr>
-              <w:t>【本场剧情动作与调度实录】夜幕降临，福慧家园6栋501室赵家客厅里没有开主吊灯，只有角落的落地台灯散发着昏黄低沉的光晕，玄关柜上的生态鱼缸水泵发出单调的嗡鸣声。 16岁的赵左右身穿灰蓝色拼深灰肩部立领羽绒服、背着黑色双肩书包推开防盗门走进玄关，一边低头换鞋一边往屋里张望。 赵左右的话音戛然而止，整个人僵在玄关口——只见客厅的墨绿色布艺沙发上，父亲赵东来正身穿深棕灰色高领毛衣面色铁青地端坐着。沙发前的木茶几上，赫然摊放着从赵东来书房抽屉里翻出来的那本盗版《小知音》杂志。 赵东来眼神冰冷地盯着站在玄关的儿子，手指重重敲击着茶几桌面，声音低沉得像暴风雨前的闷雷。 赵左右双手死死攥紧双肩包的肩带，心虚地低下头，声音细若蚊呐。 赵东来猛地一巴掌拍在茶几上，震得水杯嗡嗡作响，压抑的怒火瞬间喷涌而出！ 赵左右被父亲吼得肩膀一颤，却仍梗着脖子抬起头辩解。 赵东来霍然从沙发上站起身，指着赵左右的鼻子厉声怒斥。 听到“看闲书”、“山寨杂志”和“信用”这几个字，16岁少年心底……</w:t>
-              <w:br/>
-              <w:t>【核心台词与对手戏交锋】（本场以关键戏剧动作、神态反应或环境线索推动情节）</w:t>
-            </w:r>
-          </w:p>
-        </w:tc>
-      </w:tr>
-      <w:tr>
-        <w:trPr>
-          <w:cantSplit/>
-        </w:trPr>
-        <w:tc>
-          <w:tcPr>
-            <w:tcW w:type="dxa" w:w="3024"/>
-            <w:vAlign w:val="center"/>
-            <w:tcMar>
-              <w:top w:w="105" w:type="dxa"/>
-              <w:bottom w:w="105" w:type="dxa"/>
-              <w:left w:w="145" w:type="dxa"/>
-              <w:right w:w="145" w:type="dxa"/>
-            </w:tcMar>
-          </w:tcPr>
-          <w:p>
-            <w:pPr>
-              <w:spacing w:before="40" w:after="40" w:line="341" w:lineRule="auto"/>
-              <w:jc w:val="left"/>
-            </w:pPr>
-            <w:r/>
-            <w:r>
-              <w:rPr>
-                <w:rFonts w:ascii="Times New Roman" w:hAnsi="Times New Roman" w:eastAsia="宋体"/>
-                <w:b/>
-                <w:color w:val="191919"/>
-                <w:sz w:val="19"/>
-              </w:rPr>
-              <w:t>EP04</w:t>
-              <w:br/>
-              <w:t>4-11　内/外　八中后街·砂锅麻辣烫店与店外风雪街头 — 夜</w:t>
-            </w:r>
-          </w:p>
-        </w:tc>
-        <w:tc>
-          <w:tcPr>
-            <w:tcW w:type="dxa" w:w="7344"/>
-            <w:vAlign w:val="center"/>
-            <w:tcMar>
-              <w:top w:w="105" w:type="dxa"/>
-              <w:bottom w:w="105" w:type="dxa"/>
-              <w:left w:w="145" w:type="dxa"/>
-              <w:right w:w="145" w:type="dxa"/>
-            </w:tcMar>
-          </w:tcPr>
-          <w:p>
-            <w:pPr>
-              <w:spacing w:before="40" w:after="40" w:line="341" w:lineRule="auto"/>
-              <w:jc w:val="left"/>
-            </w:pPr>
-            <w:r/>
-            <w:r>
-              <w:rPr>
-                <w:rFonts w:ascii="Times New Roman" w:hAnsi="Times New Roman" w:eastAsia="宋体"/>
-                <w:b w:val="0"/>
-                <w:color w:val="191919"/>
-                <w:sz w:val="19"/>
-              </w:rPr>
-              <w:t>【本场剧情动作与调度实录】夜色已深，八中后街的十元砂锅麻辣烫店即将打烊。留着山羊胡、身穿深灰蓝色半高领毛衣系深色围裙的麻辣烫舒老板正在柜台前收拾白色塑料菜盒。 店门塑料帘被一把掀开，身穿卡其色厚羽绒服的41岁荀未来急匆匆闯进店里，喘着粗气直奔柜台。 舒老板停下手里的活儿，抬起头上下打量着神色紧绷的荀未来，警惕地反问。 正在气头上的荀未来想都没想便脱口而出。 舒老板一听这话顿时瞪起眼睛，拍了拍手里的菜盒据理力争。 舒老板眼珠一转，立刻热心地替两个半大孩子打起掩护。 荀未来狐疑地一转头，目光正好落在店堂侧墙悬挂的木框黑板上——只见黑板顶部写着“大胃王挑战赛排行榜”，下方的粉笔字清清楚楚地列着名次：“第一名 王林 十二碗 ｜ 第二名 刘宁 十一碗 ｜ 第三名 丽娜 十碗 ｜ 第四名 黄政杨 ｜ 第五名 孙蕾 八碗 ｜ 第六名 孙艺宁 七碗 ｜ 第七名 徐图图 ｜ 第八名 赵左右 五碗 ｜ 第九名 张宁 四碗 ｜ 第十名 胡雪桐 三碗”。 荀未来指着黑板上的“第……</w:t>
-              <w:br/>
-              <w:t>【核心台词与对手戏交锋】（本场以关键戏剧动作、神态反应或环境线索推动情节）</w:t>
-            </w:r>
-          </w:p>
-        </w:tc>
-      </w:tr>
-      <w:tr>
-        <w:trPr>
-          <w:cantSplit/>
-        </w:trPr>
-        <w:tc>
-          <w:tcPr>
-            <w:tcW w:type="dxa" w:w="3024"/>
-            <w:vAlign w:val="center"/>
-            <w:tcMar>
-              <w:top w:w="105" w:type="dxa"/>
-              <w:bottom w:w="105" w:type="dxa"/>
-              <w:left w:w="145" w:type="dxa"/>
-              <w:right w:w="145" w:type="dxa"/>
-            </w:tcMar>
-            <w:shd w:fill="F7FAFC"/>
-          </w:tcPr>
-          <w:p>
-            <w:pPr>
-              <w:spacing w:before="40" w:after="40" w:line="341" w:lineRule="auto"/>
-              <w:jc w:val="left"/>
-            </w:pPr>
-            <w:r/>
-            <w:r>
-              <w:rPr>
-                <w:rFonts w:ascii="Times New Roman" w:hAnsi="Times New Roman" w:eastAsia="宋体"/>
-                <w:b/>
-                <w:color w:val="191919"/>
-                <w:sz w:val="19"/>
-              </w:rPr>
-              <w:t>EP04</w:t>
-              <w:br/>
-              <w:t>4-12　外/内　长林饭店豪华套房与501室赵家客厅（双空电话交叉剪辑） — 夜</w:t>
-            </w:r>
-          </w:p>
-        </w:tc>
-        <w:tc>
-          <w:tcPr>
-            <w:tcW w:type="dxa" w:w="7344"/>
-            <w:vAlign w:val="center"/>
-            <w:tcMar>
-              <w:top w:w="105" w:type="dxa"/>
-              <w:bottom w:w="105" w:type="dxa"/>
-              <w:left w:w="145" w:type="dxa"/>
-              <w:right w:w="145" w:type="dxa"/>
-            </w:tcMar>
-            <w:shd w:fill="F7FAFC"/>
-          </w:tcPr>
-          <w:p>
-            <w:pPr>
-              <w:spacing w:before="40" w:after="40" w:line="341" w:lineRule="auto"/>
-              <w:jc w:val="left"/>
-            </w:pPr>
-            <w:r/>
-            <w:r>
-              <w:rPr>
-                <w:rFonts w:ascii="Times New Roman" w:hAnsi="Times New Roman" w:eastAsia="宋体"/>
-                <w:b w:val="0"/>
-                <w:color w:val="191919"/>
-                <w:sz w:val="19"/>
-              </w:rPr>
-              <w:t>【本场剧情动作与调度实录】长林市中心，高耸气派的星级酒店大楼在夜色中灯火通明，门头上方四个巨大的金色繁体字熠熠生辉——“長林飯店”。 【长林饭店·豪华套房 ↔ 501室赵家客厅】温暖奢华的欧式套房客厅内，水晶吊灯洒下柔和的香槟金色光芒。脱去棒球帽露出满头银发的66岁赵了身穿暗红色防风外套内搭纯白高领毛衣，正站在落地窗前手持电话，与501室客厅沙发上身穿藏青色开衫内搭浅灰高领毛衣、手握红色座机听筒的母亲刘美奕通电话——这正是刚才荀未来拨打母亲手机提示占线的真正原因。 501室客厅沙发上，刘美奕紧锁了一整晚的眉头终于舒展开来，握着红色座机听筒连声道谢。 听到“投资电影”四个字，501室里的刘美奕眼睛瞬间亮了起来，脸庞焕发出惊喜的光彩。 刘美奕握着红色话筒，语气里透出几分少女般的骄傲与热切。 套房内，66岁的赵了听着电话那头母亲熟悉而充满活力的声音，苍老的眉眼弯起温柔的弧度，轻声应道：“好，一言为定。” 切至：</w:t>
-              <w:br/>
-              <w:t>【核心台词与对手戏交锋】（本场以关键戏剧动作、神态反应或环境线索推动情节）</w:t>
-            </w:r>
-          </w:p>
-        </w:tc>
-      </w:tr>
-      <w:tr>
-        <w:trPr>
-          <w:cantSplit/>
-        </w:trPr>
-        <w:tc>
-          <w:tcPr>
-            <w:tcW w:type="dxa" w:w="3024"/>
-            <w:vAlign w:val="center"/>
-            <w:tcMar>
-              <w:top w:w="105" w:type="dxa"/>
-              <w:bottom w:w="105" w:type="dxa"/>
-              <w:left w:w="145" w:type="dxa"/>
-              <w:right w:w="145" w:type="dxa"/>
-            </w:tcMar>
-          </w:tcPr>
-          <w:p>
-            <w:pPr>
-              <w:spacing w:before="40" w:after="40" w:line="341" w:lineRule="auto"/>
-              <w:jc w:val="left"/>
-            </w:pPr>
-            <w:r/>
-            <w:r>
-              <w:rPr>
-                <w:rFonts w:ascii="Times New Roman" w:hAnsi="Times New Roman" w:eastAsia="宋体"/>
-                <w:b/>
-                <w:color w:val="191919"/>
-                <w:sz w:val="19"/>
-              </w:rPr>
-              <w:t>EP04</w:t>
-              <w:br/>
-              <w:t>4-18　内　福慧家园6栋五楼·501室门口玄关 — 夜</w:t>
-            </w:r>
-          </w:p>
-        </w:tc>
-        <w:tc>
-          <w:tcPr>
-            <w:tcW w:type="dxa" w:w="7344"/>
-            <w:vAlign w:val="center"/>
-            <w:tcMar>
-              <w:top w:w="105" w:type="dxa"/>
-              <w:bottom w:w="105" w:type="dxa"/>
-              <w:left w:w="145" w:type="dxa"/>
-              <w:right w:w="145" w:type="dxa"/>
-            </w:tcMar>
-          </w:tcPr>
-          <w:p>
-            <w:pPr>
-              <w:spacing w:before="40" w:after="40" w:line="341" w:lineRule="auto"/>
-              <w:jc w:val="left"/>
-            </w:pPr>
-            <w:r/>
-            <w:r>
-              <w:rPr>
-                <w:rFonts w:ascii="Times New Roman" w:hAnsi="Times New Roman" w:eastAsia="宋体"/>
-                <w:b w:val="0"/>
-                <w:color w:val="191919"/>
-                <w:sz w:val="19"/>
-              </w:rPr>
-              <w:t>【本场剧情动作与调度实录】五楼昏黄的楼道声控灯应声亮起。荀未来小心翼翼地搀扶着醉得脚步踉跄、满脸泪痕的父亲赵东来走上五楼楼梯，抬手敲响了501室的防盗门。 防盗门立刻从里面拉开，身穿米白色圆领排扣针织毛衣的母亲刘美奕正焦急地守在门后。一看到门外被小荀搀扶着的丈夫，刘美奕脸上的担忧瞬间化作深深的心疼，连忙伸手扶住赵东来的另一侧胳膊，朝荀未来感激地点了点头，将丈夫扶进屋里。 切至：</w:t>
-              <w:br/>
-              <w:t>【核心台词与对手戏交锋】（本场以关键戏剧动作、神态反应或环境线索推动情节）</w:t>
-            </w:r>
-          </w:p>
-        </w:tc>
-      </w:tr>
-      <w:tr>
-        <w:trPr>
-          <w:cantSplit/>
-        </w:trPr>
-        <w:tc>
-          <w:tcPr>
-            <w:tcW w:type="dxa" w:w="3024"/>
-            <w:vAlign w:val="center"/>
-            <w:tcMar>
-              <w:top w:w="105" w:type="dxa"/>
-              <w:bottom w:w="105" w:type="dxa"/>
-              <w:left w:w="145" w:type="dxa"/>
-              <w:right w:w="145" w:type="dxa"/>
-            </w:tcMar>
-            <w:shd w:fill="F7FAFC"/>
-          </w:tcPr>
-          <w:p>
-            <w:pPr>
-              <w:spacing w:before="40" w:after="40" w:line="341" w:lineRule="auto"/>
-              <w:jc w:val="left"/>
-            </w:pPr>
-            <w:r/>
-            <w:r>
-              <w:rPr>
-                <w:rFonts w:ascii="Times New Roman" w:hAnsi="Times New Roman" w:eastAsia="宋体"/>
-                <w:b/>
-                <w:color w:val="191919"/>
-                <w:sz w:val="19"/>
-              </w:rPr>
-              <w:t>EP05</w:t>
-              <w:br/>
-              <w:t>5-5　内　赵左右家楼道·501与502室门前 — 日</w:t>
-            </w:r>
-          </w:p>
-        </w:tc>
-        <w:tc>
-          <w:tcPr>
-            <w:tcW w:type="dxa" w:w="7344"/>
-            <w:vAlign w:val="center"/>
-            <w:tcMar>
-              <w:top w:w="105" w:type="dxa"/>
-              <w:bottom w:w="105" w:type="dxa"/>
-              <w:left w:w="145" w:type="dxa"/>
-              <w:right w:w="145" w:type="dxa"/>
-            </w:tcMar>
-            <w:shd w:fill="F7FAFC"/>
-          </w:tcPr>
-          <w:p>
-            <w:pPr>
-              <w:spacing w:before="40" w:after="40" w:line="341" w:lineRule="auto"/>
-              <w:jc w:val="left"/>
-            </w:pPr>
-            <w:r/>
-            <w:r>
-              <w:rPr>
-                <w:rFonts w:ascii="Times New Roman" w:hAnsi="Times New Roman" w:eastAsia="宋体"/>
-                <w:b w:val="0"/>
-                <w:color w:val="191919"/>
-                <w:sz w:val="19"/>
-              </w:rPr>
-              <w:t>【本场剧情动作与调度实录】五楼狭窄的水泥楼道内，头戴八角鸭舌帽、身穿棕色长款翻领呢大衣的六十六岁赵了双手交叠在腹前，略带歉意地微躬着身子站在五零一室门前；身穿黑白宽条纹高领毛衣的母亲刘美奕倚在门框旁，神色温和。 刘美奕露出理解的微笑，轻轻摇了摇头宽慰这位热心的老邻居。 刘美奕感激地频频点头，礼貌地向赵了致意。 赵了温和地点头目送刘美奕关门，眼神里满是跨越半个世纪的眷恋与克制。 切至：</w:t>
-              <w:br/>
-              <w:t>【核心台词与对手戏交锋】（本场以关键戏剧动作、神态反应或环境线索推动情节）</w:t>
-            </w:r>
-          </w:p>
-        </w:tc>
-      </w:tr>
-      <w:tr>
-        <w:trPr>
-          <w:cantSplit/>
-        </w:trPr>
-        <w:tc>
-          <w:tcPr>
-            <w:tcW w:type="dxa" w:w="3024"/>
-            <w:vAlign w:val="center"/>
-            <w:tcMar>
-              <w:top w:w="105" w:type="dxa"/>
-              <w:bottom w:w="105" w:type="dxa"/>
-              <w:left w:w="145" w:type="dxa"/>
-              <w:right w:w="145" w:type="dxa"/>
-            </w:tcMar>
-          </w:tcPr>
-          <w:p>
-            <w:pPr>
-              <w:spacing w:before="40" w:after="40" w:line="341" w:lineRule="auto"/>
-              <w:jc w:val="left"/>
-            </w:pPr>
-            <w:r/>
-            <w:r>
-              <w:rPr>
-                <w:rFonts w:ascii="Times New Roman" w:hAnsi="Times New Roman" w:eastAsia="宋体"/>
-                <w:b/>
-                <w:color w:val="191919"/>
-                <w:sz w:val="19"/>
-              </w:rPr>
-              <w:t>EP05</w:t>
-              <w:br/>
-              <w:t>5-6　外　红砖街道 — 夜</w:t>
-            </w:r>
-          </w:p>
-        </w:tc>
-        <w:tc>
-          <w:tcPr>
-            <w:tcW w:type="dxa" w:w="7344"/>
-            <w:vAlign w:val="center"/>
-            <w:tcMar>
-              <w:top w:w="105" w:type="dxa"/>
-              <w:bottom w:w="105" w:type="dxa"/>
-              <w:left w:w="145" w:type="dxa"/>
-              <w:right w:w="145" w:type="dxa"/>
-            </w:tcMar>
-          </w:tcPr>
-          <w:p>
-            <w:pPr>
-              <w:spacing w:before="40" w:after="40" w:line="341" w:lineRule="auto"/>
-              <w:jc w:val="left"/>
-            </w:pPr>
-            <w:r/>
-            <w:r>
-              <w:rPr>
-                <w:rFonts w:ascii="Times New Roman" w:hAnsi="Times New Roman" w:eastAsia="宋体"/>
-                <w:b w:val="0"/>
-                <w:color w:val="191919"/>
-                <w:sz w:val="19"/>
-              </w:rPr>
-              <w:t>【本场剧情动作与调度实录】夜幕降临，积雪覆盖的红砖墙街道上，十六岁的徐图图身穿浅薄荷绿牛角扣连帽大衣、戴着金属细圆框眼镜，手里握着红白配色的索爱滑盖手机边走边低头翻看。手机屏幕停留在通讯录界面，列表上依次显示着“新联系人、爸爸、班主任、家、妈妈、赵左右”。 切至：</w:t>
-              <w:br/>
-              <w:t>【核心台词与对手戏交锋】（本场以关键戏剧动作、神态反应或环境线索推动情节）</w:t>
-            </w:r>
-          </w:p>
-        </w:tc>
-      </w:tr>
-      <w:tr>
-        <w:trPr>
-          <w:cantSplit/>
-        </w:trPr>
-        <w:tc>
-          <w:tcPr>
-            <w:tcW w:type="dxa" w:w="3024"/>
-            <w:vAlign w:val="center"/>
-            <w:tcMar>
-              <w:top w:w="105" w:type="dxa"/>
-              <w:bottom w:w="105" w:type="dxa"/>
-              <w:left w:w="145" w:type="dxa"/>
-              <w:right w:w="145" w:type="dxa"/>
-            </w:tcMar>
-            <w:shd w:fill="F7FAFC"/>
-          </w:tcPr>
-          <w:p>
-            <w:pPr>
-              <w:spacing w:before="40" w:after="40" w:line="341" w:lineRule="auto"/>
-              <w:jc w:val="left"/>
-            </w:pPr>
-            <w:r/>
-            <w:r>
-              <w:rPr>
-                <w:rFonts w:ascii="Times New Roman" w:hAnsi="Times New Roman" w:eastAsia="宋体"/>
-                <w:b/>
-                <w:color w:val="191919"/>
-                <w:sz w:val="19"/>
-              </w:rPr>
-              <w:t>EP05</w:t>
-              <w:br/>
-              <w:t>5-9　内/外　徐图图家·客厅与二楼走廊阳台 — 夜</w:t>
-            </w:r>
-          </w:p>
-        </w:tc>
-        <w:tc>
-          <w:tcPr>
-            <w:tcW w:type="dxa" w:w="7344"/>
-            <w:vAlign w:val="center"/>
-            <w:tcMar>
-              <w:top w:w="105" w:type="dxa"/>
-              <w:bottom w:w="105" w:type="dxa"/>
-              <w:left w:w="145" w:type="dxa"/>
-              <w:right w:w="145" w:type="dxa"/>
-            </w:tcMar>
-            <w:shd w:fill="F7FAFC"/>
-          </w:tcPr>
-          <w:p>
-            <w:pPr>
-              <w:spacing w:before="40" w:after="40" w:line="341" w:lineRule="auto"/>
-              <w:jc w:val="left"/>
-            </w:pPr>
-            <w:r/>
-            <w:r>
-              <w:rPr>
-                <w:rFonts w:ascii="Times New Roman" w:hAnsi="Times New Roman" w:eastAsia="宋体"/>
-                <w:b w:val="0"/>
-                <w:color w:val="191919"/>
-                <w:sz w:val="19"/>
-              </w:rPr>
-              <w:t>【本场剧情动作与调度实录】徐图图家温馨的客厅内生着暖融融的取暖铁炉，炉盖上烤着几块滋滋冒油的红薯，墙上挂着印有“2008戊子年”的挂历。徐图图正小心翼翼地替王一漫擦伤的鼻梁贴上一枚粉底草莓图案的卡通创可贴，满脸愧疚地连声道歉。 王一漫摸了摸鼻梁上的创可贴，温和地冲徐图图摇了摇头。 两人在铁炉旁的小椅上坐下。徐图图双手拢在膝头，好奇地询问。 徐图图眼睛顿时亮了起来，双手托腮满脸羡慕地比划着。 王一漫环顾着徐图图家贴满年画、充满市井烟火气的屋子，眼神渐渐柔和下来，轻声感叹。 徐图图伸手从滚烫的铁炉盖上拿起一块烤熟的红薯，被烫得缩手倒吸一口气，连忙在两手间倒换着掰开金黄流蜜的红薯，递了一半给王一漫。 王一漫看着递到面前的烤红薯，犹豫着看了一眼墙上的挂钟，欲言又止。 徐图图体贴地收回半寸手。王一漫看着香喷喷的烤红薯，眼神一横，一把接了过来。 王一漫双手捧着冒热气的烤红薯，轻启嘴唇小心吹气降温，随后咬了一小口细细咀嚼，眼睛顿时亮了起来。 徐图图也咬了一口自己手里的……</w:t>
-              <w:br/>
-              <w:t>【核心台词与对手戏交锋】（本场以关键戏剧动作、神态反应或环境线索推动情节）</w:t>
-            </w:r>
-          </w:p>
-        </w:tc>
-      </w:tr>
-      <w:tr>
-        <w:trPr>
-          <w:cantSplit/>
-        </w:trPr>
-        <w:tc>
-          <w:tcPr>
-            <w:tcW w:type="dxa" w:w="3024"/>
-            <w:vAlign w:val="center"/>
-            <w:tcMar>
-              <w:top w:w="105" w:type="dxa"/>
-              <w:bottom w:w="105" w:type="dxa"/>
-              <w:left w:w="145" w:type="dxa"/>
-              <w:right w:w="145" w:type="dxa"/>
-            </w:tcMar>
-          </w:tcPr>
-          <w:p>
-            <w:pPr>
-              <w:spacing w:before="40" w:after="40" w:line="341" w:lineRule="auto"/>
-              <w:jc w:val="left"/>
-            </w:pPr>
-            <w:r/>
-            <w:r>
-              <w:rPr>
-                <w:rFonts w:ascii="Times New Roman" w:hAnsi="Times New Roman" w:eastAsia="宋体"/>
-                <w:b/>
-                <w:color w:val="191919"/>
-                <w:sz w:val="19"/>
-              </w:rPr>
-              <w:t>EP05</w:t>
-              <w:br/>
-              <w:t>5-15　内　王一漫家别墅·玄关与客厅 — 夜</w:t>
-            </w:r>
-          </w:p>
-        </w:tc>
-        <w:tc>
-          <w:tcPr>
-            <w:tcW w:type="dxa" w:w="7344"/>
-            <w:vAlign w:val="center"/>
-            <w:tcMar>
-              <w:top w:w="105" w:type="dxa"/>
-              <w:bottom w:w="105" w:type="dxa"/>
-              <w:left w:w="145" w:type="dxa"/>
-              <w:right w:w="145" w:type="dxa"/>
-            </w:tcMar>
-          </w:tcPr>
-          <w:p>
-            <w:pPr>
-              <w:spacing w:before="40" w:after="40" w:line="341" w:lineRule="auto"/>
-              <w:jc w:val="left"/>
-            </w:pPr>
-            <w:r/>
-            <w:r>
-              <w:rPr>
-                <w:rFonts w:ascii="Times New Roman" w:hAnsi="Times New Roman" w:eastAsia="宋体"/>
-                <w:b w:val="0"/>
-                <w:color w:val="191919"/>
-                <w:sz w:val="19"/>
-              </w:rPr>
-              <w:t>【本场剧情动作与调度实录】飞霞湾欧式豪华别墅内，巨大的生态水族箱散发着幽冷的蓝光。王一漫轻手轻脚地推开厚重的深色入户木门，生怕发出半点声响，脱鞋后悄无声息地往楼梯方向走。身穿一袭米白色羊绒针织套装、佩戴圆润珍珠项链的母亲杨敏从开放式厨房料理台旁缓步走了出来。 王一漫脚步一僵，有些拘谨地转过身，低着头轻声解释。 杨敏走上前，敏锐的目光一下子钉在王一漫的鼻梁上。 王一漫下意识地抬起手轻轻捂住鼻梁上的粉底草莓卡通创可贴，眼神闪烁着后退了半步，略带结巴地编造理由。 杨敏蹙起眉头，眼神里满是挑剔与嫌弃，转身从柜子抽屉里取出一盒纯白进口医用敷贴走了回来。 王一漫低着头，手指捏着衣角，小心翼翼地试图保住那枚徐图图替她贴上的卡通创可贴。 杨敏脸上浮现出温柔却不容反抗的微笑，双手直接伸到王一漫鼻梁处，亲手将那枚草莓卡通创可贴揭了下来。 特写镜头里，杨敏随手将撕下的草莓卡通创可贴扔进身旁的黑色垃圾桶内——卡通创可贴孤零零地落在透明气泡垫上。杨敏从容地将一枚死板平整的纯白方形……</w:t>
-              <w:br/>
-              <w:t>【核心台词与对手戏交锋】（本场以关键戏剧动作、神态反应或环境线索推动情节）</w:t>
-            </w:r>
-          </w:p>
-        </w:tc>
-      </w:tr>
-      <w:tr>
-        <w:trPr>
-          <w:cantSplit/>
-        </w:trPr>
-        <w:tc>
-          <w:tcPr>
-            <w:tcW w:type="dxa" w:w="3024"/>
-            <w:vAlign w:val="center"/>
-            <w:tcMar>
-              <w:top w:w="105" w:type="dxa"/>
-              <w:bottom w:w="105" w:type="dxa"/>
-              <w:left w:w="145" w:type="dxa"/>
-              <w:right w:w="145" w:type="dxa"/>
-            </w:tcMar>
-            <w:shd w:fill="F7FAFC"/>
-          </w:tcPr>
-          <w:p>
-            <w:pPr>
-              <w:spacing w:before="40" w:after="40" w:line="341" w:lineRule="auto"/>
-              <w:jc w:val="left"/>
-            </w:pPr>
-            <w:r/>
-            <w:r>
-              <w:rPr>
-                <w:rFonts w:ascii="Times New Roman" w:hAnsi="Times New Roman" w:eastAsia="宋体"/>
-                <w:b/>
-                <w:color w:val="191919"/>
-                <w:sz w:val="19"/>
-              </w:rPr>
-              <w:t>EP06</w:t>
-              <w:br/>
-              <w:t>6-5　内　赵左右家·卧室与客厅 — 日</w:t>
-            </w:r>
-          </w:p>
-        </w:tc>
-        <w:tc>
-          <w:tcPr>
-            <w:tcW w:type="dxa" w:w="7344"/>
-            <w:vAlign w:val="center"/>
-            <w:tcMar>
-              <w:top w:w="105" w:type="dxa"/>
-              <w:bottom w:w="105" w:type="dxa"/>
-              <w:left w:w="145" w:type="dxa"/>
-              <w:right w:w="145" w:type="dxa"/>
-            </w:tcMar>
-            <w:shd w:fill="F7FAFC"/>
-          </w:tcPr>
-          <w:p>
-            <w:pPr>
-              <w:spacing w:before="40" w:after="40" w:line="341" w:lineRule="auto"/>
-              <w:jc w:val="left"/>
-            </w:pPr>
-            <w:r/>
-            <w:r>
-              <w:rPr>
-                <w:rFonts w:ascii="Times New Roman" w:hAnsi="Times New Roman" w:eastAsia="宋体"/>
-                <w:b w:val="0"/>
-                <w:color w:val="191919"/>
-                <w:sz w:val="19"/>
-              </w:rPr>
-              <w:t>【本场剧情动作与调度实录】五零一室赵左右卧室内，身穿黑白格纹衬衫的赵左右正坐在电脑前滑动鼠标浏览长林八中吧，一条标题为《【劲爆消息】跨年夜一起来看暖雪！！！》的热帖吸引了他的目光。 母亲刘美奕身穿棕褐色短款羽绒服敲门走进卧室，面带微笑地将修好的银灰色诺基亚直板手机轻轻放在书桌角上。 赵左右拿起修好的手机翻看，神色放松地抬起头看着母亲，笑眯眯地报出菜名。 刘美奕见儿子不再像从前那样随口敷衍，开心得眉开眼笑，伸手轻轻点了点儿子的额头并拍了拍他的肩膀打趣。 赵左右略显羞涩地摸了摸鼻子，挺起胸膛回答。 刘美奕欣慰地转身出门买菜。赵左右转回电脑屏幕前，滑动鼠标点开贴吧详情页，屏幕上显示着红字标题：转起来！明晚跨年的时候有火流星！观赏指南写着明晚 23:20-23:40 仰头看东北方向天空（画外音）。 门外突然传来急促的敲门声。赵左右起身走到客厅玄关打开防盗门，只见满面焦灼的荀未来快步冲进客厅，径直走到餐桌旁拿起玻璃水壶倒了一大杯水仰脖猛灌。 荀未来放下水杯抹了把嘴……</w:t>
-              <w:br/>
-              <w:t>【核心台词与对手戏交锋】（本场以关键戏剧动作、神态反应或环境线索推动情节）</w:t>
-            </w:r>
-          </w:p>
-        </w:tc>
-      </w:tr>
-      <w:tr>
-        <w:trPr>
-          <w:cantSplit/>
-        </w:trPr>
-        <w:tc>
-          <w:tcPr>
-            <w:tcW w:type="dxa" w:w="3024"/>
-            <w:vAlign w:val="center"/>
-            <w:tcMar>
-              <w:top w:w="105" w:type="dxa"/>
-              <w:bottom w:w="105" w:type="dxa"/>
-              <w:left w:w="145" w:type="dxa"/>
-              <w:right w:w="145" w:type="dxa"/>
-            </w:tcMar>
-          </w:tcPr>
-          <w:p>
-            <w:pPr>
-              <w:spacing w:before="40" w:after="40" w:line="341" w:lineRule="auto"/>
-              <w:jc w:val="left"/>
-            </w:pPr>
-            <w:r/>
-            <w:r>
-              <w:rPr>
-                <w:rFonts w:ascii="Times New Roman" w:hAnsi="Times New Roman" w:eastAsia="宋体"/>
-                <w:b/>
-                <w:color w:val="191919"/>
-                <w:sz w:val="19"/>
-              </w:rPr>
-              <w:t>EP06</w:t>
-              <w:br/>
-              <w:t>6-9　内　王一漫家别墅·客厅与二楼卫生间 — 日</w:t>
-            </w:r>
-          </w:p>
-        </w:tc>
-        <w:tc>
-          <w:tcPr>
-            <w:tcW w:type="dxa" w:w="7344"/>
-            <w:vAlign w:val="center"/>
-            <w:tcMar>
-              <w:top w:w="105" w:type="dxa"/>
-              <w:bottom w:w="105" w:type="dxa"/>
-              <w:left w:w="145" w:type="dxa"/>
-              <w:right w:w="145" w:type="dxa"/>
-            </w:tcMar>
-          </w:tcPr>
-          <w:p>
-            <w:pPr>
-              <w:spacing w:before="40" w:after="40" w:line="341" w:lineRule="auto"/>
-              <w:jc w:val="left"/>
-            </w:pPr>
-            <w:r/>
-            <w:r>
-              <w:rPr>
-                <w:rFonts w:ascii="Times New Roman" w:hAnsi="Times New Roman" w:eastAsia="宋体"/>
-                <w:b w:val="0"/>
-                <w:color w:val="191919"/>
-                <w:sz w:val="19"/>
-              </w:rPr>
-              <w:t>【本场剧情动作与调度实录】除夕白昼，飞霞湾王家别墅客厅大落地窗前，身穿米白麻花毛衣的王一漫双手高举着一张红色的镂空“福”字窗花紧贴在玻璃上，保持着姿势不敢乱动；身穿红色圆领针织衫、佩戴珍珠项链的母亲杨敏双手抱臂站在红木沙发后，侧头眯眼苛刻审视，抬起手指在空中微调比划着角度。 王一漫举着酸痛的手臂，小心翼翼地微侧过头询问。 杨敏托着腮皱眉挑剔，最终叹了口气摆手转身走向一楼洗手间。 杨敏刚走到卫生间门前，玄关门铃响起，杨敏转头命令女儿。王一漫轻轻放下手中的窗花，快步走向玄关拉开双开大门。 鼻梁贴着白色医用敷贴的王一漫立刻换上乖巧灿烂的笑容，双手恭敬地接过舅舅、舅妈递来的大礼品袋。 王一漫低头看向跟在后面的小表弟晨晨，微笑着夸赞。晨晨却两手死死捂着裤裆，焦急地往屋里直冲。 舅妈在后面急忙喊他换鞋，王一漫连忙体贴地摆手解围。 晨晨一路冲到一楼洗手间门前，握着门把手用力拍门大喊；正在里面的杨敏隔着门回应。 晨晨哀嚎一声，扭头飞奔冲上二楼楼梯。王一漫回头目送表弟上楼……</w:t>
-              <w:br/>
-              <w:t>【核心台词与对手戏交锋】（本场以关键戏剧动作、神态反应或环境线索推动情节）</w:t>
-            </w:r>
-          </w:p>
-        </w:tc>
-      </w:tr>
-      <w:tr>
-        <w:trPr>
-          <w:cantSplit/>
-        </w:trPr>
-        <w:tc>
-          <w:tcPr>
-            <w:tcW w:type="dxa" w:w="3024"/>
-            <w:vAlign w:val="center"/>
-            <w:tcMar>
-              <w:top w:w="105" w:type="dxa"/>
-              <w:bottom w:w="105" w:type="dxa"/>
-              <w:left w:w="145" w:type="dxa"/>
-              <w:right w:w="145" w:type="dxa"/>
-            </w:tcMar>
-            <w:shd w:fill="F7FAFC"/>
-          </w:tcPr>
-          <w:p>
-            <w:pPr>
-              <w:spacing w:before="40" w:after="40" w:line="341" w:lineRule="auto"/>
-              <w:jc w:val="left"/>
-            </w:pPr>
-            <w:r/>
-            <w:r>
-              <w:rPr>
-                <w:rFonts w:ascii="Times New Roman" w:hAnsi="Times New Roman" w:eastAsia="宋体"/>
-                <w:b/>
-                <w:color w:val="191919"/>
-                <w:sz w:val="19"/>
-              </w:rPr>
-              <w:t>EP06</w:t>
-              <w:br/>
-              <w:t>6-11　内　徐图图家·客厅 — 昏</w:t>
-            </w:r>
-          </w:p>
-        </w:tc>
-        <w:tc>
-          <w:tcPr>
-            <w:tcW w:type="dxa" w:w="7344"/>
-            <w:vAlign w:val="center"/>
-            <w:tcMar>
-              <w:top w:w="105" w:type="dxa"/>
-              <w:bottom w:w="105" w:type="dxa"/>
-              <w:left w:w="145" w:type="dxa"/>
-              <w:right w:w="145" w:type="dxa"/>
-            </w:tcMar>
-            <w:shd w:fill="F7FAFC"/>
-          </w:tcPr>
-          <w:p>
-            <w:pPr>
-              <w:spacing w:before="40" w:after="40" w:line="341" w:lineRule="auto"/>
-              <w:jc w:val="left"/>
-            </w:pPr>
-            <w:r/>
-            <w:r>
-              <w:rPr>
-                <w:rFonts w:ascii="Times New Roman" w:hAnsi="Times New Roman" w:eastAsia="宋体"/>
-                <w:b w:val="0"/>
-                <w:color w:val="191919"/>
-                <w:sz w:val="19"/>
-              </w:rPr>
-              <w:t>【本场剧情动作与调度实录】除夕傍晚，徐图图家温馨的客厅里，十六岁的徐图图双手捧着自己亲手编织的白色粗针织毛线帽——帽檐上绣着可爱的眨眼笑脸与小雏菊，献宝似地递给身穿深色绗缝棉服、围着灰围巾准备出门上夜班的母亲舒洁看。 舒洁接过毛线帽仔细端详，欣慰地指了指帽檐针脚，并指了指桌上的百元钞票。 徐图图心疼地看着母亲身上的厚棉服，小声询问。 徐图图懂事地挽住母亲的胳膊摇了摇头。 舒洁慈爱地摸了摸女儿的脸颊，转身拎起包走向门口。 母亲出门后，徐图图坐到笔记本电脑前打开长林八中吧，一眼看到了那条《【劲爆消息】跨年夜一起来看暖雪！！！》的热帖。 切至：</w:t>
-              <w:br/>
-              <w:t>【核心台词与对手戏交锋】舒洁：“都快赶上我了。这里应该再来两针。桌上啊给你留了一百块钱，今晚就不要省了，嗯？” ／ 舒洁：“过年有三倍的工资，妈得赶紧多挣点钱。你长大了，以后也得有个自己的房间。” ／ 舒洁：“妈想给你的，不只是一个房间。听妈的，嗯？好了，我走了，乖。” ／ 舒洁：“关好门啊。”</w:t>
-            </w:r>
-          </w:p>
-        </w:tc>
-      </w:tr>
-      <w:tr>
-        <w:trPr>
-          <w:cantSplit/>
-        </w:trPr>
-        <w:tc>
-          <w:tcPr>
-            <w:tcW w:type="dxa" w:w="3024"/>
-            <w:vAlign w:val="center"/>
-            <w:tcMar>
-              <w:top w:w="105" w:type="dxa"/>
-              <w:bottom w:w="105" w:type="dxa"/>
-              <w:left w:w="145" w:type="dxa"/>
-              <w:right w:w="145" w:type="dxa"/>
-            </w:tcMar>
-          </w:tcPr>
-          <w:p>
-            <w:pPr>
-              <w:spacing w:before="40" w:after="40" w:line="341" w:lineRule="auto"/>
-              <w:jc w:val="left"/>
-            </w:pPr>
-            <w:r/>
-            <w:r>
-              <w:rPr>
-                <w:rFonts w:ascii="Times New Roman" w:hAnsi="Times New Roman" w:eastAsia="宋体"/>
-                <w:b/>
-                <w:color w:val="191919"/>
-                <w:sz w:val="19"/>
-              </w:rPr>
-              <w:t>EP06</w:t>
-              <w:br/>
-              <w:t>6-12　内　赵左右家·餐厅与502室门前 — 夜</w:t>
-            </w:r>
-          </w:p>
-        </w:tc>
-        <w:tc>
-          <w:tcPr>
-            <w:tcW w:type="dxa" w:w="7344"/>
-            <w:vAlign w:val="center"/>
-            <w:tcMar>
-              <w:top w:w="105" w:type="dxa"/>
-              <w:bottom w:w="105" w:type="dxa"/>
-              <w:left w:w="145" w:type="dxa"/>
-              <w:right w:w="145" w:type="dxa"/>
-            </w:tcMar>
-          </w:tcPr>
-          <w:p>
-            <w:pPr>
-              <w:spacing w:before="40" w:after="40" w:line="341" w:lineRule="auto"/>
-              <w:jc w:val="left"/>
-            </w:pPr>
-            <w:r/>
-            <w:r>
-              <w:rPr>
-                <w:rFonts w:ascii="Times New Roman" w:hAnsi="Times New Roman" w:eastAsia="宋体"/>
-                <w:b w:val="0"/>
-                <w:color w:val="191919"/>
-                <w:sz w:val="19"/>
-              </w:rPr>
-              <w:t>【本场剧情动作与调度实录】除夕之夜，五零一室餐厅桌上摆满了丰盛的年夜饭（包括锅包肉与炸茄盒）。身穿浅蓝色毛衣的赵左右与身穿灰色针织衫的赵东来围坐桌旁互相夹菜，系着粉色围裙的刘美奕端着一个装满热菜的双层不锈钢饭盒从厨房走出来。 赵东来端起酒杯乐呵呵地招呼儿子碰杯，刘美奕将不锈钢饭盒递给赵左右。 赵左右接过饭盒，疑惑地眨了眨眼。 赵左右双手托着不锈钢饭盒走到对门五零二室门前敲了敲门。身穿卡其色厚羽绒服、面容憔悴的六十六岁赵了微开房门。赵左右神色真诚地将饭盒递到身前。 赵了眼中闪过一丝意外与触动，低声询问。 赵了目光下移落在温热的饭盒上，微微点头道谢，双手接过饭盒后立刻往后退了半步拉开距离，急促地把门合上。 赵左右隔着门叮嘱了一句，转身回到五零一室餐桌旁坐下，拿起筷子边吃边问母亲。 赵东来神情凝重地停下筷子，端起啤酒杯连连叹息。 刘美奕连忙笑着出声打断沉重的话题，端起酒杯招呼父子俩。一家三口共同举杯碰在一起。 切至：</w:t>
-              <w:br/>
-              <w:t>【核心台词与对手戏交锋】（本场以关键戏剧动作、神态反应或环境线索推动情节）</w:t>
-            </w:r>
-          </w:p>
-        </w:tc>
-      </w:tr>
-      <w:tr>
-        <w:trPr>
-          <w:cantSplit/>
-        </w:trPr>
-        <w:tc>
-          <w:tcPr>
-            <w:tcW w:type="dxa" w:w="3024"/>
-            <w:vAlign w:val="center"/>
-            <w:tcMar>
-              <w:top w:w="105" w:type="dxa"/>
-              <w:bottom w:w="105" w:type="dxa"/>
-              <w:left w:w="145" w:type="dxa"/>
-              <w:right w:w="145" w:type="dxa"/>
-            </w:tcMar>
-            <w:shd w:fill="F7FAFC"/>
-          </w:tcPr>
-          <w:p>
-            <w:pPr>
-              <w:spacing w:before="40" w:after="40" w:line="341" w:lineRule="auto"/>
-              <w:jc w:val="left"/>
-            </w:pPr>
-            <w:r/>
-            <w:r>
-              <w:rPr>
-                <w:rFonts w:ascii="Times New Roman" w:hAnsi="Times New Roman" w:eastAsia="宋体"/>
-                <w:b/>
-                <w:color w:val="191919"/>
-                <w:sz w:val="19"/>
-              </w:rPr>
-              <w:t>EP06</w:t>
-              <w:br/>
-              <w:t>6-14　内　王一漫家别墅·餐厅 — 夜</w:t>
-            </w:r>
-          </w:p>
-        </w:tc>
-        <w:tc>
-          <w:tcPr>
-            <w:tcW w:type="dxa" w:w="7344"/>
-            <w:vAlign w:val="center"/>
-            <w:tcMar>
-              <w:top w:w="105" w:type="dxa"/>
-              <w:bottom w:w="105" w:type="dxa"/>
-              <w:left w:w="145" w:type="dxa"/>
-              <w:right w:w="145" w:type="dxa"/>
-            </w:tcMar>
-            <w:shd w:fill="F7FAFC"/>
-          </w:tcPr>
-          <w:p>
-            <w:pPr>
-              <w:spacing w:before="40" w:after="40" w:line="341" w:lineRule="auto"/>
-              <w:jc w:val="left"/>
-            </w:pPr>
-            <w:r/>
-            <w:r>
-              <w:rPr>
-                <w:rFonts w:ascii="Times New Roman" w:hAnsi="Times New Roman" w:eastAsia="宋体"/>
-                <w:b w:val="0"/>
-                <w:color w:val="191919"/>
-                <w:sz w:val="19"/>
-              </w:rPr>
-              <w:t>【本场剧情动作与调度实录】王家别墅餐厅内，王一漫的父亲王伟之、母亲杨敏与舅舅、舅妈等一众亲戚举杯欢庆除夕。王一漫端着橙汁杯轻轻抿了一口，眼神不时飘向旁边的欧式座钟。 舅舅端着红酒杯笑呵呵地转向王一漫劝酒，杨敏迅速抬手拦住。 父亲王伟之放下筷子，拿出一家之主的威严训诫起来。 一旁的舅妈目光落在杨敏颈间，笑着夸赞。杨敏双手轻轻抚弄着颈间的珍珠项链，满面得色地炫耀。 舅舅也顺势竖起大拇指奉承，杨敏受用地频频点头。 舅舅拍了拍旁边小表弟晨晨的脑袋，半开玩笑地感慨。 众人推杯换盏间，王一漫全程垂眸低头，抬头看了一眼座钟上方浮现的“荀未来返程 01:00:38”倒计时，端起水杯喝水掩饰焦急。父亲王伟之转头关切地看向女儿。 王一漫顺势右手轻捂腹部，装出神情萎靡的模样向父亲请假。 王伟之点了点头表示同意。 王一漫迅速起身离席，快步走上二楼楼梯。餐桌上舅舅继续端杯向王伟之敬酒。 切至：</w:t>
-              <w:br/>
-              <w:t>【核心台词与对手戏交锋】（本场以关键戏剧动作、神态反应或环境线索推动情节）</w:t>
-            </w:r>
-          </w:p>
-        </w:tc>
-      </w:tr>
-      <w:tr>
-        <w:trPr>
-          <w:cantSplit/>
-        </w:trPr>
-        <w:tc>
-          <w:tcPr>
-            <w:tcW w:type="dxa" w:w="3024"/>
-            <w:vAlign w:val="center"/>
-            <w:tcMar>
-              <w:top w:w="105" w:type="dxa"/>
-              <w:bottom w:w="105" w:type="dxa"/>
-              <w:left w:w="145" w:type="dxa"/>
-              <w:right w:w="145" w:type="dxa"/>
-            </w:tcMar>
-          </w:tcPr>
-          <w:p>
-            <w:pPr>
-              <w:spacing w:before="40" w:after="40" w:line="341" w:lineRule="auto"/>
-              <w:jc w:val="left"/>
-            </w:pPr>
-            <w:r/>
-            <w:r>
-              <w:rPr>
-                <w:rFonts w:ascii="Times New Roman" w:hAnsi="Times New Roman" w:eastAsia="宋体"/>
-                <w:b/>
-                <w:color w:val="191919"/>
-                <w:sz w:val="19"/>
-              </w:rPr>
-              <w:t>EP06</w:t>
-              <w:br/>
-              <w:t>6-17　内/外　除夕跨年群像空间与赵左右家卧室 — 深夜</w:t>
-            </w:r>
-          </w:p>
-        </w:tc>
-        <w:tc>
-          <w:tcPr>
-            <w:tcW w:type="dxa" w:w="7344"/>
-            <w:vAlign w:val="center"/>
-            <w:tcMar>
-              <w:top w:w="105" w:type="dxa"/>
-              <w:bottom w:w="105" w:type="dxa"/>
-              <w:left w:w="145" w:type="dxa"/>
-              <w:right w:w="145" w:type="dxa"/>
-            </w:tcMar>
-          </w:tcPr>
-          <w:p>
-            <w:pPr>
-              <w:spacing w:before="40" w:after="40" w:line="341" w:lineRule="auto"/>
-              <w:jc w:val="left"/>
-            </w:pPr>
-            <w:r/>
-            <w:r>
-              <w:rPr>
-                <w:rFonts w:ascii="Times New Roman" w:hAnsi="Times New Roman" w:eastAsia="宋体"/>
-                <w:b w:val="0"/>
-                <w:color w:val="191919"/>
-                <w:sz w:val="19"/>
-              </w:rPr>
-              <w:t>【本场剧情动作与调度实录】五零二室卧室内，六十六岁的赵了裹着厚羽绒服发烧卧床，拿出水银体温计查看，刻度已超过三十九度，无奈地叹气靠回床头。 飞霞湾王家别墅餐厅内，二楼阳台窗外依然垂挂着那条打结的白色床单；母亲杨敏严厉地指责着，王一漫低着头一动不动地坐在餐桌旁。 三条鱼漫画屋内，留着顺直短发的理科学霸陈明独自坐在书桌漫画堆前，挑灯埋头刷题写寒假作业。 家属院公告栏雪堆旁，四十一岁的荀未来蹲在雪地里，手握一罐绿皮哈尔滨啤酒仰头独饮，孤独地仰望着五楼五零一室的窗户。 五零一室赵左右卧室内，身穿黑白条纹长袖的十六岁赵左右静静坐在书桌前，凝视着玻璃缸里游动的金鱼。突然，窗外漆黑的夜空被一道璀璨夺目的金红色光芒撕裂——一颗巨大的火流星拖着长长的焰尾划破长空，将漫天飘落的白雪映照成梦幻般的暖金色，倒映在赵左右震颤的瞳孔中（画外音）。 切至：</w:t>
-              <w:br/>
-              <w:t>【核心台词与对手戏交锋】（本场以关键戏剧动作、神态反应或环境线索推动情节）</w:t>
-            </w:r>
-          </w:p>
-        </w:tc>
-      </w:tr>
-      <w:tr>
-        <w:trPr>
-          <w:cantSplit/>
-        </w:trPr>
-        <w:tc>
-          <w:tcPr>
-            <w:tcW w:type="dxa" w:w="3024"/>
-            <w:vAlign w:val="center"/>
-            <w:tcMar>
-              <w:top w:w="105" w:type="dxa"/>
-              <w:bottom w:w="105" w:type="dxa"/>
-              <w:left w:w="145" w:type="dxa"/>
-              <w:right w:w="145" w:type="dxa"/>
-            </w:tcMar>
-            <w:shd w:fill="F7FAFC"/>
-          </w:tcPr>
-          <w:p>
-            <w:pPr>
-              <w:spacing w:before="40" w:after="40" w:line="341" w:lineRule="auto"/>
-              <w:jc w:val="left"/>
-            </w:pPr>
-            <w:r/>
-            <w:r>
-              <w:rPr>
-                <w:rFonts w:ascii="Times New Roman" w:hAnsi="Times New Roman" w:eastAsia="宋体"/>
-                <w:b/>
-                <w:color w:val="191919"/>
-                <w:sz w:val="19"/>
-              </w:rPr>
-              <w:t>EP07</w:t>
-              <w:br/>
-              <w:t>7-4　内　徐图图家·玄关与客厅 — 夜</w:t>
-            </w:r>
-          </w:p>
-        </w:tc>
-        <w:tc>
-          <w:tcPr>
-            <w:tcW w:type="dxa" w:w="7344"/>
-            <w:vAlign w:val="center"/>
-            <w:tcMar>
-              <w:top w:w="105" w:type="dxa"/>
-              <w:bottom w:w="105" w:type="dxa"/>
-              <w:left w:w="145" w:type="dxa"/>
-              <w:right w:w="145" w:type="dxa"/>
-            </w:tcMar>
-            <w:shd w:fill="F7FAFC"/>
-          </w:tcPr>
-          <w:p>
-            <w:pPr>
-              <w:spacing w:before="40" w:after="40" w:line="341" w:lineRule="auto"/>
-              <w:jc w:val="left"/>
-            </w:pPr>
-            <w:r/>
-            <w:r>
-              <w:rPr>
-                <w:rFonts w:ascii="Times New Roman" w:hAnsi="Times New Roman" w:eastAsia="宋体"/>
-                <w:b w:val="0"/>
-                <w:color w:val="191919"/>
-                <w:sz w:val="19"/>
-              </w:rPr>
-              <w:t>【本场剧情动作与调度实录】二零零八年除夕深夜，屏幕浮现本集片名：第 7 集 舒图来了。 五栋六零二室徐图图家玄关门前，身穿浅蓝色毛绒连帽大衣、戴着圆框眼镜的十六岁徐图图推开房门，热情地将身穿黑色双排扣毛呢大衣的四十一岁成年舒图迎进屋内。徐图图把怀里的绿色礼盒放到桌上，转身去拎绿色暖水瓶；舒图收拢那把画着黄色叉眼笑脸涂鸦的透明雨伞，随手带门却没关严，门锁弹开了一条缝。 舒图回身用力一拉，咔哒一声将防盗门关严，顺手把黄笑脸雨伞挂在门边，迈步走进陈设质朴却暖意融融的客厅，目光复杂地环视着二十五年前自己与母亲相依为命的旧居。徐图图捧着一杯刚倒好的温水走过来，双手递到舒图面前。 舒图接过水杯，翘着二郎腿在旧扶手椅上坐下，继续打量着四周贴着超市促销海报和《富贵图》年画的墙壁。 十六岁的徐图图双手规矩地放在膝盖上，有些不好意思地腼腆一笑。 舒图垂眸吹了吹杯口的热气，淡淡挑了挑眉。 舒图抬起眼，瞥见坐在对面小木椅上的十六岁徐图图正双手搁在膝头、习惯性地微耸着肩膀驼着背，……</w:t>
-              <w:br/>
-              <w:t>【核心台词与对手戏交锋】（本场以关键戏剧动作、神态反应或环境线索推动情节）</w:t>
-            </w:r>
-          </w:p>
-        </w:tc>
-      </w:tr>
-      <w:tr>
-        <w:trPr>
-          <w:cantSplit/>
-        </w:trPr>
-        <w:tc>
-          <w:tcPr>
-            <w:tcW w:type="dxa" w:w="3024"/>
-            <w:vAlign w:val="center"/>
-            <w:tcMar>
-              <w:top w:w="105" w:type="dxa"/>
-              <w:bottom w:w="105" w:type="dxa"/>
-              <w:left w:w="145" w:type="dxa"/>
-              <w:right w:w="145" w:type="dxa"/>
-            </w:tcMar>
-          </w:tcPr>
-          <w:p>
-            <w:pPr>
-              <w:spacing w:before="40" w:after="40" w:line="341" w:lineRule="auto"/>
-              <w:jc w:val="left"/>
-            </w:pPr>
-            <w:r/>
-            <w:r>
-              <w:rPr>
-                <w:rFonts w:ascii="Times New Roman" w:hAnsi="Times New Roman" w:eastAsia="宋体"/>
-                <w:b/>
-                <w:color w:val="191919"/>
-                <w:sz w:val="19"/>
-              </w:rPr>
-              <w:t>EP07</w:t>
-              <w:br/>
-              <w:t>7-6　内　赵左右家·玄关与客厅 — 日</w:t>
-            </w:r>
-          </w:p>
-        </w:tc>
-        <w:tc>
-          <w:tcPr>
-            <w:tcW w:type="dxa" w:w="7344"/>
-            <w:vAlign w:val="center"/>
-            <w:tcMar>
-              <w:top w:w="105" w:type="dxa"/>
-              <w:bottom w:w="105" w:type="dxa"/>
-              <w:left w:w="145" w:type="dxa"/>
-              <w:right w:w="145" w:type="dxa"/>
-            </w:tcMar>
-          </w:tcPr>
-          <w:p>
-            <w:pPr>
-              <w:spacing w:before="40" w:after="40" w:line="341" w:lineRule="auto"/>
-              <w:jc w:val="left"/>
-            </w:pPr>
-            <w:r/>
-            <w:r>
-              <w:rPr>
-                <w:rFonts w:ascii="Times New Roman" w:hAnsi="Times New Roman" w:eastAsia="宋体"/>
-                <w:b w:val="0"/>
-                <w:color w:val="191919"/>
-                <w:sz w:val="19"/>
-              </w:rPr>
-              <w:t>【本场剧情动作与调度实录】大年初一清晨，五零一室卧室内，身穿黑白条纹长袖T恤的十六岁赵左右在书桌前伸了个懒腰，揉着眼睛走出卧室。玄关处，身穿黑色大衣、围着黑灰格围巾的母亲刘美奕正弯腰换鞋准备出门。 正在玄关穿鞋的刘美奕直起身子，笑着点了点儿子的鼻尖。 刘美奕直起身子朝儿子笑了笑，拉开门把手。 刘美奕推开门回过头，温柔地朝儿子挥了挥手。 刘美奕出门离去。紧接着，身穿灰色拼接毛衣与黑色连帽羽绒服的父亲赵东来也拎起拜年礼品袋走到玄关穿鞋。 赵东来系好黑色连帽羽绒服拉链，提起地上的年货礼品袋乐呵呵地应道。 赵左右撇了撇嘴，靠在门框上拆父亲的台。 赵东来瞪起眼睛佯装不服气地一拍胸脯，推门大步流星地走了出去。 赵东来得意地拍了拍儿子的肩膀，开门下楼。偌大的屋子瞬间冷清下来，赵左右独自走到结着冰霜的窗前，俯瞰着楼下雪地里孤零零排成一列的三个小雪人，眼神有些落寞。就在这时，门外响起笃笃的敲门声。 换上棕黄格子连帽衬衫的赵左右走到玄关拉开房门，只见四十一岁的成年舒图正站在……</w:t>
-              <w:br/>
-              <w:t>【核心台词与对手戏交锋】（本场以关键戏剧动作、神态反应或环境线索推动情节）</w:t>
-            </w:r>
-          </w:p>
-        </w:tc>
-      </w:tr>
-      <w:tr>
-        <w:trPr>
-          <w:cantSplit/>
-        </w:trPr>
-        <w:tc>
-          <w:tcPr>
-            <w:tcW w:type="dxa" w:w="3024"/>
-            <w:vAlign w:val="center"/>
-            <w:tcMar>
-              <w:top w:w="105" w:type="dxa"/>
-              <w:bottom w:w="105" w:type="dxa"/>
-              <w:left w:w="145" w:type="dxa"/>
-              <w:right w:w="145" w:type="dxa"/>
-            </w:tcMar>
-            <w:shd w:fill="F7FAFC"/>
-          </w:tcPr>
-          <w:p>
-            <w:pPr>
-              <w:spacing w:before="40" w:after="40" w:line="341" w:lineRule="auto"/>
-              <w:jc w:val="left"/>
-            </w:pPr>
-            <w:r/>
-            <w:r>
-              <w:rPr>
-                <w:rFonts w:ascii="Times New Roman" w:hAnsi="Times New Roman" w:eastAsia="宋体"/>
-                <w:b/>
-                <w:color w:val="191919"/>
-                <w:sz w:val="19"/>
-              </w:rPr>
-              <w:t>EP08</w:t>
-              <w:br/>
-              <w:t>8-15　内　赵左右家·玄关与赵左右卧室 — 日</w:t>
-            </w:r>
-          </w:p>
-        </w:tc>
-        <w:tc>
-          <w:tcPr>
-            <w:tcW w:type="dxa" w:w="7344"/>
-            <w:vAlign w:val="center"/>
-            <w:tcMar>
-              <w:top w:w="105" w:type="dxa"/>
-              <w:bottom w:w="105" w:type="dxa"/>
-              <w:left w:w="145" w:type="dxa"/>
-              <w:right w:w="145" w:type="dxa"/>
-            </w:tcMar>
-            <w:shd w:fill="F7FAFC"/>
-          </w:tcPr>
-          <w:p>
-            <w:pPr>
-              <w:spacing w:before="40" w:after="40" w:line="341" w:lineRule="auto"/>
-              <w:jc w:val="left"/>
-            </w:pPr>
-            <w:r/>
-            <w:r>
-              <w:rPr>
-                <w:rFonts w:ascii="Times New Roman" w:hAnsi="Times New Roman" w:eastAsia="宋体"/>
-                <w:b w:val="0"/>
-                <w:color w:val="191919"/>
-                <w:sz w:val="19"/>
-              </w:rPr>
-              <w:t>【本场剧情动作与调度实录】五零一室入户门被轻轻推开，神情恍惚落寞的赵左右低着头走进玄关换鞋。身穿粉色针织开衫的母亲刘美奕笑盈盈地从客厅迎了出来，关切地打量着儿子。 赵左右一言不发地将手里拎着的八王寺汽水瓶放在玄关鱼缸柜上，像丢了魂似的径直走向自己的卧室。刘美奕在门帘旁停下脚步，担忧地望着儿子的背影唤了一声。 赵左右背对着母亲停顿了半秒，低声应了一句，推门走进卧室关上了房门。 卧室内，赵左右呆呆地坐在书桌前。片刻后，门外响起轻轻的敲门声，刘美奕推门走进来，缓步走到儿子身后，将温暖的手掌轻轻搭在赵左右的肩头，俯下身柔声询问。 赵左右深吸了一口气，缓缓抬起眼眸，原本迷茫涣散的目光渐渐聚焦，语气平静却透着一股前所未有的成长与认真。 刘美奕没有追问，理解而欣慰地点了点头，温柔地拍了拍儿子的肩膀，将脸颊轻轻贴了贴儿子的头发，随后轻抚了一下他的手臂，体贴地转身带门离开。 房间里恢复了安静。赵左右低下头，目光落在书桌英文旧报纸垫纸上整齐排列着的一排鹅卵石上——那是舒图昨……</w:t>
-              <w:br/>
-              <w:t>【核心台词与对手戏交锋】（本场以关键戏剧动作、神态反应或环境线索推动情节）</w:t>
-            </w:r>
-          </w:p>
-        </w:tc>
-      </w:tr>
-      <w:tr>
-        <w:trPr>
-          <w:cantSplit/>
-        </w:trPr>
-        <w:tc>
-          <w:tcPr>
-            <w:tcW w:type="dxa" w:w="3024"/>
-            <w:vAlign w:val="center"/>
-            <w:tcMar>
-              <w:top w:w="105" w:type="dxa"/>
-              <w:bottom w:w="105" w:type="dxa"/>
-              <w:left w:w="145" w:type="dxa"/>
-              <w:right w:w="145" w:type="dxa"/>
-            </w:tcMar>
-          </w:tcPr>
-          <w:p>
-            <w:pPr>
-              <w:spacing w:before="40" w:after="40" w:line="341" w:lineRule="auto"/>
-              <w:jc w:val="left"/>
-            </w:pPr>
-            <w:r/>
-            <w:r>
-              <w:rPr>
-                <w:rFonts w:ascii="Times New Roman" w:hAnsi="Times New Roman" w:eastAsia="宋体"/>
-                <w:b/>
-                <w:color w:val="191919"/>
-                <w:sz w:val="19"/>
-              </w:rPr>
-              <w:t>EP09</w:t>
-              <w:br/>
-              <w:t>9-8　内/外　教学楼走廊·学校食堂与赵左右家厨房（交叉剪辑） — 日/夜</w:t>
-            </w:r>
-          </w:p>
-        </w:tc>
-        <w:tc>
-          <w:tcPr>
-            <w:tcW w:type="dxa" w:w="7344"/>
-            <w:vAlign w:val="center"/>
-            <w:tcMar>
-              <w:top w:w="105" w:type="dxa"/>
-              <w:bottom w:w="105" w:type="dxa"/>
-              <w:left w:w="145" w:type="dxa"/>
-              <w:right w:w="145" w:type="dxa"/>
-            </w:tcMar>
-          </w:tcPr>
-          <w:p>
-            <w:pPr>
-              <w:spacing w:before="40" w:after="40" w:line="341" w:lineRule="auto"/>
-              <w:jc w:val="left"/>
-            </w:pPr>
-            <w:r/>
-            <w:r>
-              <w:rPr>
-                <w:rFonts w:ascii="Times New Roman" w:hAnsi="Times New Roman" w:eastAsia="宋体"/>
-                <w:b w:val="0"/>
-                <w:color w:val="191919"/>
-                <w:sz w:val="19"/>
-              </w:rPr>
-              <w:t>【本场剧情动作与调度实录】教学楼走廊里，赵左右手里捧着《高考必备便携手册》穿行在课间熙熙攘攘的学生人流中，嘴里念念有词地背诵着历史考点。两名同班女同学并肩走在他身后，望着他的背影小声议论。 旁边的女同学乙目视前方，语气平淡地摇了摇头。 两人在走廊窗边停下脚步，女同学甲侧过头好奇地询问同伴。 女同学乙抱着数学课本，条理清晰地分析起名次跃升的残酷难度；女同学甲听后若有所思地点了点头。 暮色四合，冬日的夜幕笼罩了校园操场。空旷昏暗的学校食堂里只亮着一盏孤灯，十六岁的赵左右独自一人坐在长条餐桌旁，左手拿着筷子大口扒着餐盘里微凉的饭菜，右手握着笔在复习笔记本上飞快地演算记忆。 赵左右咽下嘴里的饭，从黑色羽绒服口袋里掏出诺基亚直板手机，拨通家里的电话放到耳边。 与此同时，五零一室赵家温暖的厨房里，系着碎花围裙的母亲刘美奕擦了擦手拿起手机接听，温和地询问。 食堂孤灯下，赵左右握着手机，眼神无比坚定地向母亲汇报自己的决定。 厨房里的刘美奕愣了一下，看了一眼锅里热着的饭菜……</w:t>
-              <w:br/>
-              <w:t>【核心台词与对手戏交锋】（本场以关键戏剧动作、神态反应或环境线索推动情节）</w:t>
-            </w:r>
-          </w:p>
-        </w:tc>
-      </w:tr>
-      <w:tr>
-        <w:trPr>
-          <w:cantSplit/>
-        </w:trPr>
-        <w:tc>
-          <w:tcPr>
-            <w:tcW w:type="dxa" w:w="3024"/>
-            <w:vAlign w:val="center"/>
-            <w:tcMar>
-              <w:top w:w="105" w:type="dxa"/>
-              <w:bottom w:w="105" w:type="dxa"/>
-              <w:left w:w="145" w:type="dxa"/>
-              <w:right w:w="145" w:type="dxa"/>
-            </w:tcMar>
-            <w:shd w:fill="F7FAFC"/>
-          </w:tcPr>
-          <w:p>
-            <w:pPr>
-              <w:spacing w:before="40" w:after="40" w:line="341" w:lineRule="auto"/>
-              <w:jc w:val="left"/>
-            </w:pPr>
-            <w:r/>
-            <w:r>
-              <w:rPr>
-                <w:rFonts w:ascii="Times New Roman" w:hAnsi="Times New Roman" w:eastAsia="宋体"/>
-                <w:b/>
-                <w:color w:val="191919"/>
-                <w:sz w:val="19"/>
-              </w:rPr>
-              <w:t>EP09</w:t>
-              <w:br/>
-              <w:t>9-10　外/内　徐图图家筒子楼下与五栋602室卧室 — 夜</w:t>
-            </w:r>
-          </w:p>
-        </w:tc>
-        <w:tc>
-          <w:tcPr>
-            <w:tcW w:type="dxa" w:w="7344"/>
-            <w:vAlign w:val="center"/>
-            <w:tcMar>
-              <w:top w:w="105" w:type="dxa"/>
-              <w:bottom w:w="105" w:type="dxa"/>
-              <w:left w:w="145" w:type="dxa"/>
-              <w:right w:w="145" w:type="dxa"/>
-            </w:tcMar>
-            <w:shd w:fill="F7FAFC"/>
-          </w:tcPr>
-          <w:p>
-            <w:pPr>
-              <w:spacing w:before="40" w:after="40" w:line="341" w:lineRule="auto"/>
-              <w:jc w:val="left"/>
-            </w:pPr>
-            <w:r/>
-            <w:r>
-              <w:rPr>
-                <w:rFonts w:ascii="Times New Roman" w:hAnsi="Times New Roman" w:eastAsia="宋体"/>
-                <w:b w:val="0"/>
-                <w:color w:val="191919"/>
-                <w:sz w:val="19"/>
-              </w:rPr>
-              <w:t>【本场剧情动作与调度实录】深夜，戴着白色毛绒耳罩的徐图图走进自家筒子楼前的巷道。当她迈步走上外挂铁楼梯时，惊讶地发现原本坏了好几个月的楼梯口声控路灯竟然亮起了温暖明亮的灯光！徐图图仰头看着修好的路灯，开心地会心一笑，快步跑上二楼进屋。 而在楼下路边黑暗的雪地旁，那辆黑色路虎越野车正静静停在阴影里——驾驶座上，头戴黄色毛线帽、身穿宝蓝色羽绒服的六十六岁赵了缓缓摘下双手戴着的蓝色防滑劳保手套，将手里的剥线钳与螺丝刀轻轻放在副驾驶座上那本翻开的《海尔冰箱空调维修指南》和万用表旁，仰头望着二楼亮起的灯光，露出一抹慈祥安心的微笑。 五栋六零二室温馨的卧室内，身穿驼色连帽卫衣的母亲舒洁正站在床边，温柔地替脱下大衣穿校服的女儿徐图图按揉肩膀放松。徐图图舒服地侧过头询问母亲。 舒洁一边熟练地替女儿揉捏着肩颈穴位，一边摇了摇头回答。 徐图图心疼母亲上班辛苦，立刻站起身按着舒洁的肩膀让她在床沿坐下，站在母亲身后用小手卖力地替母亲捏起肩来。 徐图图一边认真地替母亲捶肩，一边想……</w:t>
-              <w:br/>
-              <w:t>【核心台词与对手戏交锋】舒洁：“不是我，我也纳闷呢。咱们这个地方又没有物业，可能是好心人吧。” ／ 舒洁：“可是当年你妈跟你爸的时候，也觉得他是个好人。” ／ 舒洁：“傻丫头，你分辨不了的。能分辨的，只有时间。”</w:t>
-            </w:r>
-          </w:p>
-        </w:tc>
-      </w:tr>
-      <w:tr>
-        <w:trPr>
-          <w:cantSplit/>
-        </w:trPr>
-        <w:tc>
-          <w:tcPr>
-            <w:tcW w:type="dxa" w:w="3024"/>
-            <w:vAlign w:val="center"/>
-            <w:tcMar>
-              <w:top w:w="105" w:type="dxa"/>
-              <w:bottom w:w="105" w:type="dxa"/>
-              <w:left w:w="145" w:type="dxa"/>
-              <w:right w:w="145" w:type="dxa"/>
-            </w:tcMar>
-          </w:tcPr>
-          <w:p>
-            <w:pPr>
-              <w:spacing w:before="40" w:after="40" w:line="341" w:lineRule="auto"/>
-              <w:jc w:val="left"/>
-            </w:pPr>
-            <w:r/>
-            <w:r>
-              <w:rPr>
-                <w:rFonts w:ascii="Times New Roman" w:hAnsi="Times New Roman" w:eastAsia="宋体"/>
-                <w:b/>
-                <w:color w:val="191919"/>
-                <w:sz w:val="19"/>
-              </w:rPr>
-              <w:t>EP09</w:t>
-              <w:br/>
-              <w:t>9-12　外/内　福慧家园五楼楼道·502室与三条鱼漫画屋 — 夜</w:t>
-            </w:r>
-          </w:p>
-        </w:tc>
-        <w:tc>
-          <w:tcPr>
-            <w:tcW w:type="dxa" w:w="7344"/>
-            <w:vAlign w:val="center"/>
-            <w:tcMar>
-              <w:top w:w="105" w:type="dxa"/>
-              <w:bottom w:w="105" w:type="dxa"/>
-              <w:left w:w="145" w:type="dxa"/>
-              <w:right w:w="145" w:type="dxa"/>
-            </w:tcMar>
-          </w:tcPr>
-          <w:p>
-            <w:pPr>
-              <w:spacing w:before="40" w:after="40" w:line="341" w:lineRule="auto"/>
-              <w:jc w:val="left"/>
-            </w:pPr>
-            <w:r/>
-            <w:r>
-              <w:rPr>
-                <w:rFonts w:ascii="Times New Roman" w:hAnsi="Times New Roman" w:eastAsia="宋体"/>
-                <w:b w:val="0"/>
-                <w:color w:val="191919"/>
-                <w:sz w:val="19"/>
-              </w:rPr>
-              <w:t>【本场剧情动作与调度实录】深夜，黑色路虎越野车（黑A·6T534）停在福慧家园居民楼下的雪地旁。头戴姜黄色毛线帽、身穿宝蓝色连帽羽绒服的六十六岁赵了推门下车，抬头仰望了一眼五楼亮灯的窗户，呼出一团白气走进单元门。 五楼狭窄的水泥楼道内，赵了走上台阶，抬手敲响了对门五零一室的防盗门。身穿灰色开衫毛衣的母亲刘美奕拉开房门，客气地打招呼。 赵了往屋里望了一眼，温和地询问十六岁赵左右的动向。 刘美奕摇了摇头，脸上带着几分欣慰向老邻居解释。 赵了眉头微不可察地一蹙——在他原本的记忆里，高一的自己从未主动留校上过晚自习。他不动声色地追问了一句。 刘美奕笑着摆了摆手。 正说着，楼梯下方传来稳健的脚步声——只见身穿黑色连帽羽绒服的十六岁赵左右怀里紧紧抱着一大摞厚厚的复习教材与练习册，迈步走上五楼平台，礼貌地向赵了和母亲问好。 刘美奕心疼地连忙迎上去接过儿子手里的书，热情地招呼儿子进屋吃宵夜，并回头向赵了道晚安。 赵了温和地应了一声“哎”，目送五零一室的防盗门咔哒关上。楼……</w:t>
-              <w:br/>
-              <w:t>【核心台词与对手戏交锋】（本场以关键戏剧动作、神态反应或环境线索推动情节）</w:t>
-            </w:r>
-          </w:p>
-        </w:tc>
-      </w:tr>
-      <w:tr>
-        <w:trPr>
-          <w:cantSplit/>
-        </w:trPr>
-        <w:tc>
-          <w:tcPr>
-            <w:tcW w:type="dxa" w:w="3024"/>
-            <w:vAlign w:val="center"/>
-            <w:tcMar>
-              <w:top w:w="105" w:type="dxa"/>
-              <w:bottom w:w="105" w:type="dxa"/>
-              <w:left w:w="145" w:type="dxa"/>
-              <w:right w:w="145" w:type="dxa"/>
-            </w:tcMar>
-            <w:shd w:fill="F7FAFC"/>
-          </w:tcPr>
-          <w:p>
-            <w:pPr>
-              <w:spacing w:before="40" w:after="40" w:line="341" w:lineRule="auto"/>
-              <w:jc w:val="left"/>
-            </w:pPr>
-            <w:r/>
-            <w:r>
-              <w:rPr>
-                <w:rFonts w:ascii="Times New Roman" w:hAnsi="Times New Roman" w:eastAsia="宋体"/>
-                <w:b/>
-                <w:color w:val="191919"/>
-                <w:sz w:val="19"/>
-              </w:rPr>
-              <w:t>EP11</w:t>
-              <w:br/>
-              <w:t>11-4　外/内　福慧家园楼下路虎车内与501室赵左右卧室 — 深夜</w:t>
-            </w:r>
-          </w:p>
-        </w:tc>
-        <w:tc>
-          <w:tcPr>
-            <w:tcW w:type="dxa" w:w="7344"/>
-            <w:vAlign w:val="center"/>
-            <w:tcMar>
-              <w:top w:w="105" w:type="dxa"/>
-              <w:bottom w:w="105" w:type="dxa"/>
-              <w:left w:w="145" w:type="dxa"/>
-              <w:right w:w="145" w:type="dxa"/>
-            </w:tcMar>
-            <w:shd w:fill="F7FAFC"/>
-          </w:tcPr>
-          <w:p>
-            <w:pPr>
-              <w:spacing w:before="40" w:after="40" w:line="341" w:lineRule="auto"/>
-              <w:jc w:val="left"/>
-            </w:pPr>
-            <w:r/>
-            <w:r>
-              <w:rPr>
-                <w:rFonts w:ascii="Times New Roman" w:hAnsi="Times New Roman" w:eastAsia="宋体"/>
-                <w:b w:val="0"/>
-                <w:color w:val="191919"/>
-                <w:sz w:val="19"/>
-              </w:rPr>
-              <w:t>【本场剧情动作与调度实录】深夜十二点半，福慧家园五号楼下的雪地旁，黑色路虎越野车仪表台上固定着那部正在运行“黑鸽子v2.1（监听录制中）”的诺基亚手机。主驾驶座上的六十六岁赵了困倦地打了个哈欠，副驾驶座上身穿八中校服夹克的四十一岁荀未来歪头靠着车窗，仰望着五楼亮灯的窗户抱怨。 赵了神色严肃地转过头，叮嘱身旁的荀未来。荀未来若有所思地点了点头。 恰在此时，仪表台上诺基亚手机的音频波形跳动起来——五零一室赵左右的卧室内，身穿淡蓝印花丝质睡衣的母亲刘美奕轻轻推门走到书桌旁，俯身关切地看着还在灯下演算集合数学题的儿子。 身穿黑色短袖T恤的十六岁赵左右紧盯着桌上的草稿纸，手里的笔不停地推导着公式，头也不抬地回答。 刘美奕心疼地轻轻抚摸了一下儿子的肩膀与后背，转身轻手轻脚地替他带上房门离开。赵左右停下笔，闭上双眼深吸了一口气，努力平复着内心的紧张与翻涌。 切至：</w:t>
-              <w:br/>
-              <w:t>【核心台词与对手戏交锋】（本场以关键戏剧动作、神态反应或环境线索推动情节）</w:t>
-            </w:r>
-          </w:p>
-        </w:tc>
-      </w:tr>
-      <w:tr>
-        <w:trPr>
-          <w:cantSplit/>
-        </w:trPr>
-        <w:tc>
-          <w:tcPr>
-            <w:tcW w:type="dxa" w:w="3024"/>
-            <w:vAlign w:val="center"/>
-            <w:tcMar>
-              <w:top w:w="105" w:type="dxa"/>
-              <w:bottom w:w="105" w:type="dxa"/>
-              <w:left w:w="145" w:type="dxa"/>
-              <w:right w:w="145" w:type="dxa"/>
-            </w:tcMar>
-          </w:tcPr>
-          <w:p>
-            <w:pPr>
-              <w:spacing w:before="40" w:after="40" w:line="341" w:lineRule="auto"/>
-              <w:jc w:val="left"/>
-            </w:pPr>
-            <w:r/>
-            <w:r>
-              <w:rPr>
-                <w:rFonts w:ascii="Times New Roman" w:hAnsi="Times New Roman" w:eastAsia="宋体"/>
-                <w:b/>
-                <w:color w:val="191919"/>
-                <w:sz w:val="19"/>
-              </w:rPr>
-              <w:t>EP12</w:t>
-              <w:br/>
-              <w:t>12-6　内　长林八中图书馆·漫画屋与靓丽发艺理发店 — 日/夜</w:t>
-            </w:r>
-          </w:p>
-        </w:tc>
-        <w:tc>
-          <w:tcPr>
-            <w:tcW w:type="dxa" w:w="7344"/>
-            <w:vAlign w:val="center"/>
-            <w:tcMar>
-              <w:top w:w="105" w:type="dxa"/>
-              <w:bottom w:w="105" w:type="dxa"/>
-              <w:left w:w="145" w:type="dxa"/>
-              <w:right w:w="145" w:type="dxa"/>
-            </w:tcMar>
-          </w:tcPr>
-          <w:p>
-            <w:pPr>
-              <w:spacing w:before="40" w:after="40" w:line="341" w:lineRule="auto"/>
-              <w:jc w:val="left"/>
-            </w:pPr>
-            <w:r/>
-            <w:r>
-              <w:rPr>
-                <w:rFonts w:ascii="Times New Roman" w:hAnsi="Times New Roman" w:eastAsia="宋体"/>
-                <w:b w:val="0"/>
-                <w:color w:val="191919"/>
-                <w:sz w:val="19"/>
-              </w:rPr>
-              <w:t>【本场剧情动作与调度实录】长林八中图书馆阅览室内，十六岁的赵左右从书架上取下一本弗洛伊德著的《本能与自我（The Ego and the Id）》，兴冲冲地走到靠窗长桌旁拉开椅子，坐到正在整理笔记的徐图图对面。而在不远处的一排高大书架背后，四十一岁的荀未来正半隐在阴影里，眼神阴沉地窥视着两人。 靠窗长桌旁，徐图图放下手中的笔，看着赵左右手里的《本能与自我》，既惊讶又欣喜。 赵左右兴高采烈地合上书本，双手撑在桌面上，满眼放光地向徐图图畅想自己的宏伟蓝图。 书架后方，捂着隐隐作痛的肝脏的荀未来死死盯着徐图图，眼底的敌意愈发浓烈。 长桌旁，赵左右目光真挚而炽热地望向对面的徐图图，正式回应了她在第八集长林咖啡馆里提出的约定。 徐图图脸上绽放出欢喜的笑容，但随即又替赵左右的现实出路担忧起来。 赵左右认真地抚摸着《本能与自我》的书皮，语气无比笃定。 徐图图低头转着笔，用母亲舒洁教她的务实眼光小声提醒。 赵左右把书往桌上一放，有些泄气地嘟囔。 徐图图见他不高兴，慌忙摆……</w:t>
-              <w:br/>
-              <w:t>【核心台词与对手戏交锋】（本场以关键戏剧动作、神态反应或环境线索推动情节）</w:t>
-            </w:r>
-          </w:p>
-        </w:tc>
-      </w:tr>
-      <w:tr>
-        <w:trPr>
-          <w:cantSplit/>
-        </w:trPr>
-        <w:tc>
-          <w:tcPr>
-            <w:tcW w:type="dxa" w:w="3024"/>
-            <w:vAlign w:val="center"/>
-            <w:tcMar>
-              <w:top w:w="105" w:type="dxa"/>
-              <w:bottom w:w="105" w:type="dxa"/>
-              <w:left w:w="145" w:type="dxa"/>
-              <w:right w:w="145" w:type="dxa"/>
-            </w:tcMar>
-            <w:shd w:fill="F7FAFC"/>
-          </w:tcPr>
-          <w:p>
-            <w:pPr>
-              <w:spacing w:before="40" w:after="40" w:line="341" w:lineRule="auto"/>
-              <w:jc w:val="left"/>
-            </w:pPr>
-            <w:r/>
-            <w:r>
-              <w:rPr>
-                <w:rFonts w:ascii="Times New Roman" w:hAnsi="Times New Roman" w:eastAsia="宋体"/>
-                <w:b/>
-                <w:color w:val="191919"/>
-                <w:sz w:val="19"/>
-              </w:rPr>
-              <w:t>EP12</w:t>
-              <w:br/>
-              <w:t>12-7　外/内　有轨电车站台·车厢与徐图图家（五栋602室） — 夜</w:t>
-            </w:r>
-          </w:p>
-        </w:tc>
-        <w:tc>
-          <w:tcPr>
-            <w:tcW w:type="dxa" w:w="7344"/>
-            <w:vAlign w:val="center"/>
-            <w:tcMar>
-              <w:top w:w="105" w:type="dxa"/>
-              <w:bottom w:w="105" w:type="dxa"/>
-              <w:left w:w="145" w:type="dxa"/>
-              <w:right w:w="145" w:type="dxa"/>
-            </w:tcMar>
-            <w:shd w:fill="F7FAFC"/>
-          </w:tcPr>
-          <w:p>
-            <w:pPr>
-              <w:spacing w:before="40" w:after="40" w:line="341" w:lineRule="auto"/>
-              <w:jc w:val="left"/>
-            </w:pPr>
-            <w:r/>
-            <w:r>
-              <w:rPr>
-                <w:rFonts w:ascii="Times New Roman" w:hAnsi="Times New Roman" w:eastAsia="宋体"/>
-                <w:b w:val="0"/>
-                <w:color w:val="191919"/>
-                <w:sz w:val="19"/>
-              </w:rPr>
-              <w:t>【本场剧情动作与调度实录】寒夜积雪的有轨电车站台上，身穿驼色羊羔毛翻领棉服、戴着红色针织手套的十六岁徐图图正一边等车一边呵气搓手取暖。身穿黑色长款呢大衣的荀未来悄悄走到站牌另一侧，背着手假装看站牌，故意重重咳嗽了两声引起注意，随后探身走近，装出无比惊讶的模样打招呼。 徐图图回过头，看到一身成熟大衣造型的荀未来，微微一怔，礼貌地点头问好。 荀未来抬手挠了挠眉毛掩饰紧张，摆出潇洒的姿态客套，逗得徐图图抿嘴一笑。 徐图图转过头好奇地询问。 面对十六岁稚嫩的妻子，四十一岁的荀未来竟然紧张得舌头打结，眼神闪烁着结结巴巴地硬着头皮点头。 恰在此时，一列闪烁着“工农大路至南湖大路”车头灯牌的有轨电车叮当进站。荀未来如蒙大赦地抬手一指。 徐图图应了一声“啊，来了”，两人一同迈步走上电车。 电车车厢内，两人并排坐在“爱心专座”上。荀未来双手合十放在嘴边不停地哈气搓手，眼珠子偷偷往旁边瞄着十六岁的妻子，急得在心里暗自抓狂。 为了打破沉默，荀未来望着车窗外没话找话。 徐图图微……</w:t>
-              <w:br/>
-              <w:t>【核心台词与对手戏交锋】舒洁：“没有，滚！” ／ 舒洁：“你剪啊！把你买的都剪了！咱俩谁也不欠谁的！我辛辛苦苦赚的钱，再也不会给你拿去赌了！” ／ 舒洁：“家里的事情让你们俩见笑了。过两天让图图请你们吃饭，也算是聊表谢意了。” ／ 舒洁：“修电器……”</w:t>
-            </w:r>
-          </w:p>
-        </w:tc>
-      </w:tr>
-      <w:tr>
-        <w:trPr>
-          <w:cantSplit/>
-        </w:trPr>
-        <w:tc>
-          <w:tcPr>
-            <w:tcW w:type="dxa" w:w="3024"/>
-            <w:vAlign w:val="center"/>
-            <w:tcMar>
-              <w:top w:w="105" w:type="dxa"/>
-              <w:bottom w:w="105" w:type="dxa"/>
-              <w:left w:w="145" w:type="dxa"/>
-              <w:right w:w="145" w:type="dxa"/>
-            </w:tcMar>
-          </w:tcPr>
-          <w:p>
-            <w:pPr>
-              <w:spacing w:before="40" w:after="40" w:line="341" w:lineRule="auto"/>
-              <w:jc w:val="left"/>
-            </w:pPr>
-            <w:r/>
-            <w:r>
-              <w:rPr>
-                <w:rFonts w:ascii="Times New Roman" w:hAnsi="Times New Roman" w:eastAsia="宋体"/>
-                <w:b/>
-                <w:color w:val="191919"/>
-                <w:sz w:val="19"/>
-              </w:rPr>
-              <w:t>EP13</w:t>
-              <w:br/>
-              <w:t>13-3　内　501室赵左右家·卫生间梦境与赵左右卧室 — 夜/晨</w:t>
-            </w:r>
-          </w:p>
-        </w:tc>
-        <w:tc>
-          <w:tcPr>
-            <w:tcW w:type="dxa" w:w="7344"/>
-            <w:vAlign w:val="center"/>
-            <w:tcMar>
-              <w:top w:w="105" w:type="dxa"/>
-              <w:bottom w:w="105" w:type="dxa"/>
-              <w:left w:w="145" w:type="dxa"/>
-              <w:right w:w="145" w:type="dxa"/>
-            </w:tcMar>
-          </w:tcPr>
-          <w:p>
-            <w:pPr>
-              <w:spacing w:before="40" w:after="40" w:line="341" w:lineRule="auto"/>
-              <w:jc w:val="left"/>
-            </w:pPr>
-            <w:r/>
-            <w:r>
-              <w:rPr>
-                <w:rFonts w:ascii="Times New Roman" w:hAnsi="Times New Roman" w:eastAsia="宋体"/>
-                <w:b w:val="0"/>
-                <w:color w:val="191919"/>
-                <w:sz w:val="19"/>
-              </w:rPr>
-              <w:t>【本场剧情动作与调度实录】昏暗的五零一室卫生间内，画面浮现本集片名：第 13 集 我与我的宣战。 身穿黑白粗细横条纹长袖T恤的十六岁赵左右站在洗手台前，弯腰用冷水洗了把脸，抽出一张纸巾擦干水珠，缓缓抬起头看向面前的镜子—— 头顶的灯光突然滋啦闪烁了一下，只见洗漱镜中，原本属于十六岁少年的倒影竟在刹那间幻化成了身穿同款黑白条纹T恤、面容阴冷邪魅的四十一岁荀未来！镜中的荀未来冲着他勾起嘴角。 赵左右瞳孔骤缩，还没来得及后退，站在他身后的四十一岁荀未来突然伸出双臂，从背后死死勒住了十六岁赵左右的脖子！赵左右双手死命抠住对方的手臂痛苦挣扎，荀未来贴在他耳边面无表情地冷酷低语。 被勒得呼吸困难的赵左右满脸涨红，从喉咙里艰难地挤出五个字。 背后的荀未来手下力道骤然加重，眼神阴鸷地贴耳威胁；赵左右痛苦地拼命扭动脖子呼救。 赵左右在窒息的绝望中撕心裂肺地挣扎大喊—— 清晨的阳光洒进五零一室卧室，躺在床上的十六岁赵左右猛然从噩梦中惊醒坐起，浑身冷汗淋漓，大口大口地喘着粗气……</w:t>
-              <w:br/>
-              <w:t>【核心台词与对手戏交锋】（本场以关键戏剧动作、神态反应或环境线索推动情节）</w:t>
-            </w:r>
-          </w:p>
-        </w:tc>
-      </w:tr>
-      <w:tr>
-        <w:trPr>
-          <w:cantSplit/>
-        </w:trPr>
-        <w:tc>
-          <w:tcPr>
-            <w:tcW w:type="dxa" w:w="3024"/>
-            <w:vAlign w:val="center"/>
-            <w:tcMar>
-              <w:top w:w="105" w:type="dxa"/>
-              <w:bottom w:w="105" w:type="dxa"/>
-              <w:left w:w="145" w:type="dxa"/>
-              <w:right w:w="145" w:type="dxa"/>
-            </w:tcMar>
-            <w:shd w:fill="F7FAFC"/>
-          </w:tcPr>
-          <w:p>
-            <w:pPr>
-              <w:spacing w:before="40" w:after="40" w:line="341" w:lineRule="auto"/>
-              <w:jc w:val="left"/>
-            </w:pPr>
-            <w:r/>
-            <w:r>
-              <w:rPr>
-                <w:rFonts w:ascii="Times New Roman" w:hAnsi="Times New Roman" w:eastAsia="宋体"/>
-                <w:b/>
-                <w:color w:val="191919"/>
-                <w:sz w:val="19"/>
-              </w:rPr>
-              <w:t>EP13</w:t>
-              <w:br/>
-              <w:t>13-8　外/内　罗爱文家小区雪道与501室赵左右家餐厅 — 夜</w:t>
-            </w:r>
-          </w:p>
-        </w:tc>
-        <w:tc>
-          <w:tcPr>
-            <w:tcW w:type="dxa" w:w="7344"/>
-            <w:vAlign w:val="center"/>
-            <w:tcMar>
-              <w:top w:w="105" w:type="dxa"/>
-              <w:bottom w:w="105" w:type="dxa"/>
-              <w:left w:w="145" w:type="dxa"/>
-              <w:right w:w="145" w:type="dxa"/>
-            </w:tcMar>
-            <w:shd w:fill="F7FAFC"/>
-          </w:tcPr>
-          <w:p>
-            <w:pPr>
-              <w:spacing w:before="40" w:after="40" w:line="341" w:lineRule="auto"/>
-              <w:jc w:val="left"/>
-            </w:pPr>
-            <w:r/>
-            <w:r>
-              <w:rPr>
-                <w:rFonts w:ascii="Times New Roman" w:hAnsi="Times New Roman" w:eastAsia="宋体"/>
-                <w:b w:val="0"/>
-                <w:color w:val="191919"/>
-                <w:sz w:val="19"/>
-              </w:rPr>
-              <w:t>【本场剧情动作与调度实录】夜晚，在电车上被十六岁自己拿捏得死死的荀未来背着双肩包，垂头丧气地走在罗爱文家小区积雪的步行道上。路灯阴影下，头戴黑色棒球帽、围着灰黑格纹围巾的六十六岁赵了正双手捧着一杯插着吸管的塑料杯热奶茶站在路边。荀未来吓了一跳，抓紧背包带警惕地询问。 赵了美滋滋地吸了一口热奶茶，脸上挂着过来人的戏谑笑容。 荀未来傲娇地冷哼一声，仰头翻了个白眼。 赵了收起脸上的笑意，神色变得严峻起来，压低声音向荀未来通报监听警报。 荀未来想起刚才在电车上被“四十岁戒糖”和“转理科”拿捏的憋屈经过，表情凝重地点了点头。 赵了上前一步，眼神极具压迫感地盯着荀未来，重申了第九集提过的二零五八年宏观监测铁律！ 荀未来眉头紧锁，苦着脸倾诉自己现在的被动处境。 六十六岁的赵了看着为十六岁自己牵肠挂肚的四十一岁自己，眼神变得深沉而温柔，微笑着引用了一句经典老歌歌词点拨他，随后吹着轻快的口哨，端着奶茶转身潇洒离去。荀未来怔在原地，细细品味着那句话。 与此同时，五零一室赵左……</w:t>
-              <w:br/>
-              <w:t>【核心台词与对手戏交锋】（本场以关键戏剧动作、神态反应或环境线索推动情节）</w:t>
-            </w:r>
-          </w:p>
-        </w:tc>
-      </w:tr>
-      <w:tr>
-        <w:trPr>
-          <w:cantSplit/>
-        </w:trPr>
-        <w:tc>
-          <w:tcPr>
-            <w:tcW w:type="dxa" w:w="3024"/>
-            <w:vAlign w:val="center"/>
-            <w:tcMar>
-              <w:top w:w="105" w:type="dxa"/>
-              <w:bottom w:w="105" w:type="dxa"/>
-              <w:left w:w="145" w:type="dxa"/>
-              <w:right w:w="145" w:type="dxa"/>
-            </w:tcMar>
-          </w:tcPr>
-          <w:p>
-            <w:pPr>
-              <w:spacing w:before="40" w:after="40" w:line="341" w:lineRule="auto"/>
-              <w:jc w:val="left"/>
-            </w:pPr>
-            <w:r/>
-            <w:r>
-              <w:rPr>
-                <w:rFonts w:ascii="Times New Roman" w:hAnsi="Times New Roman" w:eastAsia="宋体"/>
-                <w:b/>
-                <w:color w:val="191919"/>
-                <w:sz w:val="19"/>
-              </w:rPr>
-              <w:t>EP13</w:t>
-              <w:br/>
-              <w:t>13-9　内/外　高一十班早读·市医院病房与长林电影院 — 日/夜</w:t>
-            </w:r>
-          </w:p>
-        </w:tc>
-        <w:tc>
-          <w:tcPr>
-            <w:tcW w:type="dxa" w:w="7344"/>
-            <w:vAlign w:val="center"/>
-            <w:tcMar>
-              <w:top w:w="105" w:type="dxa"/>
-              <w:bottom w:w="105" w:type="dxa"/>
-              <w:left w:w="145" w:type="dxa"/>
-              <w:right w:w="145" w:type="dxa"/>
-            </w:tcMar>
-          </w:tcPr>
-          <w:p>
-            <w:pPr>
-              <w:spacing w:before="40" w:after="40" w:line="341" w:lineRule="auto"/>
-              <w:jc w:val="left"/>
-            </w:pPr>
-            <w:r/>
-            <w:r>
-              <w:rPr>
-                <w:rFonts w:ascii="Times New Roman" w:hAnsi="Times New Roman" w:eastAsia="宋体"/>
-                <w:b w:val="0"/>
-                <w:color w:val="191919"/>
-                <w:sz w:val="19"/>
-              </w:rPr>
-              <w:t>【本场剧情动作与调度实录】次日清晨的高一十班早读课上，全班同学手捧语文课本齐声朗诵韩愈的《师说》：“人非生而知之者，孰能无惑？惑而不从师，其为惑也，终不解矣……”第一排的荀未来捧着课本，听着“生乎吾前，其闻道也固先乎吾；生乎吾后，其闻道也亦先乎吾”，忍不住闭目仰头感慨；而后排的赵左右一边读着课文，一边担忧地转头望向斜前方王一漫身旁空荡荡的座位——徐图图今天竟然没来上学！ 早读下课铃一响，赵左右立刻快步追出教室，在走廊里叫住了前方的王一漫。 王一漫停下脚步转过身，眼神闪烁地犹豫了两秒，还是轻声告诉了他实情。赵左右闻言脸色一变，满眼焦急。 夜晚的长林市医院住院部走廊里，头戴深色棒球帽、身穿米白色长款羽绒服的六十六岁赵了手里拎着一只双层不锈钢保温桶，正站在病房门外，透过门上的玻璃探视窗满眼慈爱与心疼地望着病床上熟睡的十六岁徐图图。 就在这时，走廊尽头的护士站传来了十六岁赵左右焦急的询问声！ 值班护士抬手一指：“前面那里。”赵左右礼貌道谢后提着外卖袋小跑过来。病……</w:t>
-              <w:br/>
-              <w:t>【核心台词与对手戏交锋】（本场以关键戏剧动作、神态反应或环境线索推动情节）</w:t>
-            </w:r>
-          </w:p>
-        </w:tc>
-      </w:tr>
-      <w:tr>
-        <w:trPr>
-          <w:cantSplit/>
-        </w:trPr>
-        <w:tc>
-          <w:tcPr>
-            <w:tcW w:type="dxa" w:w="3024"/>
-            <w:vAlign w:val="center"/>
-            <w:tcMar>
-              <w:top w:w="105" w:type="dxa"/>
-              <w:bottom w:w="105" w:type="dxa"/>
-              <w:left w:w="145" w:type="dxa"/>
-              <w:right w:w="145" w:type="dxa"/>
-            </w:tcMar>
-            <w:shd w:fill="F7FAFC"/>
-          </w:tcPr>
-          <w:p>
-            <w:pPr>
-              <w:spacing w:before="40" w:after="40" w:line="341" w:lineRule="auto"/>
-              <w:jc w:val="left"/>
-            </w:pPr>
-            <w:r/>
-            <w:r>
-              <w:rPr>
-                <w:rFonts w:ascii="Times New Roman" w:hAnsi="Times New Roman" w:eastAsia="宋体"/>
-                <w:b/>
-                <w:color w:val="191919"/>
-                <w:sz w:val="19"/>
-              </w:rPr>
-              <w:t>EP14</w:t>
-              <w:br/>
-              <w:t>14-3　内/外　502室赵了家·2058年人生无限有限公司与风雪电话亭 — 夜</w:t>
-            </w:r>
-          </w:p>
-        </w:tc>
-        <w:tc>
-          <w:tcPr>
-            <w:tcW w:type="dxa" w:w="7344"/>
-            <w:vAlign w:val="center"/>
-            <w:tcMar>
-              <w:top w:w="105" w:type="dxa"/>
-              <w:bottom w:w="105" w:type="dxa"/>
-              <w:left w:w="145" w:type="dxa"/>
-              <w:right w:w="145" w:type="dxa"/>
-            </w:tcMar>
-            <w:shd w:fill="F7FAFC"/>
-          </w:tcPr>
-          <w:p>
-            <w:pPr>
-              <w:spacing w:before="40" w:after="40" w:line="341" w:lineRule="auto"/>
-              <w:jc w:val="left"/>
-            </w:pPr>
-            <w:r/>
-            <w:r>
-              <w:rPr>
-                <w:rFonts w:ascii="Times New Roman" w:hAnsi="Times New Roman" w:eastAsia="宋体"/>
-                <w:b w:val="0"/>
-                <w:color w:val="191919"/>
-                <w:sz w:val="19"/>
-              </w:rPr>
-              <w:t>【本场剧情动作与调度实录】夜晚的老居民楼五楼水泥楼梯间内，画面中央浮现本集片名：第 14 集 继承。 系着浅色格纹围巾、背着双肩包的十六岁赵左右一步步走上五楼台阶，正准备掏钥匙开五零一室的家门，对门五零二室的防盗门忽然打开，身穿灰色连帽卫衣的六十六岁赵了探出头来，笑眯眯地向他招手。 赵左右停下脚步，转过身礼貌地看向五零二室门口的老人。 赵了慈祥地笑了笑，指了指屋里发出邀请。 赵左右爽快地一口答应，迈步走向五零二室。 赵了侧身让少年进屋，顺手关上了防盗门。 第一次踏进五零二室客厅的十六岁赵左右环顾四周——只见屋里不仅布置得复古雅致，角落里竟然还摆着一台大屏幕街机游戏机和老式显像管电视！赵左右惊喜地张开双臂惊呼，一把甩下书包扑到街机前，双手飞快地拍打着摇杆和按键玩了起来。 赵了笑吟吟地站在街机旁看着少年过瘾，随后走到餐桌前，指了指桌上的黑色包装盒与一台崭新的银灰色索尼手持摄像机（SONY Handycam），将赵左右叫到桌边。 赵左右恋恋不舍地离开游戏机走到……</w:t>
-              <w:br/>
-              <w:t>【核心台词与对手戏交锋】（本场以关键戏剧动作、神态反应或环境线索推动情节）</w:t>
-            </w:r>
-          </w:p>
-        </w:tc>
-      </w:tr>
-      <w:tr>
-        <w:trPr>
-          <w:cantSplit/>
-        </w:trPr>
-        <w:tc>
-          <w:tcPr>
-            <w:tcW w:type="dxa" w:w="3024"/>
-            <w:vAlign w:val="center"/>
-            <w:tcMar>
-              <w:top w:w="105" w:type="dxa"/>
-              <w:bottom w:w="105" w:type="dxa"/>
-              <w:left w:w="145" w:type="dxa"/>
-              <w:right w:w="145" w:type="dxa"/>
-            </w:tcMar>
-          </w:tcPr>
-          <w:p>
-            <w:pPr>
-              <w:spacing w:before="40" w:after="40" w:line="341" w:lineRule="auto"/>
-              <w:jc w:val="left"/>
-            </w:pPr>
-            <w:r/>
-            <w:r>
-              <w:rPr>
-                <w:rFonts w:ascii="Times New Roman" w:hAnsi="Times New Roman" w:eastAsia="宋体"/>
-                <w:b/>
-                <w:color w:val="191919"/>
-                <w:sz w:val="19"/>
-              </w:rPr>
-              <w:t>EP14</w:t>
-              <w:br/>
-              <w:t>14-4　外/内　长林八中校门口·校园通道·501室客厅与市医院病房 — 日/夜</w:t>
-            </w:r>
-          </w:p>
-        </w:tc>
-        <w:tc>
-          <w:tcPr>
-            <w:tcW w:type="dxa" w:w="7344"/>
-            <w:vAlign w:val="center"/>
-            <w:tcMar>
-              <w:top w:w="105" w:type="dxa"/>
-              <w:bottom w:w="105" w:type="dxa"/>
-              <w:left w:w="145" w:type="dxa"/>
-              <w:right w:w="145" w:type="dxa"/>
-            </w:tcMar>
-          </w:tcPr>
-          <w:p>
-            <w:pPr>
-              <w:spacing w:before="40" w:after="40" w:line="341" w:lineRule="auto"/>
-              <w:jc w:val="left"/>
-            </w:pPr>
-            <w:r/>
-            <w:r>
-              <w:rPr>
-                <w:rFonts w:ascii="Times New Roman" w:hAnsi="Times New Roman" w:eastAsia="宋体"/>
-                <w:b w:val="0"/>
-                <w:color w:val="191919"/>
-                <w:sz w:val="19"/>
-              </w:rPr>
-              <w:t>【本场剧情动作与调度实录】白天的长林市第八中学校门口，一名手持“长林电视台”台标话筒的女记者正面对摄像机镜头进行外景专题播报。身穿棕褐色长款棉服、手里拿着一本《三人行》创刊号的四十一岁荀未来从校门内走出来，满脸堆笑地主动向摄像机镜头挥手打招呼。 荀未来热情地走到女记者身旁握了握手。 女记者微笑着将长林电视台话筒递到荀未来嘴边提问。 面对全市电视观众，四十一岁的荀未来突然收起笑容，装出一副问心有愧、诚恳万分的模样，抬起右手一字一顿地比划着，在电视镜头前把《三人行》创刊号的全部功劳与才华美名，一股脑儿全推给了十六岁的赵左右！ 几分钟后，校园教学楼前的通道上，身穿军绿色棉服的十六岁赵左右正抱着书本往教学楼走。女记者带着扛摄像机的摄影师一路小跑追了上来，把话筒直接递到了赵左右嘴边！ 赵左右一头雾水地停下脚步，看了看摄像机又看了看女记者，神色淡漠地摆手推脱。 女记者以为他在谦虚，笑着继续把话筒往前递。 赵左右猜到又是荀未来在背后搞鬼，眉头微蹙，干脆利落地扔下一句话……</w:t>
-              <w:br/>
-              <w:t>【核心台词与对手戏交锋】（本场以关键戏剧动作、神态反应或环境线索推动情节）</w:t>
-            </w:r>
-          </w:p>
-        </w:tc>
-      </w:tr>
-      <w:tr>
-        <w:trPr>
-          <w:cantSplit/>
-        </w:trPr>
-        <w:tc>
-          <w:tcPr>
-            <w:tcW w:type="dxa" w:w="3024"/>
-            <w:vAlign w:val="center"/>
-            <w:tcMar>
-              <w:top w:w="105" w:type="dxa"/>
-              <w:bottom w:w="105" w:type="dxa"/>
-              <w:left w:w="145" w:type="dxa"/>
-              <w:right w:w="145" w:type="dxa"/>
-            </w:tcMar>
-            <w:shd w:fill="F7FAFC"/>
-          </w:tcPr>
-          <w:p>
-            <w:pPr>
-              <w:spacing w:before="40" w:after="40" w:line="341" w:lineRule="auto"/>
-              <w:jc w:val="left"/>
-            </w:pPr>
-            <w:r/>
-            <w:r>
-              <w:rPr>
-                <w:rFonts w:ascii="Times New Roman" w:hAnsi="Times New Roman" w:eastAsia="宋体"/>
-                <w:b/>
-                <w:color w:val="191919"/>
-                <w:sz w:val="19"/>
-              </w:rPr>
-              <w:t>EP14</w:t>
-              <w:br/>
-              <w:t>14-7　内　飞霞湾王一漫家卧室与罗爱文家豪宅客厅 — 夜</w:t>
-            </w:r>
-          </w:p>
-        </w:tc>
-        <w:tc>
-          <w:tcPr>
-            <w:tcW w:type="dxa" w:w="7344"/>
-            <w:vAlign w:val="center"/>
-            <w:tcMar>
-              <w:top w:w="105" w:type="dxa"/>
-              <w:bottom w:w="105" w:type="dxa"/>
-              <w:left w:w="145" w:type="dxa"/>
-              <w:right w:w="145" w:type="dxa"/>
-            </w:tcMar>
-            <w:shd w:fill="F7FAFC"/>
-          </w:tcPr>
-          <w:p>
-            <w:pPr>
-              <w:spacing w:before="40" w:after="40" w:line="341" w:lineRule="auto"/>
-              <w:jc w:val="left"/>
-            </w:pPr>
-            <w:r/>
-            <w:r>
-              <w:rPr>
-                <w:rFonts w:ascii="Times New Roman" w:hAnsi="Times New Roman" w:eastAsia="宋体"/>
-                <w:b w:val="0"/>
-                <w:color w:val="191919"/>
-                <w:sz w:val="19"/>
-              </w:rPr>
-              <w:t>【本场剧情动作与调度实录】夜晚，飞霞湾别墅王一漫的卧室内，王一漫独自坐在梳妆台前，对着镜子轻轻抚摸自己额头上的那颗小痘痘，眼神里带着一丝少女的忧虑。这时，母亲杨敏端着一盘切好的苹果推门走进卧室，来到梳妆台旁。 王一漫立刻放下摸额头的手，乖巧地挺直后背向母亲汇报。 杨敏脸上挂着温和却不容置疑的微笑，立刻提起了上次开学考的分数。 王一漫顺从地点了点头。 杨敏低头看到女儿额头上的红痘，伸手拨开她的刘海摸了一下，脸上的笑容瞬间消失，语气里透出毫不掩饰的嫌弃与苛责。 王一漫眼神一黯，却还是勉强挤出一抹微笑，小心翼翼地替自己解释。 杨敏将双手按在王一漫的双肩上，居高临下地看着镜中的女儿，用最平淡的语气说出了一句极其冷酷的话。 听到母亲提起被逼退学的陈明，王一漫放在膝头的手指微微蜷缩，在镜子前紧抿着嘴唇，极力压抑着内心的窒息感。 杨敏满意地摸了摸她的头发，拿起银叉叉起一块苹果递到她手里，丢下一句叮嘱后转身走出卧室。 王一漫低声应了一句“好”，手里捏着那支水果叉，独自一……</w:t>
-              <w:br/>
-              <w:t>【核心台词与对手戏交锋】（本场以关键戏剧动作、神态反应或环境线索推动情节）</w:t>
-            </w:r>
-          </w:p>
-        </w:tc>
-      </w:tr>
-      <w:tr>
-        <w:trPr>
-          <w:cantSplit/>
-        </w:trPr>
-        <w:tc>
-          <w:tcPr>
-            <w:tcW w:type="dxa" w:w="3024"/>
-            <w:vAlign w:val="center"/>
-            <w:tcMar>
-              <w:top w:w="105" w:type="dxa"/>
-              <w:bottom w:w="105" w:type="dxa"/>
-              <w:left w:w="145" w:type="dxa"/>
-              <w:right w:w="145" w:type="dxa"/>
-            </w:tcMar>
-          </w:tcPr>
-          <w:p>
-            <w:pPr>
-              <w:spacing w:before="40" w:after="40" w:line="341" w:lineRule="auto"/>
-              <w:jc w:val="left"/>
-            </w:pPr>
-            <w:r/>
-            <w:r>
-              <w:rPr>
-                <w:rFonts w:ascii="Times New Roman" w:hAnsi="Times New Roman" w:eastAsia="宋体"/>
-                <w:b/>
-                <w:color w:val="191919"/>
-                <w:sz w:val="19"/>
-              </w:rPr>
-              <w:t>EP15</w:t>
-              <w:br/>
-              <w:t>15-1　内　501室赵左右卧室·罗爱文家地下室与501室客厅 — 夜/日</w:t>
-            </w:r>
-          </w:p>
-        </w:tc>
-        <w:tc>
-          <w:tcPr>
-            <w:tcW w:type="dxa" w:w="7344"/>
-            <w:vAlign w:val="center"/>
-            <w:tcMar>
-              <w:top w:w="105" w:type="dxa"/>
-              <w:bottom w:w="105" w:type="dxa"/>
-              <w:left w:w="145" w:type="dxa"/>
-              <w:right w:w="145" w:type="dxa"/>
-            </w:tcMar>
-          </w:tcPr>
-          <w:p>
-            <w:pPr>
-              <w:spacing w:before="40" w:after="40" w:line="341" w:lineRule="auto"/>
-              <w:jc w:val="left"/>
-            </w:pPr>
-            <w:r/>
-            <w:r>
-              <w:rPr>
-                <w:rFonts w:ascii="Times New Roman" w:hAnsi="Times New Roman" w:eastAsia="宋体"/>
-                <w:b w:val="0"/>
-                <w:color w:val="191919"/>
-                <w:sz w:val="19"/>
-              </w:rPr>
-              <w:t>【本场剧情动作与调度实录】夜晚，五零一室赵左右的卧室内，十六岁的赵左右坐在书桌前，低头端详着手里那沓二零零八年手撕老黄历（最上面一张印着“2008 1月大 30 丁亥年十二月廿三 星期三”）。回想起刚才在烧烤店里荀未来面不改色大口吃下烤菠萝牛肉串的一幕，少年原本笃定的眼神渐渐转为困惑与释怀。 同一时刻，罗爱文家的地下室房间内，刚刚在烧烤店硬炫了一整盘烤菠萝的四十一岁荀未来疯了一样冲下楼梯！他脖子和脸颊上已经起了一大片鲜红的过敏红疹，奇痒难耐地死死抓挠着脖子，翻箱倒柜地拉开抽屉和储物架寻找抗过敏药。 荀未来终于在铁架上抓到了那瓶白色抗过敏药，手忙脚乱地拧开瓶盖倒出药片塞进嘴里；听到动静的罗爱文匆匆从门外跑进地下室，看到浑身通红瘫坐在地上的荀哥吓了一大跳。 荀未来背靠着柜子坐在地上，一边拼命抓挠着脖子一边哑着嗓子向罗爱文求助。 罗爱文连声答应着“好，好”，飞快地跑去拿起保温壶倒了一杯温水，小跑着端到荀未来面前递给他。 荀未来接过水杯猛灌了两口把药咽下去，喘着……</w:t>
-              <w:br/>
-              <w:t>【核心台词与对手戏交锋】（本场以关键戏剧动作、神态反应或环境线索推动情节）</w:t>
-            </w:r>
-          </w:p>
-        </w:tc>
-      </w:tr>
-      <w:tr>
-        <w:trPr>
-          <w:cantSplit/>
-        </w:trPr>
-        <w:tc>
-          <w:tcPr>
-            <w:tcW w:type="dxa" w:w="3024"/>
-            <w:vAlign w:val="center"/>
-            <w:tcMar>
-              <w:top w:w="105" w:type="dxa"/>
-              <w:bottom w:w="105" w:type="dxa"/>
-              <w:left w:w="145" w:type="dxa"/>
-              <w:right w:w="145" w:type="dxa"/>
-            </w:tcMar>
-            <w:shd w:fill="F7FAFC"/>
-          </w:tcPr>
-          <w:p>
-            <w:pPr>
-              <w:spacing w:before="40" w:after="40" w:line="341" w:lineRule="auto"/>
-              <w:jc w:val="left"/>
-            </w:pPr>
-            <w:r/>
-            <w:r>
-              <w:rPr>
-                <w:rFonts w:ascii="Times New Roman" w:hAnsi="Times New Roman" w:eastAsia="宋体"/>
-                <w:b/>
-                <w:color w:val="191919"/>
-                <w:sz w:val="19"/>
-              </w:rPr>
-              <w:t>EP15</w:t>
-              <w:br/>
-              <w:t>15-3　外/内　长林八中校门大巴车旁与爱荣机械制造厂车间 — 日</w:t>
-            </w:r>
-          </w:p>
-        </w:tc>
-        <w:tc>
-          <w:tcPr>
-            <w:tcW w:type="dxa" w:w="7344"/>
-            <w:vAlign w:val="center"/>
-            <w:tcMar>
-              <w:top w:w="105" w:type="dxa"/>
-              <w:bottom w:w="105" w:type="dxa"/>
-              <w:left w:w="145" w:type="dxa"/>
-              <w:right w:w="145" w:type="dxa"/>
-            </w:tcMar>
-            <w:shd w:fill="F7FAFC"/>
-          </w:tcPr>
-          <w:p>
-            <w:pPr>
-              <w:spacing w:before="40" w:after="40" w:line="341" w:lineRule="auto"/>
-              <w:jc w:val="left"/>
-            </w:pPr>
-            <w:r/>
-            <w:r>
-              <w:rPr>
-                <w:rFonts w:ascii="Times New Roman" w:hAnsi="Times New Roman" w:eastAsia="宋体"/>
-                <w:b w:val="0"/>
-                <w:color w:val="191919"/>
-                <w:sz w:val="19"/>
-              </w:rPr>
-              <w:t>【本场剧情动作与调度实录】周六上午八点，长林市第八中学校门外停着几辆印有“皇家商务 VIP（吉A·6360U）”字样的大巴车，画面浮现本集片名：第 15 集 左或右。 高一十班和九班的学生们背着行李包在大巴车旁列队集合。站在队列里的罗爱文凑到赵左右身旁，小声检查拍摄设备。 赵左右拍了拍胸口掛着的DV包，自信满满地回答。 罗爱文紧接着又问了一句关键耗材。 赵左右脸色骤变，连忙拉开背包拉链翻找了一通，绝望地一拍脑门！ 罗爱文懊恼地叹了口气：“哎呀……”就在这时，站在旁边的四十一岁荀未来微微一笑，不慌不忙地从外套口袋里掏出一张崭新的迷你DVD储存光盘，递到了赵左右面前！赵左右如获至宝地接过光盘，激动地直拍荀未来的肩膀。 罗爱文也竖起大拇指佩服道：“还得是你啊！”荀未来得意地扬了扬下巴。 站在大巴车门旁的教导主任戴娟看到他们三个凑在一起嘀咕，立刻招手把三人叫出队列训话。 赵左右、荀未来、罗爱文三人立正站好，异口同声地大声回答，随后跟随队伍登上大巴车。 大巴车缓缓……</w:t>
-              <w:br/>
-              <w:t>【核心台词与对手戏交锋】（本场以关键戏剧动作、神态反应或环境线索推动情节）</w:t>
-            </w:r>
-          </w:p>
-        </w:tc>
-      </w:tr>
-      <w:tr>
-        <w:trPr>
-          <w:cantSplit/>
-        </w:trPr>
-        <w:tc>
-          <w:tcPr>
-            <w:tcW w:type="dxa" w:w="3024"/>
-            <w:vAlign w:val="center"/>
-            <w:tcMar>
-              <w:top w:w="105" w:type="dxa"/>
-              <w:bottom w:w="105" w:type="dxa"/>
-              <w:left w:w="145" w:type="dxa"/>
-              <w:right w:w="145" w:type="dxa"/>
-            </w:tcMar>
-          </w:tcPr>
-          <w:p>
-            <w:pPr>
-              <w:spacing w:before="40" w:after="40" w:line="341" w:lineRule="auto"/>
-              <w:jc w:val="left"/>
-            </w:pPr>
-            <w:r/>
-            <w:r>
-              <w:rPr>
-                <w:rFonts w:ascii="Times New Roman" w:hAnsi="Times New Roman" w:eastAsia="宋体"/>
-                <w:b/>
-                <w:color w:val="191919"/>
-                <w:sz w:val="19"/>
-              </w:rPr>
-              <w:t>EP16</w:t>
-              <w:br/>
-              <w:t>16-5　内　酒店套房·长林八中微机室·影视筹备办公室与海航酒店门外 — 日/夜</w:t>
-            </w:r>
-          </w:p>
-        </w:tc>
-        <w:tc>
-          <w:tcPr>
-            <w:tcW w:type="dxa" w:w="7344"/>
-            <w:vAlign w:val="center"/>
-            <w:tcMar>
-              <w:top w:w="105" w:type="dxa"/>
-              <w:bottom w:w="105" w:type="dxa"/>
-              <w:left w:w="145" w:type="dxa"/>
-              <w:right w:w="145" w:type="dxa"/>
-            </w:tcMar>
-          </w:tcPr>
-          <w:p>
-            <w:pPr>
-              <w:spacing w:before="40" w:after="40" w:line="341" w:lineRule="auto"/>
-              <w:jc w:val="left"/>
-            </w:pPr>
-            <w:r/>
-            <w:r>
-              <w:rPr>
-                <w:rFonts w:ascii="Times New Roman" w:hAnsi="Times New Roman" w:eastAsia="宋体"/>
-                <w:b w:val="0"/>
-                <w:color w:val="191919"/>
-                <w:sz w:val="19"/>
-              </w:rPr>
-              <w:t>【本场剧情动作与调度实录】白天的豪华酒店套房内，脱下高中校服的四十一岁荀未来换上了一身笔挺的黑色定制西装、白衬衫配黑领带，手腕上戴着名表，站在全身镜前帅气地整理衣领、拿起路虎车钥匙。坐在后方沙发上的六十六岁赵了满意地点头夸赞：“有派头喽。” 赵了站起身走到镜子旁，笑着拍了拍这位新晋“荀老板”的肩膀。 画面浮现字幕：数日后。长林八中微机室（电脑机房）内，先切入一段赵左右用DV拍摄的搞笑视频画面：只见立志搞技术的罗爱文在镜头前手捧一个自己手工焊制的“手摇新能源发电灯”，得意洋洋地边摇把手边介绍：“Hello大家好，这是我新研发的新能源发电灯，慢慢摇……”话音未落，“啪”的一声电火花爆闪，发电灯当场短路冒出滚滚黑烟，吓得画外掌镜的赵左右惊呼：“爱文，你没事吧？没毁容吧？！” 微机室电脑屏幕前，网页标题栏显示着【魔豆网 - 搜尽天下视频｜频道：左右日常集】，下面列着赵左右上传的五条视频（《EVAN的超能计划》播放32、《状元小吃征集录》播放21、《我们的下课礼4……</w:t>
-              <w:br/>
-              <w:t>【核心台词与对手戏交锋】（本场以关键戏剧动作、神态反应或环境线索推动情节）</w:t>
-            </w:r>
-          </w:p>
-        </w:tc>
-      </w:tr>
-      <w:tr>
-        <w:trPr>
-          <w:cantSplit/>
-        </w:trPr>
-        <w:tc>
-          <w:tcPr>
-            <w:tcW w:type="dxa" w:w="3024"/>
-            <w:vAlign w:val="center"/>
-            <w:tcMar>
-              <w:top w:w="105" w:type="dxa"/>
-              <w:bottom w:w="105" w:type="dxa"/>
-              <w:left w:w="145" w:type="dxa"/>
-              <w:right w:w="145" w:type="dxa"/>
-            </w:tcMar>
-            <w:shd w:fill="F7FAFC"/>
-          </w:tcPr>
-          <w:p>
-            <w:pPr>
-              <w:spacing w:before="40" w:after="40" w:line="341" w:lineRule="auto"/>
-              <w:jc w:val="left"/>
-            </w:pPr>
-            <w:r/>
-            <w:r>
-              <w:rPr>
-                <w:rFonts w:ascii="Times New Roman" w:hAnsi="Times New Roman" w:eastAsia="宋体"/>
-                <w:b/>
-                <w:color w:val="191919"/>
-                <w:sz w:val="19"/>
-              </w:rPr>
-              <w:t>EP16</w:t>
-              <w:br/>
-              <w:t>16-6　外/内　海航酒店门外·街边小餐车·酒店套房与2033年书房（闪回） — 夜</w:t>
-            </w:r>
-          </w:p>
-        </w:tc>
-        <w:tc>
-          <w:tcPr>
-            <w:tcW w:type="dxa" w:w="7344"/>
-            <w:vAlign w:val="center"/>
-            <w:tcMar>
-              <w:top w:w="105" w:type="dxa"/>
-              <w:bottom w:w="105" w:type="dxa"/>
-              <w:left w:w="145" w:type="dxa"/>
-              <w:right w:w="145" w:type="dxa"/>
-            </w:tcMar>
-            <w:shd w:fill="F7FAFC"/>
-          </w:tcPr>
-          <w:p>
-            <w:pPr>
-              <w:spacing w:before="40" w:after="40" w:line="341" w:lineRule="auto"/>
-              <w:jc w:val="left"/>
-            </w:pPr>
-            <w:r/>
-            <w:r>
-              <w:rPr>
-                <w:rFonts w:ascii="Times New Roman" w:hAnsi="Times New Roman" w:eastAsia="宋体"/>
-                <w:b w:val="0"/>
-                <w:color w:val="191919"/>
-                <w:sz w:val="19"/>
-              </w:rPr>
-              <w:t>【本场剧情动作与调度实录】送走煤老板的出租车后，站在海航酒店门外寒风中的四十一岁荀未来再也撑不住了，他猛地弯下腰，扶着膝盖痛苦地剧烈干呕起来，捂着火辣辣的胃部在寒夜里大口喘着白气。 半个小时后，街边一辆热气腾腾的简易小吃餐车内，六十六岁的赵了掰开一双一次性木筷架在热汤碗上，心疼地看着把脑袋歪靠在暖气片上、醉眼惺忪的荀未来。 荀未来闭着眼，有气无力地比划了一下。 赵了叹了口气，想起了自己四十岁时在职场的酒量。 荀未来靠在暖气片上，苍白的脸上却浮起一抹孩子般纯粹而自豪的笑容，轻声吐露心底对母亲刘美奕的思念。 六十六岁的赵了听得眼眶微热，连忙转过头冲着餐车老板喊了一声：“老板，有生姜吗？” 深夜，酒店套房内万籁俱寂。身穿黑白纹丝绸睡袍的六十六岁赵了起夜走出卧室，打着哈欠经过书房门口时，突然停下了脚步——只见刚刚喝了快两斤白酒的荀未来，此刻竟披着西装外套坐在台灯下，强撑着疲惫一笔一画地手写着电影剧本方案与试戏通知！ 望着台灯下四十一岁自己那日渐稀疏的发顶与拼命伏……</w:t>
-              <w:br/>
-              <w:t>【核心台词与对手戏交锋】（本场以关键戏剧动作、神态反应或环境线索推动情节）</w:t>
-            </w:r>
-          </w:p>
-        </w:tc>
-      </w:tr>
-      <w:tr>
-        <w:trPr>
-          <w:cantSplit/>
-        </w:trPr>
-        <w:tc>
-          <w:tcPr>
-            <w:tcW w:type="dxa" w:w="3024"/>
-            <w:vAlign w:val="center"/>
-            <w:tcMar>
-              <w:top w:w="105" w:type="dxa"/>
-              <w:bottom w:w="105" w:type="dxa"/>
-              <w:left w:w="145" w:type="dxa"/>
-              <w:right w:w="145" w:type="dxa"/>
-            </w:tcMar>
-          </w:tcPr>
-          <w:p>
-            <w:pPr>
-              <w:spacing w:before="40" w:after="40" w:line="341" w:lineRule="auto"/>
-              <w:jc w:val="left"/>
-            </w:pPr>
-            <w:r/>
-            <w:r>
-              <w:rPr>
-                <w:rFonts w:ascii="Times New Roman" w:hAnsi="Times New Roman" w:eastAsia="宋体"/>
-                <w:b/>
-                <w:color w:val="191919"/>
-                <w:sz w:val="19"/>
-              </w:rPr>
-              <w:t>EP16</w:t>
-              <w:br/>
-              <w:t>16-7　外/内　光明路幸福家园楼下信报箱·501室客厅与长林八中食堂 — 日</w:t>
-            </w:r>
-          </w:p>
-        </w:tc>
-        <w:tc>
-          <w:tcPr>
-            <w:tcW w:type="dxa" w:w="7344"/>
-            <w:vAlign w:val="center"/>
-            <w:tcMar>
-              <w:top w:w="105" w:type="dxa"/>
-              <w:bottom w:w="105" w:type="dxa"/>
-              <w:left w:w="145" w:type="dxa"/>
-              <w:right w:w="145" w:type="dxa"/>
-            </w:tcMar>
-          </w:tcPr>
-          <w:p>
-            <w:pPr>
-              <w:spacing w:before="40" w:after="40" w:line="341" w:lineRule="auto"/>
-              <w:jc w:val="left"/>
-            </w:pPr>
-            <w:r/>
-            <w:r>
-              <w:rPr>
-                <w:rFonts w:ascii="Times New Roman" w:hAnsi="Times New Roman" w:eastAsia="宋体"/>
-                <w:b w:val="0"/>
-                <w:color w:val="191919"/>
-                <w:sz w:val="19"/>
-              </w:rPr>
-              <w:t>【本场剧情动作与调度实录】雪后初晴的白天，身穿米白色羽绒服的刘美奕手里拎着刚买的大葱和蔬菜走回“光明路幸福家园5号”单元楼下。她用钥匙打开“401（原501室对应信箱）”号绿色信报箱，取出当天的报纸，突然发现报纸底下压着一封来自《江湖侠警》摄制组的牛皮纸信件！刘美奕低头看着信封上的字迹，满脸疑惑地轻声自语。 次日清晨（周五），五零一室客厅内，穿好黑夹克的赵东来正火急火燎地到处翻找公文包：“哎，我包呢？”坐在沙发上看剧本的刘美奕连忙指了指沙发侧面：“这儿这儿这儿！”赵东来拎起公文包一边往门外冲一边念叨着“今天领导都在，千万别迟到了”，刘美奕顺着他的话大声送别后，立刻起身走到玄关锁好防盗门，确认家里没人后，深深吸了一口气！ 只见四十岁的刘美奕把那叠《江湖侠警》试戏剧本卷成一根圆筒当成宝剑握在手中，瞬间进入侠女状态！她眼神凌厉，脚踏七星步，在客厅中央与博古架前挥“剑”直指，字正腔圆地大声演练起武侠台词！ 伴随着最后一声大喝，刘美奕右手握着剧本卷猛地向前一记直刺……</w:t>
-              <w:br/>
-              <w:t>【核心台词与对手戏交锋】（本场以关键戏剧动作、神态反应或环境线索推动情节）</w:t>
-            </w:r>
-          </w:p>
-        </w:tc>
-      </w:tr>
-      <w:tr>
-        <w:trPr>
-          <w:cantSplit/>
-        </w:trPr>
-        <w:tc>
-          <w:tcPr>
-            <w:tcW w:type="dxa" w:w="3024"/>
-            <w:vAlign w:val="center"/>
-            <w:tcMar>
-              <w:top w:w="105" w:type="dxa"/>
-              <w:bottom w:w="105" w:type="dxa"/>
-              <w:left w:w="145" w:type="dxa"/>
-              <w:right w:w="145" w:type="dxa"/>
-            </w:tcMar>
-            <w:shd w:fill="F7FAFC"/>
-          </w:tcPr>
-          <w:p>
-            <w:pPr>
-              <w:spacing w:before="40" w:after="40" w:line="341" w:lineRule="auto"/>
-              <w:jc w:val="left"/>
-            </w:pPr>
-            <w:r/>
-            <w:r>
-              <w:rPr>
-                <w:rFonts w:ascii="Times New Roman" w:hAnsi="Times New Roman" w:eastAsia="宋体"/>
-                <w:b/>
-                <w:color w:val="191919"/>
-                <w:sz w:val="19"/>
-              </w:rPr>
-              <w:t>EP16</w:t>
-              <w:br/>
-              <w:t>16-8　内/外　501室客厅·徐图图家1449室·试镜教室与备战蒙太奇 — 日</w:t>
-            </w:r>
-          </w:p>
-        </w:tc>
-        <w:tc>
-          <w:tcPr>
-            <w:tcW w:type="dxa" w:w="7344"/>
-            <w:vAlign w:val="center"/>
-            <w:tcMar>
-              <w:top w:w="105" w:type="dxa"/>
-              <w:bottom w:w="105" w:type="dxa"/>
-              <w:left w:w="145" w:type="dxa"/>
-              <w:right w:w="145" w:type="dxa"/>
-            </w:tcMar>
-            <w:shd w:fill="F7FAFC"/>
-          </w:tcPr>
-          <w:p>
-            <w:pPr>
-              <w:spacing w:before="40" w:after="40" w:line="341" w:lineRule="auto"/>
-              <w:jc w:val="left"/>
-            </w:pPr>
-            <w:r/>
-            <w:r>
-              <w:rPr>
-                <w:rFonts w:ascii="Times New Roman" w:hAnsi="Times New Roman" w:eastAsia="宋体"/>
-                <w:b w:val="0"/>
-                <w:color w:val="191919"/>
-                <w:sz w:val="19"/>
-              </w:rPr>
-              <w:t>【本场剧情动作与调度实录】周六上午，五零一室客厅内，穿戴整齐的赵左右和刘美奕正准备悄悄出门，坐在沙发上看报纸的赵东来突然抬起头问了一句。 刘美奕笑着编了个逛街买春装的借口。 赵东来指了指窗外还没化透的积雪，满脸疑惑：“哈？这雪还没化透呢，现在就买开春的衣服了？”刘美奕面不改色地解释新款得趁早买，不料赵东来一合报纸，竟然要起身跟着一起去！ 赵左右吓了一跳，连忙冲上前按住父亲的肩膀，急中生智地抛出了“秘密惊喜”大法！ 刘美奕连忙配合地点头说“对，惊喜”，母子俩一唱一和地飞快逃出家门，留下赵东来在沙发上乐呵呵地挥手喊：“哎，别买太贵的啊！” 半个小时后，徐图图家（1449室）温馨的客厅内，十六岁的赵左右正举着那台索尼DV摄像机对准客厅中央的刘美奕，徐图图则拿着剧本站在旁边当提词员。然而面对黑洞洞的摄像机镜头，刘美奕浑身僵硬，比划了一个拔剑姿势后当场卡壳忘词！ 赵左右放下DV，疑惑地询问母亲。 刘美奕沮丧地放下手臂，走到沙发边坐下，眼神里满是挫败与年龄自卑。 善……</w:t>
-              <w:br/>
-              <w:t>【核心台词与对手戏交锋】（本场以关键戏剧动作、神态反应或环境线索推动情节）</w:t>
-            </w:r>
-          </w:p>
-        </w:tc>
-      </w:tr>
-      <w:tr>
-        <w:trPr>
-          <w:cantSplit/>
-        </w:trPr>
-        <w:tc>
-          <w:tcPr>
-            <w:tcW w:type="dxa" w:w="3024"/>
-            <w:vAlign w:val="center"/>
-            <w:tcMar>
-              <w:top w:w="105" w:type="dxa"/>
-              <w:bottom w:w="105" w:type="dxa"/>
-              <w:left w:w="145" w:type="dxa"/>
-              <w:right w:w="145" w:type="dxa"/>
-            </w:tcMar>
-          </w:tcPr>
-          <w:p>
-            <w:pPr>
-              <w:spacing w:before="40" w:after="40" w:line="341" w:lineRule="auto"/>
-              <w:jc w:val="left"/>
-            </w:pPr>
-            <w:r/>
-            <w:r>
-              <w:rPr>
-                <w:rFonts w:ascii="Times New Roman" w:hAnsi="Times New Roman" w:eastAsia="宋体"/>
-                <w:b/>
-                <w:color w:val="191919"/>
-                <w:sz w:val="19"/>
-              </w:rPr>
-              <w:t>EP17</w:t>
-              <w:br/>
-              <w:t>17-4　内/外　2058年人生无限有限公司·雪原古堡外·风雪电话亭与502室客厅 — 夜/日</w:t>
-            </w:r>
-          </w:p>
-        </w:tc>
-        <w:tc>
-          <w:tcPr>
-            <w:tcW w:type="dxa" w:w="7344"/>
-            <w:vAlign w:val="center"/>
-            <w:tcMar>
-              <w:top w:w="105" w:type="dxa"/>
-              <w:bottom w:w="105" w:type="dxa"/>
-              <w:left w:w="145" w:type="dxa"/>
-              <w:right w:w="145" w:type="dxa"/>
-            </w:tcMar>
-          </w:tcPr>
-          <w:p>
-            <w:pPr>
-              <w:spacing w:before="40" w:after="40" w:line="341" w:lineRule="auto"/>
-              <w:jc w:val="left"/>
-            </w:pPr>
-            <w:r/>
-            <w:r>
-              <w:rPr>
-                <w:rFonts w:ascii="Times New Roman" w:hAnsi="Times New Roman" w:eastAsia="宋体"/>
-                <w:b w:val="0"/>
-                <w:color w:val="191919"/>
-                <w:sz w:val="19"/>
-              </w:rPr>
-              <w:t>【本场剧情动作与调度实录】几乎在同一秒，公元2058年“人生（无限）有限公司”监控大厅内，刺目的猩红色警报灯疯狂旋转闪烁！全息大屏上弹出鲜红的【最高警报：正在召回｜已归档：黑金会员 赵左右】字样，机械女声响彻大厅：“最高警报，紧急召回程序启动！十、九、八、七……” 正在工位旁的实习生林开颜（小雪）吓得魂不附体，飞奔扑回电脑前，在倒计时数到“一”的千钧一发之际，一把抓起桌上的沉重胶带座，死死压卡在轨迹球鼠标的取消键上，强行物理中断了紧急召回程序！ 红光熄灭，大厅恢复白光。惊魂未定的小雪刚喘了一口气，桌面通讯器突然响起【来电人：母后】的提示音。小雪连忙平复呼吸接通电话，电话那头传来母亲温柔的关怀与劝她回老家小单位坐班的唠叨。 挂断母亲的电话后，小雪死死盯着屏幕上本已被她强制归档却又触发最高警报的“赵左右”档案，眼神由恐慌渐渐转为偏执与决绝！ 只见小雪在终端上输入自己的工号【58004 林开颜（实习生）】，毅然点击了【正在开启员工通道】，迈步走进了通往2008……</w:t>
-              <w:br/>
-              <w:t>【核心台词与对手戏交锋】（本场以关键戏剧动作、神态反应或环境线索推动情节）</w:t>
-            </w:r>
-          </w:p>
-        </w:tc>
-      </w:tr>
-      <w:tr>
-        <w:trPr>
-          <w:cantSplit/>
-        </w:trPr>
-        <w:tc>
-          <w:tcPr>
-            <w:tcW w:type="dxa" w:w="3024"/>
-            <w:vAlign w:val="center"/>
-            <w:tcMar>
-              <w:top w:w="105" w:type="dxa"/>
-              <w:bottom w:w="105" w:type="dxa"/>
-              <w:left w:w="145" w:type="dxa"/>
-              <w:right w:w="145" w:type="dxa"/>
-            </w:tcMar>
-            <w:shd w:fill="F7FAFC"/>
-          </w:tcPr>
-          <w:p>
-            <w:pPr>
-              <w:spacing w:before="40" w:after="40" w:line="341" w:lineRule="auto"/>
-              <w:jc w:val="left"/>
-            </w:pPr>
-            <w:r/>
-            <w:r>
-              <w:rPr>
-                <w:rFonts w:ascii="Times New Roman" w:hAnsi="Times New Roman" w:eastAsia="宋体"/>
-                <w:b/>
-                <w:color w:val="191919"/>
-                <w:sz w:val="19"/>
-              </w:rPr>
-              <w:t>EP17</w:t>
-              <w:br/>
-              <w:t>17-5　内　街边家常面馆·502室监听暗房与客厅 — 日/夜</w:t>
-            </w:r>
-          </w:p>
-        </w:tc>
-        <w:tc>
-          <w:tcPr>
-            <w:tcW w:type="dxa" w:w="7344"/>
-            <w:vAlign w:val="center"/>
-            <w:tcMar>
-              <w:top w:w="105" w:type="dxa"/>
-              <w:bottom w:w="105" w:type="dxa"/>
-              <w:left w:w="145" w:type="dxa"/>
-              <w:right w:w="145" w:type="dxa"/>
-            </w:tcMar>
-            <w:shd w:fill="F7FAFC"/>
-          </w:tcPr>
-          <w:p>
-            <w:pPr>
-              <w:spacing w:before="40" w:after="40" w:line="341" w:lineRule="auto"/>
-              <w:jc w:val="left"/>
-            </w:pPr>
-            <w:r/>
-            <w:r>
-              <w:rPr>
-                <w:rFonts w:ascii="Times New Roman" w:hAnsi="Times New Roman" w:eastAsia="宋体"/>
-                <w:b w:val="0"/>
-                <w:color w:val="191919"/>
-                <w:sz w:val="19"/>
-              </w:rPr>
-              <w:t>【本场剧情动作与调度实录】五零二室里屋的电脑前，六十六岁的赵了戴着耳机打开监听接收器，四十一岁的荀未来双手插兜站在旁边一起听；画面切至长林市街边一家贴着“宫保鸡丁 9元”海报的家常小面馆内，母亲刘美奕正与十六岁的赵左右、徐图图围坐在小桌旁吃面。 刘美奕放下筷子，端着面碗沉默了片刻，抬起头神色平静却认真地向两个孩子宣布了一个出人意料的决定！ 正在吃面的赵左右和徐图图同时愣住（“啊？为什么啊？好不容易试上了，为什么不去了？”）；五零二室监听电脑前的赵了和荀未来也惊愕地对视了一眼！面馆内，刘美奕轻轻叹了口气，道出了昨天在电影院的偶遇。 徐图图连忙出言安慰阿姨。 赵左右也连连点头说“对啊”；然而冰雪聪明的刘美奕却温和地笑了笑，说出了自己的猜测（监听室里的六十六岁赵了听到这里，愧疚而动容地低下了头）。 赵左右焦急地追问：“可你好不容易才找回当年的感觉，难道又要半途而废了吗？”刘美奕看着心疼自己的儿子，脸上绽开一抹无比踏实而灿烂的笑容！ 当晚，五零二室门外响起礼貌的……</w:t>
-              <w:br/>
-              <w:t>【核心台词与对手戏交锋】（本场以关键戏剧动作、神态反应或环境线索推动情节）</w:t>
-            </w:r>
-          </w:p>
-        </w:tc>
-      </w:tr>
-      <w:tr>
-        <w:trPr>
-          <w:cantSplit/>
-        </w:trPr>
-        <w:tc>
-          <w:tcPr>
-            <w:tcW w:type="dxa" w:w="3024"/>
-            <w:vAlign w:val="center"/>
-            <w:tcMar>
-              <w:top w:w="105" w:type="dxa"/>
-              <w:bottom w:w="105" w:type="dxa"/>
-              <w:left w:w="145" w:type="dxa"/>
-              <w:right w:w="145" w:type="dxa"/>
-            </w:tcMar>
-          </w:tcPr>
-          <w:p>
-            <w:pPr>
-              <w:spacing w:before="40" w:after="40" w:line="341" w:lineRule="auto"/>
-              <w:jc w:val="left"/>
-            </w:pPr>
-            <w:r/>
-            <w:r>
-              <w:rPr>
-                <w:rFonts w:ascii="Times New Roman" w:hAnsi="Times New Roman" w:eastAsia="宋体"/>
-                <w:b/>
-                <w:color w:val="191919"/>
-                <w:sz w:val="19"/>
-              </w:rPr>
-              <w:t>EP17</w:t>
-              <w:br/>
-              <w:t>17-7　外/内　长林八中操场铁围栏·体育馆·话剧社道具室与高一十班教室 — 夜</w:t>
-            </w:r>
-          </w:p>
-        </w:tc>
-        <w:tc>
-          <w:tcPr>
-            <w:tcW w:type="dxa" w:w="7344"/>
-            <w:vAlign w:val="center"/>
-            <w:tcMar>
-              <w:top w:w="105" w:type="dxa"/>
-              <w:bottom w:w="105" w:type="dxa"/>
-              <w:left w:w="145" w:type="dxa"/>
-              <w:right w:w="145" w:type="dxa"/>
-            </w:tcMar>
-          </w:tcPr>
-          <w:p>
-            <w:pPr>
-              <w:spacing w:before="40" w:after="40" w:line="341" w:lineRule="auto"/>
-              <w:jc w:val="left"/>
-            </w:pPr>
-            <w:r/>
-            <w:r>
-              <w:rPr>
-                <w:rFonts w:ascii="Times New Roman" w:hAnsi="Times New Roman" w:eastAsia="宋体"/>
-                <w:b w:val="0"/>
-                <w:color w:val="191919"/>
-                <w:sz w:val="19"/>
-              </w:rPr>
-              <w:t>【本场剧情动作与调度实录】深夜的长林市第八中学操场铁围栏外，十六岁的赵左右带着徐图图踩着垃圾桶爬上铁栅栏顶端，倒数着“一、二、三”，两人手拉着手一跃跳进白雪覆盖的校园操场！ 空旷无人的雪地操场上，徐图图张开双臂欢快地奔跑转圈，兴奋地大喊。 赵左右笑着跑在她身旁打趣提醒；徐图图连忙捂住嘴乖乖点头（“呃，那我还是不喊了”）。 两人推门溜进昏暗的体育馆与教学楼走廊。面对走廊前方的监控探头，轻车熟路的赵左右像特工一样拉着徐图图贴墙躲避死角，随后在拐角处握住她的手倒数“预备，一、二、三，跑！”，带着她飞快地冲过监控区，来到话剧社杂物道具室门前。 道具室内，赵左右打开手电筒在道具堆里找了一圈，疑惑地挠了挠头：“造雪机呢？”站在一旁的徐图图微笑着吐露了实情。 赵左右一怔：“原来你早就知道了？”徐图图歪着头，眼睛亮晶晶地看着他，突然指着角落里一个通体发着柔和暖光的巨大毛绒雪人道具欢呼起来，冲上前紧紧抱住了那个大雪人！ 赵左右笑着走到大雪人身旁，抬手轻轻抚摸着雪人的圆脑袋……</w:t>
-              <w:br/>
-              <w:t>【核心台词与对手戏交锋】（本场以关键戏剧动作、神态反应或环境线索推动情节）</w:t>
-            </w:r>
-          </w:p>
-        </w:tc>
-      </w:tr>
-      <w:tr>
-        <w:trPr>
-          <w:cantSplit/>
-        </w:trPr>
-        <w:tc>
-          <w:tcPr>
-            <w:tcW w:type="dxa" w:w="3024"/>
-            <w:vAlign w:val="center"/>
-            <w:tcMar>
-              <w:top w:w="105" w:type="dxa"/>
-              <w:bottom w:w="105" w:type="dxa"/>
-              <w:left w:w="145" w:type="dxa"/>
-              <w:right w:w="145" w:type="dxa"/>
-            </w:tcMar>
-            <w:shd w:fill="F7FAFC"/>
-          </w:tcPr>
-          <w:p>
-            <w:pPr>
-              <w:spacing w:before="40" w:after="40" w:line="341" w:lineRule="auto"/>
-              <w:jc w:val="left"/>
-            </w:pPr>
-            <w:r/>
-            <w:r>
-              <w:rPr>
-                <w:rFonts w:ascii="Times New Roman" w:hAnsi="Times New Roman" w:eastAsia="宋体"/>
-                <w:b/>
-                <w:color w:val="191919"/>
-                <w:sz w:val="19"/>
-              </w:rPr>
-              <w:t>EP18</w:t>
-              <w:br/>
-              <w:t>18-3　内　酒店2388套房客厅·501室赵左右卧室与父母主卧 — 夜</w:t>
-            </w:r>
-          </w:p>
-        </w:tc>
-        <w:tc>
-          <w:tcPr>
-            <w:tcW w:type="dxa" w:w="7344"/>
-            <w:vAlign w:val="center"/>
-            <w:tcMar>
-              <w:top w:w="105" w:type="dxa"/>
-              <w:bottom w:w="105" w:type="dxa"/>
-              <w:left w:w="145" w:type="dxa"/>
-              <w:right w:w="145" w:type="dxa"/>
-            </w:tcMar>
-            <w:shd w:fill="F7FAFC"/>
-          </w:tcPr>
-          <w:p>
-            <w:pPr>
-              <w:spacing w:before="40" w:after="40" w:line="341" w:lineRule="auto"/>
-              <w:jc w:val="left"/>
-            </w:pPr>
-            <w:r/>
-            <w:r>
-              <w:rPr>
-                <w:rFonts w:ascii="Times New Roman" w:hAnsi="Times New Roman" w:eastAsia="宋体"/>
-                <w:b w:val="0"/>
-                <w:color w:val="191919"/>
-                <w:sz w:val="19"/>
-              </w:rPr>
-              <w:t>【本场剧情动作与调度实录】深夜，酒店2388号豪华套房客厅内，画面下方居中浮现本集片名：第 18 集 一夜剧变。 2058年的实习客服林开颜（小雪）被麻绳结结实实地捆在客厅中央的椅子上，嘴上贴着一截宽大的白色封箱胶带；刚从医院回来的六十六岁赵了半躺在沙发上闭目养神；身穿黑西装的四十一岁荀未来双手抱胸站在小雪面前，俯身捏住封箱胶带的一角，“刺啦”一声撕了下来！小雪疼得龇牙咧嘴，抿了抿嘴唇嘟囔了一句。 荀未来居高临下地盯着她，冷冷地切入正题；沙发上的赵了也缓缓睁开眼看向小雪。 小雪眼珠子滴溜溜一转，发觉赵了还没认出自己就是电话里的客服小雪，在心底暗自盘算。 见小雪眼神闪烁不说话，荀未来轻咳一声，晃了晃手里那截封箱胶带威胁道：“不说，是吧？那我就再粘回去，爽撕一下！”小雪吓得赶紧往后缩脖子。 荀未来立刻追问：“那指使你的人是谁？”小雪低下头，嘴里飞快地小声念了一句绕口令（“八百标兵奔北坡……”）给自己壮胆，随后抬起头一本正经地胡说八道！ 荀未来被气笑了，猛地蹲……</w:t>
-              <w:br/>
-              <w:t>【核心台词与对手戏交锋】（本场以关键戏剧动作、神态反应或环境线索推动情节）</w:t>
-            </w:r>
-          </w:p>
-        </w:tc>
-      </w:tr>
-      <w:tr>
-        <w:trPr>
-          <w:cantSplit/>
-        </w:trPr>
-        <w:tc>
-          <w:tcPr>
-            <w:tcW w:type="dxa" w:w="3024"/>
-            <w:vAlign w:val="center"/>
-            <w:tcMar>
-              <w:top w:w="105" w:type="dxa"/>
-              <w:bottom w:w="105" w:type="dxa"/>
-              <w:left w:w="145" w:type="dxa"/>
-              <w:right w:w="145" w:type="dxa"/>
-            </w:tcMar>
-          </w:tcPr>
-          <w:p>
-            <w:pPr>
-              <w:spacing w:before="40" w:after="40" w:line="341" w:lineRule="auto"/>
-              <w:jc w:val="left"/>
-            </w:pPr>
-            <w:r/>
-            <w:r>
-              <w:rPr>
-                <w:rFonts w:ascii="Times New Roman" w:hAnsi="Times New Roman" w:eastAsia="宋体"/>
-                <w:b/>
-                <w:color w:val="191919"/>
-                <w:sz w:val="19"/>
-              </w:rPr>
-              <w:t>EP18</w:t>
-              <w:br/>
-              <w:t>18-4　内/外　酒店2388套房·楼下路虎车内与套房卧室门前 — 夜</w:t>
-            </w:r>
-          </w:p>
-        </w:tc>
-        <w:tc>
-          <w:tcPr>
-            <w:tcW w:type="dxa" w:w="7344"/>
-            <w:vAlign w:val="center"/>
-            <w:tcMar>
-              <w:top w:w="105" w:type="dxa"/>
-              <w:bottom w:w="105" w:type="dxa"/>
-              <w:left w:w="145" w:type="dxa"/>
-              <w:right w:w="145" w:type="dxa"/>
-            </w:tcMar>
-          </w:tcPr>
-          <w:p>
-            <w:pPr>
-              <w:spacing w:before="40" w:after="40" w:line="341" w:lineRule="auto"/>
-              <w:jc w:val="left"/>
-            </w:pPr>
-            <w:r/>
-            <w:r>
-              <w:rPr>
-                <w:rFonts w:ascii="Times New Roman" w:hAnsi="Times New Roman" w:eastAsia="宋体"/>
-                <w:b w:val="0"/>
-                <w:color w:val="191919"/>
-                <w:sz w:val="19"/>
-              </w:rPr>
-              <w:t>【本场剧情动作与调度实录】凌晨时分，酒店2388号套房客厅内，墙上的精工（SEIKO）挂钟滴答作响。六十六岁的赵了与四十一岁的荀未来湊在沙发前低声耳语商议；被绑在椅子上的小雪困得打了个大哈欠，转头看了一眼挂钟上的时间——距离早上六点飞霞路电话亭被拆除、公司保洁阿姨上班已经不到两个小时了！小雪急得满头大汗，大声朝两人喊道。 荀未来与赵了对视一眼，站起身整理了一下西装，慢条斯理地走到小雪面前摇了摇头。 沙发上的赵了淡定地补了一句：“在这之前，就辛苦你，在这当人质。”小雪急得差点跳起来！ 赵了稳坐钓鱼台，一句话道破了时空管理局的铁律，随后向荀未来下达了引蛇出洞的指令！ 荀未来响亮地应了一声“好嘞”！一旦荀未来去电话亭打给高总，小雪撒的所有谎就会当场穿帮！小雪吓得魂飞魄散，拼命扭动身子声嘶力竭地尖叫哭喊：“不行不行哥！哥你真不能去！我求你了哥！”荀未来嫌她吵，直接拿起桌上那卷宽封箱胶带撕下一截，“啪”地贴回小雪嘴上，拍了拍手转身出门。 沙发上的赵了冷冷地看着嘴被……</w:t>
-              <w:br/>
-              <w:t>【核心台词与对手戏交锋】（本场以关键戏剧动作、神态反应或环境线索推动情节）</w:t>
-            </w:r>
-          </w:p>
-        </w:tc>
-      </w:tr>
-      <w:tr>
-        <w:trPr>
-          <w:cantSplit/>
-        </w:trPr>
-        <w:tc>
-          <w:tcPr>
-            <w:tcW w:type="dxa" w:w="3024"/>
-            <w:vAlign w:val="center"/>
-            <w:tcMar>
-              <w:top w:w="105" w:type="dxa"/>
-              <w:bottom w:w="105" w:type="dxa"/>
-              <w:left w:w="145" w:type="dxa"/>
-              <w:right w:w="145" w:type="dxa"/>
-            </w:tcMar>
-            <w:shd w:fill="F7FAFC"/>
-          </w:tcPr>
-          <w:p>
-            <w:pPr>
-              <w:spacing w:before="40" w:after="40" w:line="341" w:lineRule="auto"/>
-              <w:jc w:val="left"/>
-            </w:pPr>
-            <w:r/>
-            <w:r>
-              <w:rPr>
-                <w:rFonts w:ascii="Times New Roman" w:hAnsi="Times New Roman" w:eastAsia="宋体"/>
-                <w:b/>
-                <w:color w:val="191919"/>
-                <w:sz w:val="19"/>
-              </w:rPr>
-              <w:t>EP18</w:t>
-              <w:br/>
-              <w:t>18-7　内　长林八中高一十班教室·五楼楼梯间·501室客厅与502室赵了家 — 日/夜</w:t>
-            </w:r>
-          </w:p>
-        </w:tc>
-        <w:tc>
-          <w:tcPr>
-            <w:tcW w:type="dxa" w:w="7344"/>
-            <w:vAlign w:val="center"/>
-            <w:tcMar>
-              <w:top w:w="105" w:type="dxa"/>
-              <w:bottom w:w="105" w:type="dxa"/>
-              <w:left w:w="145" w:type="dxa"/>
-              <w:right w:w="145" w:type="dxa"/>
-            </w:tcMar>
-            <w:shd w:fill="F7FAFC"/>
-          </w:tcPr>
-          <w:p>
-            <w:pPr>
-              <w:spacing w:before="40" w:after="40" w:line="341" w:lineRule="auto"/>
-              <w:jc w:val="left"/>
-            </w:pPr>
-            <w:r/>
-            <w:r>
-              <w:rPr>
-                <w:rFonts w:ascii="Times New Roman" w:hAnsi="Times New Roman" w:eastAsia="宋体"/>
-                <w:b w:val="0"/>
-                <w:color w:val="191919"/>
-                <w:sz w:val="19"/>
-              </w:rPr>
-              <w:t>【本场剧情动作与调度实录】下午，高一十班教室内正在上历史课。历史女老师背对学生在黑板上书写“唐朝的荣衰与民族交融（突厥、回纥、靺鞨、吐蕃）”的板书，台下的赵左右、徐图图、王一漫等人正低头认真记笔记。突然，教室前排传来一阵断断续续的“嗡嗡、咔咔”小型马达与齿轮运转声！ 历史老师停下粉笔转过身：“什么声音？”全班同学茫然四顾；等老师转回身继续写字，那阵机械运转声又响了起来！历史老师放下粉笔径直走下讲台，停在第一排罗爱文的课桌前，伸手敲了敲桌面。 正在课桌膛里鼓捣发明的罗爱文心虚地抬起头，乖乖从桌膛里捧出一辆自己手工焊制的“太阳能电路板四驱小车”放到讲桌上。不料历史老师拿起小车端详了一眼，非但没有没收批评，反而温和地递还给他，为这位立志走技术路线的少年开了绿灯！ 罗爱文喜出望外（“真的啊？那太好了！”），在全班同学羡慕的目光中抱着零件兴冲冲地准备跑去技术教室；恰逢教导主任戴娟经过教室门口，笑着叫住了他。 罗爱文拍着胸脯自信满满地放出豪言，引得全班哄堂大笑，前排……</w:t>
-              <w:br/>
-              <w:t>【核心台词与对手戏交锋】（本场以关键戏剧动作、神态反应或环境线索推动情节）</w:t>
-            </w:r>
-          </w:p>
-        </w:tc>
-      </w:tr>
-      <w:tr>
-        <w:trPr>
-          <w:cantSplit/>
-        </w:trPr>
-        <w:tc>
-          <w:tcPr>
-            <w:tcW w:type="dxa" w:w="3024"/>
-            <w:vAlign w:val="center"/>
-            <w:tcMar>
-              <w:top w:w="105" w:type="dxa"/>
-              <w:bottom w:w="105" w:type="dxa"/>
-              <w:left w:w="145" w:type="dxa"/>
-              <w:right w:w="145" w:type="dxa"/>
-            </w:tcMar>
-          </w:tcPr>
-          <w:p>
-            <w:pPr>
-              <w:spacing w:before="40" w:after="40" w:line="341" w:lineRule="auto"/>
-              <w:jc w:val="left"/>
-            </w:pPr>
-            <w:r/>
-            <w:r>
-              <w:rPr>
-                <w:rFonts w:ascii="Times New Roman" w:hAnsi="Times New Roman" w:eastAsia="宋体"/>
-                <w:b/>
-                <w:color w:val="191919"/>
-                <w:sz w:val="19"/>
-              </w:rPr>
-              <w:t>EP19</w:t>
-              <w:br/>
-              <w:t>19-1　内　长林八中微机室与502室赵了家 — 日/夜</w:t>
-            </w:r>
-          </w:p>
-        </w:tc>
-        <w:tc>
-          <w:tcPr>
-            <w:tcW w:type="dxa" w:w="7344"/>
-            <w:vAlign w:val="center"/>
-            <w:tcMar>
-              <w:top w:w="105" w:type="dxa"/>
-              <w:bottom w:w="105" w:type="dxa"/>
-              <w:left w:w="145" w:type="dxa"/>
-              <w:right w:w="145" w:type="dxa"/>
-            </w:tcMar>
-          </w:tcPr>
-          <w:p>
-            <w:pPr>
-              <w:spacing w:before="40" w:after="40" w:line="341" w:lineRule="auto"/>
-              <w:jc w:val="left"/>
-            </w:pPr>
-            <w:r/>
-            <w:r>
-              <w:rPr>
-                <w:rFonts w:ascii="Times New Roman" w:hAnsi="Times New Roman" w:eastAsia="宋体"/>
-                <w:b w:val="0"/>
-                <w:color w:val="191919"/>
-                <w:sz w:val="19"/>
-              </w:rPr>
-              <w:t>【本场剧情动作与调度实录】白天的长林市第八中学微机室内，十六岁的赵左右、徐图图与王一漫三人正围坐在电脑屏幕前，聚精会神地盯着【黍豆网】上的视频播放页面——视频标题写着《陪你吃饭·第一期｜作者：赵左右带你看》，画面里正是徐图图在食堂大口吃炸鸡饭的镜头。坐在中间的徐图图看着不断上涨的播放量，惊喜地捂住嘴感叹。 站在右侧的王一漫伸出手指了指屏幕下方的网友评论区（一条ID为“岁月的痕迹”的网友留言道：【画质太差，不然还能多吃一碗饭】）。 站在左侧的赵左右看着屏幕，有些无奈地摊了摊手解释。 同一时刻，五零二室赵了的家中，搬回来同住的四十一岁荀未来正坐在沙发上单手举着哑铃锻炼身体，嘴里大声数着“115、116、117……”。躺在单人床上吃零食的六十六岁赵了被吵得直皱眉，连忙抬手制止他。 荀未来放下哑铃转过头，满不在乎地回了一句：“你放心吧。”赵了靠在床头叹了口气。 荀未来刚重新拿起哑铃，门外走廊突然传来了敲门声！荀未来神色一紧，立刻轻手轻脚地走到防盗门边，透过猫眼往……</w:t>
-              <w:br/>
-              <w:t>【核心台词与对手戏交锋】（本场以关键戏剧动作、神态反应或环境线索推动情节）</w:t>
-            </w:r>
-          </w:p>
-        </w:tc>
-      </w:tr>
-      <w:tr>
-        <w:trPr>
-          <w:cantSplit/>
-        </w:trPr>
-        <w:tc>
-          <w:tcPr>
-            <w:tcW w:type="dxa" w:w="3024"/>
-            <w:vAlign w:val="center"/>
-            <w:tcMar>
-              <w:top w:w="105" w:type="dxa"/>
-              <w:bottom w:w="105" w:type="dxa"/>
-              <w:left w:w="145" w:type="dxa"/>
-              <w:right w:w="145" w:type="dxa"/>
-            </w:tcMar>
-            <w:shd w:fill="F7FAFC"/>
-          </w:tcPr>
-          <w:p>
-            <w:pPr>
-              <w:spacing w:before="40" w:after="40" w:line="341" w:lineRule="auto"/>
-              <w:jc w:val="left"/>
-            </w:pPr>
-            <w:r/>
-            <w:r>
-              <w:rPr>
-                <w:rFonts w:ascii="Times New Roman" w:hAnsi="Times New Roman" w:eastAsia="宋体"/>
-                <w:b/>
-                <w:color w:val="191919"/>
-                <w:sz w:val="19"/>
-              </w:rPr>
-              <w:t>EP19</w:t>
-              <w:br/>
-              <w:t>19-3　内/外　501室餐厅与卧室·大巴车烧烤摊与十字路口 — 夜</w:t>
-            </w:r>
-          </w:p>
-        </w:tc>
-        <w:tc>
-          <w:tcPr>
-            <w:tcW w:type="dxa" w:w="7344"/>
-            <w:vAlign w:val="center"/>
-            <w:tcMar>
-              <w:top w:w="105" w:type="dxa"/>
-              <w:bottom w:w="105" w:type="dxa"/>
-              <w:left w:w="145" w:type="dxa"/>
-              <w:right w:w="145" w:type="dxa"/>
-            </w:tcMar>
-            <w:shd w:fill="F7FAFC"/>
-          </w:tcPr>
-          <w:p>
-            <w:pPr>
-              <w:spacing w:before="40" w:after="40" w:line="341" w:lineRule="auto"/>
-              <w:jc w:val="left"/>
-            </w:pPr>
-            <w:r/>
-            <w:r>
-              <w:rPr>
-                <w:rFonts w:ascii="Times New Roman" w:hAnsi="Times New Roman" w:eastAsia="宋体"/>
-                <w:b w:val="0"/>
-                <w:color w:val="191919"/>
-                <w:sz w:val="19"/>
-              </w:rPr>
-              <w:t>【本场剧情动作与调度实录】夜晚，五零一室赵左右家的餐厅内，画面浮现本集片名：第 19 集 仁。 母亲刘美奕端着刚炒好的热菜放到餐桌上，与十六岁的赵左右相对而坐吃晚饭。刘美奕看了一眼门口方向询问丈夫的去向。 赵左右夹了一口菜，随口转达父亲的话；刘美奕微微皱眉叹了口气（“咳，你爸这工作最近不知道怎么了”），赵左右连忙好奇地问起母亲前两天去小剧组拍戏的事。 一提起拍戏，刘美奕眼睛顿时亮了起来，眉飞色舞地向儿子炫耀！ 赵左右惊讶地瞪大眼睛：“那么快啊？可我记得，你去了一整天啊。”刘美奕笑着摆了摆手，说出了群演跑龙套的真实辛酸，却没有半点抱怨。 赵左右好奇地追问：“就一句了？是什么啊？”只见刘美奕立刻放下筷子，情绪饱满地一伸手，用极具戏剧张力的腔调大喊出那唯一的一句台词！ 赵左右听得抚掌大笑：“然后呢？”刘美奕比划了一个中枪倒下的手势，认真地解释角色背景。 看着乐观纯粹的母亲，十六岁的赵左右由衷地竖起大拇指鼓励她。 刘美奕深以为然地点了点头，眼神温柔地感念着对门五……</w:t>
-              <w:br/>
-              <w:t>【核心台词与对手戏交锋】（本场以关键戏剧动作、神态反应或环境线索推动情节）</w:t>
-            </w:r>
-          </w:p>
-        </w:tc>
-      </w:tr>
-      <w:tr>
-        <w:trPr>
-          <w:cantSplit/>
-        </w:trPr>
-        <w:tc>
-          <w:tcPr>
-            <w:tcW w:type="dxa" w:w="3024"/>
-            <w:vAlign w:val="center"/>
-            <w:tcMar>
-              <w:top w:w="105" w:type="dxa"/>
-              <w:bottom w:w="105" w:type="dxa"/>
-              <w:left w:w="145" w:type="dxa"/>
-              <w:right w:w="145" w:type="dxa"/>
-            </w:tcMar>
-          </w:tcPr>
-          <w:p>
-            <w:pPr>
-              <w:spacing w:before="40" w:after="40" w:line="341" w:lineRule="auto"/>
-              <w:jc w:val="left"/>
-            </w:pPr>
-            <w:r/>
-            <w:r>
-              <w:rPr>
-                <w:rFonts w:ascii="Times New Roman" w:hAnsi="Times New Roman" w:eastAsia="宋体"/>
-                <w:b/>
-                <w:color w:val="191919"/>
-                <w:sz w:val="19"/>
-              </w:rPr>
-              <w:t>EP20</w:t>
-              <w:br/>
-              <w:t>20-5　内/外　501室客厅与厨房·荒村老屋·东湖咖啡馆与徐图图家 — 夜/日</w:t>
-            </w:r>
-          </w:p>
-        </w:tc>
-        <w:tc>
-          <w:tcPr>
-            <w:tcW w:type="dxa" w:w="7344"/>
-            <w:vAlign w:val="center"/>
-            <w:tcMar>
-              <w:top w:w="105" w:type="dxa"/>
-              <w:bottom w:w="105" w:type="dxa"/>
-              <w:left w:w="145" w:type="dxa"/>
-              <w:right w:w="145" w:type="dxa"/>
-            </w:tcMar>
-          </w:tcPr>
-          <w:p>
-            <w:pPr>
-              <w:spacing w:before="40" w:after="40" w:line="341" w:lineRule="auto"/>
-              <w:jc w:val="left"/>
-            </w:pPr>
-            <w:r/>
-            <w:r>
-              <w:rPr>
-                <w:rFonts w:ascii="Times New Roman" w:hAnsi="Times New Roman" w:eastAsia="宋体"/>
-                <w:b w:val="0"/>
-                <w:color w:val="191919"/>
-                <w:sz w:val="19"/>
-              </w:rPr>
-              <w:t>【本场剧情动作与调度实录】傍晚，赵左右掏钥匙走进五零一室（楼道拐角暗处，小雪正盯着他的背影腹诽：“看来这小子还是没去找他俩啊”）。五零一室客厅里，系着围裙的赵东来端着菜从厨房走出来，假装若无其事地对儿子说自己单位这两天“放假了”可以接送他补习；赵左右懂事地婉拒后，走到餐桌前看着那盘土豆丝和红烧肉，向厨房里的母亲刘美奕打听菜价。 刘美奕一边忙活一边回答土豆一块多、五花肉十块多最近还涨价了，好奇地问儿子打听菜价干嘛。赵左右眼睛一转，编了个善意的谎言，把家里买菜的活儿揽了过来！ 刘美奕信以为真，欣慰地说明天给他钱去买菜。赵左右低头摸了摸兜里今天发传单挣来的那张十元纸币，眼神愈发坚定。 *开始音乐蒙太奇： 伴随着深沉感伤的插曲《一路走》（“一路走，一边失去；一路走，一边证明……”），画面平行交叉剪辑十六岁赵左右与四十一岁荀未来在这个艰难夏天的双线挣扎：① 农贸菜市场里，曾经大手大脚的“荀老板”荀未来为了省一毛钱跟菜摊老板软磨硬泡（“四块四多不吉利啊，你就四块三吧……</w:t>
-              <w:br/>
-              <w:t>【核心台词与对手戏交锋】（本场以关键戏剧动作、神态反应或环境线索推动情节）</w:t>
-            </w:r>
-          </w:p>
-        </w:tc>
-      </w:tr>
-      <w:tr>
-        <w:trPr>
-          <w:cantSplit/>
-        </w:trPr>
-        <w:tc>
-          <w:tcPr>
-            <w:tcW w:type="dxa" w:w="3024"/>
-            <w:vAlign w:val="center"/>
-            <w:tcMar>
-              <w:top w:w="105" w:type="dxa"/>
-              <w:bottom w:w="105" w:type="dxa"/>
-              <w:left w:w="145" w:type="dxa"/>
-              <w:right w:w="145" w:type="dxa"/>
-            </w:tcMar>
-            <w:shd w:fill="F7FAFC"/>
-          </w:tcPr>
-          <w:p>
-            <w:pPr>
-              <w:spacing w:before="40" w:after="40" w:line="341" w:lineRule="auto"/>
-              <w:jc w:val="left"/>
-            </w:pPr>
-            <w:r/>
-            <w:r>
-              <w:rPr>
-                <w:rFonts w:ascii="Times New Roman" w:hAnsi="Times New Roman" w:eastAsia="宋体"/>
-                <w:b/>
-                <w:color w:val="191919"/>
-                <w:sz w:val="19"/>
-              </w:rPr>
-              <w:t>EP20</w:t>
-              <w:br/>
-              <w:t>20-6　内/外　5元自助快餐店·飞霞湾王一漫家餐厅与卧室阳台 — 日/夜</w:t>
-            </w:r>
-          </w:p>
-        </w:tc>
-        <w:tc>
-          <w:tcPr>
-            <w:tcW w:type="dxa" w:w="7344"/>
-            <w:vAlign w:val="center"/>
-            <w:tcMar>
-              <w:top w:w="105" w:type="dxa"/>
-              <w:bottom w:w="105" w:type="dxa"/>
-              <w:left w:w="145" w:type="dxa"/>
-              <w:right w:w="145" w:type="dxa"/>
-            </w:tcMar>
-            <w:shd w:fill="F7FAFC"/>
-          </w:tcPr>
-          <w:p>
-            <w:pPr>
-              <w:spacing w:before="40" w:after="40" w:line="341" w:lineRule="auto"/>
-              <w:jc w:val="left"/>
-            </w:pPr>
-            <w:r/>
-            <w:r>
-              <w:rPr>
-                <w:rFonts w:ascii="Times New Roman" w:hAnsi="Times New Roman" w:eastAsia="宋体"/>
-                <w:b w:val="0"/>
-                <w:color w:val="191919"/>
-                <w:sz w:val="19"/>
-              </w:rPr>
-              <w:t>【本场剧情动作与调度实录】白天，赵左右、徐图图、王一漫来到一家挂着“本店自助不限量，5元吃到饱，浪费超二两加收5元”标牌的平价自助快餐店拍摄新素材。赵左右举着DV寻找机位时，无意间撞到角落里一个头戴草帽、正一边吃快餐一边低头看数学书的少年。 草帽少年抬起头匆匆离开餐馆——赵左右、徐图图和王一漫同时认出了那张清瘦的脸！三人快步追到快餐店临街的大玻璃窗前，只见烈日炎炎下，戴着草帽的理科学霸陈明，正吃力地蹬着一辆装满沉重蔬菜纸箱的三轮车消失在街角！ 徐图图眼眶泛红地低语：“可他刚刚好像还在看数学……他会回来的，对吧？”站在一旁的王一漫静静望着陈明蹬三轮车远去的背影，积压在心底多年的委屈与窒息化作滚烫的泪水滑落脸颊。 当晚，飞霞湾王家豪宅餐厅内，心事重重的王一漫在切牛排时，刀叉在瓷盘上划出刺耳的“吱吱”声。父亲王伟之皱眉批评她没礼貌；母亲杨敏则冷着脸掏出摩托罗拉翻盖手机，点开一段王一漫在探店视频里双手捧着酱大骨大口啃肉的画面拍在餐桌上！ 王伟之连忙打圆场说“就是……</w:t>
-              <w:br/>
-              <w:t>【核心台词与对手戏交锋】（本场以关键戏剧动作、神态反应或环境线索推动情节）</w:t>
-            </w:r>
-          </w:p>
-        </w:tc>
-      </w:tr>
-      <w:tr>
-        <w:trPr>
-          <w:cantSplit/>
-        </w:trPr>
-        <w:tc>
-          <w:tcPr>
-            <w:tcW w:type="dxa" w:w="3024"/>
-            <w:vAlign w:val="center"/>
-            <w:tcMar>
-              <w:top w:w="105" w:type="dxa"/>
-              <w:bottom w:w="105" w:type="dxa"/>
-              <w:left w:w="145" w:type="dxa"/>
-              <w:right w:w="145" w:type="dxa"/>
-            </w:tcMar>
-          </w:tcPr>
-          <w:p>
-            <w:pPr>
-              <w:spacing w:before="40" w:after="40" w:line="341" w:lineRule="auto"/>
-              <w:jc w:val="left"/>
-            </w:pPr>
-            <w:r/>
-            <w:r>
-              <w:rPr>
-                <w:rFonts w:ascii="Times New Roman" w:hAnsi="Times New Roman" w:eastAsia="宋体"/>
-                <w:b/>
-                <w:color w:val="191919"/>
-                <w:sz w:val="19"/>
-              </w:rPr>
-              <w:t>EP20</w:t>
-              <w:br/>
-              <w:t>20-7　内/外　501室客厅与卧室·荒村老屋·5元快餐店·旧物仓库与2058办公区 — 夜</w:t>
-            </w:r>
-          </w:p>
-        </w:tc>
-        <w:tc>
-          <w:tcPr>
-            <w:tcW w:type="dxa" w:w="7344"/>
-            <w:vAlign w:val="center"/>
-            <w:tcMar>
-              <w:top w:w="105" w:type="dxa"/>
-              <w:bottom w:w="105" w:type="dxa"/>
-              <w:left w:w="145" w:type="dxa"/>
-              <w:right w:w="145" w:type="dxa"/>
-            </w:tcMar>
-          </w:tcPr>
-          <w:p>
-            <w:pPr>
-              <w:spacing w:before="40" w:after="40" w:line="341" w:lineRule="auto"/>
-              <w:jc w:val="left"/>
-            </w:pPr>
-            <w:r/>
-            <w:r>
-              <w:rPr>
-                <w:rFonts w:ascii="Times New Roman" w:hAnsi="Times New Roman" w:eastAsia="宋体"/>
-                <w:b w:val="0"/>
-                <w:color w:val="191919"/>
-                <w:sz w:val="19"/>
-              </w:rPr>
-              <w:t>【本场剧情动作与调度实录】深夜，五零一室玄关门轻轻推开，脖子上搭着白毛巾的赵东来与刘美奕蹑手蹑脚地走进客厅，怕吵醒熟睡的儿子。刘美奕笑着夸赞放下面子去她所在剧组帮厨师采买伙食的丈夫。 赵东来倒了一杯水喝，乐呵呵地回答：“那当然了，干什么工作都得用心，不是吗？”话音刚落，十六岁的赵左右突然掀开门帘从卧室走了出来，把夫妻俩吓了一跳！ 赵东来连忙摆手说“大人的事不用你管，你只管好好学习”。只见十六岁的赵左右平静地从口袋里掏出一个装满百元钞票的厚信封递到父母面前，更一字一顿地向父母宣布了自己经过这个夏天磨砺后的人生志向！ 赵左右拉着目瞪口呆的父母来到自己卧室的电脑前，给他们看【黍豆网｜频道：八中姐妹】上动辄四五千的播放量与满屏好评。刘美奕欣慰地摸着儿子的肩膀感叹：“我感觉咱儿子有成为电视编导的潜质！”赵东来拿着儿子交上来的家用，激动得眼眶微红、哈哈大笑！ 赵左右看着屏幕上徐图图与王一漫灿烂的笑脸，在心底充满希望地默念：“这个艰难的夏天，总会过去的。” 然而画面瞬……</w:t>
-              <w:br/>
-              <w:t>【核心台词与对手戏交锋】（本场以关键戏剧动作、神态反应或环境线索推动情节）</w:t>
-            </w:r>
-          </w:p>
-        </w:tc>
-      </w:tr>
-      <w:tr>
-        <w:trPr>
-          <w:cantSplit/>
-        </w:trPr>
-        <w:tc>
-          <w:tcPr>
-            <w:tcW w:type="dxa" w:w="3024"/>
-            <w:vAlign w:val="center"/>
-            <w:tcMar>
-              <w:top w:w="105" w:type="dxa"/>
-              <w:bottom w:w="105" w:type="dxa"/>
-              <w:left w:w="145" w:type="dxa"/>
-              <w:right w:w="145" w:type="dxa"/>
-            </w:tcMar>
-            <w:shd w:fill="F7FAFC"/>
-          </w:tcPr>
-          <w:p>
-            <w:pPr>
-              <w:spacing w:before="40" w:after="40" w:line="341" w:lineRule="auto"/>
-              <w:jc w:val="left"/>
-            </w:pPr>
-            <w:r/>
-            <w:r>
-              <w:rPr>
-                <w:rFonts w:ascii="Times New Roman" w:hAnsi="Times New Roman" w:eastAsia="宋体"/>
-                <w:b/>
-                <w:color w:val="191919"/>
-                <w:sz w:val="19"/>
-              </w:rPr>
-              <w:t>EP21</w:t>
-              <w:br/>
-              <w:t>21-1　内　2058年人生（无限）有限公司副总裁高尚办公室 — 日</w:t>
-            </w:r>
-          </w:p>
-        </w:tc>
-        <w:tc>
-          <w:tcPr>
-            <w:tcW w:type="dxa" w:w="7344"/>
-            <w:vAlign w:val="center"/>
-            <w:tcMar>
-              <w:top w:w="105" w:type="dxa"/>
-              <w:bottom w:w="105" w:type="dxa"/>
-              <w:left w:w="145" w:type="dxa"/>
-              <w:right w:w="145" w:type="dxa"/>
-            </w:tcMar>
-            <w:shd w:fill="F7FAFC"/>
-          </w:tcPr>
-          <w:p>
-            <w:pPr>
-              <w:spacing w:before="40" w:after="40" w:line="341" w:lineRule="auto"/>
-              <w:jc w:val="left"/>
-            </w:pPr>
-            <w:r/>
-            <w:r>
-              <w:rPr>
-                <w:rFonts w:ascii="Times New Roman" w:hAnsi="Times New Roman" w:eastAsia="宋体"/>
-                <w:b w:val="0"/>
-                <w:color w:val="191919"/>
-                <w:sz w:val="19"/>
-              </w:rPr>
-              <w:t>【本场剧情动作与调度实录】片头龙标与“朝也 CHAO YE FILM”厂牌隐去。公元2058年，“人生（无限）有限公司”总部极简冷色调的副总裁办公室内，巨幅落地多屏显示器泛着幽冷蓝光。身穿黑色短袖衬衫、梳着半丸子头发髻、蓄着修剪整齐胡须的副总裁高尚（高总）端坐在流线型办公桌后；身穿黑色短袖衬衫配高腰深色牛仔裙、胸前挂着“小雪”工牌、戴着透明粗框眼镜的实习生林开颜（小雪）双手交叠，局促不安地低头站在办公桌前。 高尚冷冷地审视着眼前的下属，抬手摘下鼻梁上的细框眼镜，“啪”地一声扔在桌面上，语气凌厉如刀。 小雪缩了缩脖子，声音细若蚊呐地低头认错。 高尚猛地一拍桌面，身体前倾，严厉地呵斥她不知轻重。 小雪焦急地抬起头，摆着手替自己辩解，无意间供出了2008年协助赵了的关键人物。 高尚眉头一皱，敏锐地捕捉到了她话里的复数代词。 小雪咬了咬嘴唇，如实交代了2008年那个神秘帮手的存在。 高尚气极反笑，指着后台监控屏上被篡改的数据记录，痛斥她胆大包天的越权行为。 见事……</w:t>
-              <w:br/>
-              <w:t>【核心台词与对手戏交锋】（本场以关键戏剧动作、神态反应或环境线索推动情节）</w:t>
-            </w:r>
-          </w:p>
-        </w:tc>
-      </w:tr>
-      <w:tr>
-        <w:trPr>
-          <w:cantSplit/>
-        </w:trPr>
-        <w:tc>
-          <w:tcPr>
-            <w:tcW w:type="dxa" w:w="3024"/>
-            <w:vAlign w:val="center"/>
-            <w:tcMar>
-              <w:top w:w="105" w:type="dxa"/>
-              <w:bottom w:w="105" w:type="dxa"/>
-              <w:left w:w="145" w:type="dxa"/>
-              <w:right w:w="145" w:type="dxa"/>
-            </w:tcMar>
-          </w:tcPr>
-          <w:p>
-            <w:pPr>
-              <w:spacing w:before="40" w:after="40" w:line="341" w:lineRule="auto"/>
-              <w:jc w:val="left"/>
-            </w:pPr>
-            <w:r/>
-            <w:r>
-              <w:rPr>
-                <w:rFonts w:ascii="Times New Roman" w:hAnsi="Times New Roman" w:eastAsia="宋体"/>
-                <w:b/>
-                <w:color w:val="191919"/>
-                <w:sz w:val="19"/>
-              </w:rPr>
-              <w:t>EP21</w:t>
-              <w:br/>
-              <w:t>21-4　内　学校食堂·体育馆看台·徐图图家1449室卧室·501室门前楼梯间 — 日/夜</w:t>
-            </w:r>
-          </w:p>
-        </w:tc>
-        <w:tc>
-          <w:tcPr>
-            <w:tcW w:type="dxa" w:w="7344"/>
-            <w:vAlign w:val="center"/>
-            <w:tcMar>
-              <w:top w:w="105" w:type="dxa"/>
-              <w:bottom w:w="105" w:type="dxa"/>
-              <w:left w:w="145" w:type="dxa"/>
-              <w:right w:w="145" w:type="dxa"/>
-            </w:tcMar>
-          </w:tcPr>
-          <w:p>
-            <w:pPr>
-              <w:spacing w:before="40" w:after="40" w:line="341" w:lineRule="auto"/>
-              <w:jc w:val="left"/>
-            </w:pPr>
-            <w:r/>
-            <w:r>
-              <w:rPr>
-                <w:rFonts w:ascii="Times New Roman" w:hAnsi="Times New Roman" w:eastAsia="宋体"/>
-                <w:b w:val="0"/>
-                <w:color w:val="191919"/>
-                <w:sz w:val="19"/>
-              </w:rPr>
-              <w:t>【本场剧情动作与调度实录】学校食堂另一角，小雪独自垂头丧气地扒着饭；不远处的餐桌旁，徐图图正安静地吃着青菜，赵左右端着餐盘走过来坐到她对面，关切地问了一句。 徐图图抬起头冲他温和一笑。 傍晚夕阳西沉，暮色笼罩长林八中校园。夜幕降临后，空旷安静的学校体育馆内，十六岁的赵左右与徐图图穿着蓝白校服并肩坐在木制看台长凳上，手里各握着一瓶玻璃瓶装汽水。徐图图转过头，认真地望向身旁的少年。 赵左右仰头喝了一口汽水，眼神亮晶晶地点了点头，语气里满是憧憬与笃定。 徐图图双手捧着汽水瓶，替他分析起未来的大学方向。 赵左右心跳微微加速，转过头目不转睛地看着徐图图的侧脸，小心翼翼地反问她。 徐图图嘴角扬起清甜的梨涡，想起了寒假里遇到的那位来自2033年的“大舒图阿姨”，眼神温柔地望向远方。 听到徐图图也想去北京，赵左右眼底绽放出掩饰不住的喜悦光芒，灿烂地笑了起来。 夜晚，徐图图家（1449室）温馨的卧室内，母亲舒洁盘腿坐在床上叠着衣服，徐图图乖巧地跪坐在母亲身后，双手轻轻替妈……</w:t>
-              <w:br/>
-              <w:t>【核心台词与对手戏交锋】舒洁：“当然了。北京、上海、广州，那些个大城市买东西都要比我们这里贵多了。……哎，你怎么突然问这个呀？你不是说想考长林大学的工商管理专业吗？” ／ 舒洁：“北京工商管理专业好的那些个大学，分数可都要比长林大学高一大截呢。你要想去，现在可要加倍努力了。” ／ 舒洁：“好，只要是你的选择，妈怎么都行。”</w:t>
-            </w:r>
-          </w:p>
-        </w:tc>
-      </w:tr>
-      <w:tr>
-        <w:trPr>
-          <w:cantSplit/>
-        </w:trPr>
-        <w:tc>
-          <w:tcPr>
-            <w:tcW w:type="dxa" w:w="3024"/>
-            <w:vAlign w:val="center"/>
-            <w:tcMar>
-              <w:top w:w="105" w:type="dxa"/>
-              <w:bottom w:w="105" w:type="dxa"/>
-              <w:left w:w="145" w:type="dxa"/>
-              <w:right w:w="145" w:type="dxa"/>
-            </w:tcMar>
-            <w:shd w:fill="F7FAFC"/>
-          </w:tcPr>
-          <w:p>
-            <w:pPr>
-              <w:spacing w:before="40" w:after="40" w:line="341" w:lineRule="auto"/>
-              <w:jc w:val="left"/>
-            </w:pPr>
-            <w:r/>
-            <w:r>
-              <w:rPr>
-                <w:rFonts w:ascii="Times New Roman" w:hAnsi="Times New Roman" w:eastAsia="宋体"/>
-                <w:b/>
-                <w:color w:val="191919"/>
-                <w:sz w:val="19"/>
-              </w:rPr>
-              <w:t>EP21</w:t>
-              <w:br/>
-              <w:t>21-6　内　501室餐厅与玄关·赵左右卧室窗前·学校食堂与高二（2）班教室 — 夜/日</w:t>
-            </w:r>
-          </w:p>
-        </w:tc>
-        <w:tc>
-          <w:tcPr>
-            <w:tcW w:type="dxa" w:w="7344"/>
-            <w:vAlign w:val="center"/>
-            <w:tcMar>
-              <w:top w:w="105" w:type="dxa"/>
-              <w:bottom w:w="105" w:type="dxa"/>
-              <w:left w:w="145" w:type="dxa"/>
-              <w:right w:w="145" w:type="dxa"/>
-            </w:tcMar>
-            <w:shd w:fill="F7FAFC"/>
-          </w:tcPr>
-          <w:p>
-            <w:pPr>
-              <w:spacing w:before="40" w:after="40" w:line="341" w:lineRule="auto"/>
-              <w:jc w:val="left"/>
-            </w:pPr>
-            <w:r/>
-            <w:r>
-              <w:rPr>
-                <w:rFonts w:ascii="Times New Roman" w:hAnsi="Times New Roman" w:eastAsia="宋体"/>
-                <w:b w:val="0"/>
-                <w:color w:val="191919"/>
-                <w:sz w:val="19"/>
-              </w:rPr>
-              <w:t>【本场剧情动作与调度实录】夜晚，五零一室餐厅暖黄的灯光下，赵左右飞快地扒完碗里的最后几口米饭，放下碗筷起身准备回屋剪视频。 母亲刘美奕体贴地嘱咐了儿子一句，赵左右应了声“嗯”便走进自己房间关上了门。 父亲赵东来夹了一筷子菜，乐呵呵地调侃起如今当上“黍豆网红人”的宝贝儿子。 刘美奕放下筷子，有些不确定地望向丈夫。 赵东来端起茶杯喝了一口，像模像样地按儿子的“历史规律”分析起来。 刘美奕笑着点了点头：“嗯，再观察观察。”就在这时，玄关门外突然响起清脆的敲门声，刘美奕连忙起身一边应声一边走向门口：“来啦！来啦来啦！” 房门打开，只见小雪竟然换上了一身蓝黑配色的“长林速递”工作服，怀里抱着签收板，一本正经地递上一封牛皮纸快件！ 刘美奕疑惑地接过信封拆开，从里面抽出了两张印制精美的绿色门票——票面上赫然印着【2008费秦「我」在心中巡回演唱会-长林站｜场馆：长林市会展中心-1号｜时间：2008年10月25日 19:20｜票价：150元】！刘美奕惊喜得捂住了嘴。 听……</w:t>
-              <w:br/>
-              <w:t>【核心台词与对手戏交锋】（本场以关键戏剧动作、神态反应或环境线索推动情节）</w:t>
-            </w:r>
-          </w:p>
-        </w:tc>
-      </w:tr>
-      <w:tr>
-        <w:trPr>
-          <w:cantSplit/>
-        </w:trPr>
-        <w:tc>
-          <w:tcPr>
-            <w:tcW w:type="dxa" w:w="3024"/>
-            <w:vAlign w:val="center"/>
-            <w:tcMar>
-              <w:top w:w="105" w:type="dxa"/>
-              <w:bottom w:w="105" w:type="dxa"/>
-              <w:left w:w="145" w:type="dxa"/>
-              <w:right w:w="145" w:type="dxa"/>
-            </w:tcMar>
-          </w:tcPr>
-          <w:p>
-            <w:pPr>
-              <w:spacing w:before="40" w:after="40" w:line="341" w:lineRule="auto"/>
-              <w:jc w:val="left"/>
-            </w:pPr>
-            <w:r/>
-            <w:r>
-              <w:rPr>
-                <w:rFonts w:ascii="Times New Roman" w:hAnsi="Times New Roman" w:eastAsia="宋体"/>
-                <w:b/>
-                <w:color w:val="191919"/>
-                <w:sz w:val="19"/>
-              </w:rPr>
-              <w:t>EP22</w:t>
-              <w:br/>
-              <w:t>22-1　内/外　502室安全屋客厅·五楼邻里走廊与行驶的路虎越野车内 — 日</w:t>
-            </w:r>
-          </w:p>
-        </w:tc>
-        <w:tc>
-          <w:tcPr>
-            <w:tcW w:type="dxa" w:w="7344"/>
-            <w:vAlign w:val="center"/>
-            <w:tcMar>
-              <w:top w:w="105" w:type="dxa"/>
-              <w:bottom w:w="105" w:type="dxa"/>
-              <w:left w:w="145" w:type="dxa"/>
-              <w:right w:w="145" w:type="dxa"/>
-            </w:tcMar>
-          </w:tcPr>
-          <w:p>
-            <w:pPr>
-              <w:spacing w:before="40" w:after="40" w:line="341" w:lineRule="auto"/>
-              <w:jc w:val="left"/>
-            </w:pPr>
-            <w:r/>
-            <w:r>
-              <w:rPr>
-                <w:rFonts w:ascii="Times New Roman" w:hAnsi="Times New Roman" w:eastAsia="宋体"/>
-                <w:b w:val="0"/>
-                <w:color w:val="191919"/>
-                <w:sz w:val="19"/>
-              </w:rPr>
-              <w:t>【本场剧情动作与调度实录】片头龙标与“朝也 CHAO YE FILM”厂牌隐去。公元2008年冬日，五零二室客厅内，头戴“EPOWER PRESENTS”黑色棒球帽、身穿黑色皮夹克配白衬衫黑领带的六十六岁赵了，正与身穿黑色正装大衣、手持合同文件夹的易房宝房产中介办理退租手续；身穿黑白格纹夹克内搭黑色高领毛衣的四十一岁荀未来站在一旁。 赵了毫不犹豫地从桌上拿起房屋钥匙递给中介，态度爽快而急切。 中介接过钥匙合上文件夹，礼貌地道别后转身离开。 赵了客气地应了声“谢谢”，一旁的荀未来看着空荡下来的屋子，有些恍惚地叹了一句。 老居民楼五楼水泥走廊里，五零一室门口贴着“创业年年好”的春联。身穿深蓝色开衫的刘美奕、身穿浅灰绞花毛衣的赵东来与身穿黑色针织开衫内搭白衬衫的十六岁赵左右正走出家门。刘美奕刚问了儿子一句“你确认了吗”，一抬头，正巧看见赵了与荀未来从对门五零二室走出来！ 荀未来笑着走上前，熟练地用早就编好的理由向母亲解释。 刘美奕恍然点头，又满怀不舍地看向赵了……</w:t>
-              <w:br/>
-              <w:t>【核心台词与对手戏交锋】（本场以关键戏剧动作、神态反应或环境线索推动情节）</w:t>
-            </w:r>
-          </w:p>
-        </w:tc>
-      </w:tr>
-      <w:tr>
-        <w:trPr>
-          <w:cantSplit/>
-        </w:trPr>
-        <w:tc>
-          <w:tcPr>
-            <w:tcW w:type="dxa" w:w="3024"/>
-            <w:vAlign w:val="center"/>
-            <w:tcMar>
-              <w:top w:w="105" w:type="dxa"/>
-              <w:bottom w:w="105" w:type="dxa"/>
-              <w:left w:w="145" w:type="dxa"/>
-              <w:right w:w="145" w:type="dxa"/>
-            </w:tcMar>
-            <w:shd w:fill="F7FAFC"/>
-          </w:tcPr>
-          <w:p>
-            <w:pPr>
-              <w:spacing w:before="40" w:after="40" w:line="341" w:lineRule="auto"/>
-              <w:jc w:val="left"/>
-            </w:pPr>
-            <w:r/>
-            <w:r>
-              <w:rPr>
-                <w:rFonts w:ascii="Times New Roman" w:hAnsi="Times New Roman" w:eastAsia="宋体"/>
-                <w:b/>
-                <w:color w:val="191919"/>
-                <w:sz w:val="19"/>
-              </w:rPr>
-              <w:t>EP22</w:t>
-              <w:br/>
-              <w:t>22-3　内/外　路虎车内·岁月路与24小时自助银行外·雪地废墟与502室客厅 — 日</w:t>
-            </w:r>
-          </w:p>
-        </w:tc>
-        <w:tc>
-          <w:tcPr>
-            <w:tcW w:type="dxa" w:w="7344"/>
-            <w:vAlign w:val="center"/>
-            <w:tcMar>
-              <w:top w:w="105" w:type="dxa"/>
-              <w:bottom w:w="105" w:type="dxa"/>
-              <w:left w:w="145" w:type="dxa"/>
-              <w:right w:w="145" w:type="dxa"/>
-            </w:tcMar>
-            <w:shd w:fill="F7FAFC"/>
-          </w:tcPr>
-          <w:p>
-            <w:pPr>
-              <w:spacing w:before="40" w:after="40" w:line="341" w:lineRule="auto"/>
-              <w:jc w:val="left"/>
-            </w:pPr>
-            <w:r/>
-            <w:r>
-              <w:rPr>
-                <w:rFonts w:ascii="Times New Roman" w:hAnsi="Times New Roman" w:eastAsia="宋体"/>
-                <w:b w:val="0"/>
-                <w:color w:val="191919"/>
-                <w:sz w:val="19"/>
-              </w:rPr>
-              <w:t>【本场剧情动作与调度实录】路虎越野车内，副驾驶上的六十六岁赵了恍然大悟地回过头，向十六岁的赵左右道出了他们此前在第十集发现额头旧疤突然消失时的误会。 赵左右惊讶地瞪大眼睛。 荀未来握着方向盘，思绪瞬间回到了原本时空里2008年的今天—— 【闪回画面】2008年冬日的岁月路街头，一名戴着黑色毛线面罩的劫匪突然冲出，暴力抢夺了一名身穿浅粉色羽绒服、戴眼镜的中年妇女斜挎的紫色布包！妇女摔倒在地，绝望地哭喊着： 【闪回画面】刚下电车的十六岁赵左右（穿棕黄色羽绒服）见状，毫不犹豫地拔腿狂奔追赶劫匪，一边跑一边回头冲妇女大喊： 【闪回画面】少年赵左右一路紧追劫匪冲进积雪覆盖的施工废墟，怒吼着“站住！别动！”飞身将劫匪扑倒在雪地里死死压住！穷凶极恶的劫匪困兽犹斗，反手从兜里掏出一把锋利的美工刀，狠狠一刀划在十六岁赵左右的左额角上！鲜血瞬间涌出，劫匪趁机挣脱逃跑，少年捂着流血的左额角跌坐在雪地里大口喘息…… 回到现实的车厢内，十六岁的赵左右听得心惊肉跳，急忙追问后续。 ……</w:t>
-              <w:br/>
-              <w:t>【核心台词与对手戏交锋】（本场以关键戏剧动作、神态反应或环境线索推动情节）</w:t>
-            </w:r>
-          </w:p>
-        </w:tc>
-      </w:tr>
-      <w:tr>
-        <w:trPr>
-          <w:cantSplit/>
-        </w:trPr>
-        <w:tc>
-          <w:tcPr>
-            <w:tcW w:type="dxa" w:w="3024"/>
-            <w:vAlign w:val="center"/>
-            <w:tcMar>
-              <w:top w:w="105" w:type="dxa"/>
-              <w:bottom w:w="105" w:type="dxa"/>
-              <w:left w:w="145" w:type="dxa"/>
-              <w:right w:w="145" w:type="dxa"/>
-            </w:tcMar>
-          </w:tcPr>
-          <w:p>
-            <w:pPr>
-              <w:spacing w:before="40" w:after="40" w:line="341" w:lineRule="auto"/>
-              <w:jc w:val="left"/>
-            </w:pPr>
-            <w:r/>
-            <w:r>
-              <w:rPr>
-                <w:rFonts w:ascii="Times New Roman" w:hAnsi="Times New Roman" w:eastAsia="宋体"/>
-                <w:b/>
-                <w:color w:val="191919"/>
-                <w:sz w:val="19"/>
-              </w:rPr>
-              <w:t>EP22</w:t>
-              <w:br/>
-              <w:t>22-6　外/内　雪夜居民楼下·501室厨房与餐厅团圆饺子宴·雪路送别与有轨电车站台 — 夜</w:t>
-            </w:r>
-          </w:p>
-        </w:tc>
-        <w:tc>
-          <w:tcPr>
-            <w:tcW w:type="dxa" w:w="7344"/>
-            <w:vAlign w:val="center"/>
-            <w:tcMar>
-              <w:top w:w="105" w:type="dxa"/>
-              <w:bottom w:w="105" w:type="dxa"/>
-              <w:left w:w="145" w:type="dxa"/>
-              <w:right w:w="145" w:type="dxa"/>
-            </w:tcMar>
-          </w:tcPr>
-          <w:p>
-            <w:pPr>
-              <w:spacing w:before="40" w:after="40" w:line="341" w:lineRule="auto"/>
-              <w:jc w:val="left"/>
-            </w:pPr>
-            <w:r/>
-            <w:r>
-              <w:rPr>
-                <w:rFonts w:ascii="Times New Roman" w:hAnsi="Times New Roman" w:eastAsia="宋体"/>
-                <w:b w:val="0"/>
-                <w:color w:val="191919"/>
-                <w:sz w:val="19"/>
-              </w:rPr>
-              <w:t>【本场剧情动作与调度实录】2008年冬夜，老居民楼单元门外白雪皑皑，暖黄的路灯光晕下，四十一岁的荀未来与六十六岁的赵了并肩等候。十六岁的赵左右背着书包欢快地跑来与两人汇合。 赵左右拍着胸脯回答：“收拾完了！你俩收拾完了？”荀未来随口答道：“对，晚上十点钟你赵爷爷就走了。”赵了一听这话不吉利，吹胡子瞪眼地抗议起来。 荀未来坏笑着顶嘴：“怎么了？你就说是或不是，你晚上十点钟走？”看着四十岁和六十岁的自己又在拌嘴，十六岁的赵左右无奈地摊开双手劝架。 荀未来扑哧一笑，感叹道：“也是。我们这种情况啊，也算是千载难逢了吧。”赵左右满眼不舍地看着两个未来的自己，追问重逢之期。 荀未来摸了摸下巴，把话题抛给2058年的赵了。 赵了连忙摆手叫苦：“怎么就跟下楼似的？我来一趟很贵的好吗？”十六岁的赵左右清了清嗓子，得意洋洋地背出了自己琢磨了一下午、把“未来”和“了”嵌进去的藏头打油诗！ 荀未来与赵了被少年的巧思逗得哈哈大笑，赵了连声夸赞并招呼两人上楼吃父母包的团圆饺子。 五……</w:t>
-              <w:br/>
-              <w:t>【核心台词与对手戏交锋】（本场以关键戏剧动作、神态反应或环境线索推动情节）</w:t>
-            </w:r>
-          </w:p>
-        </w:tc>
-      </w:tr>
-      <w:tr>
-        <w:trPr>
-          <w:cantSplit/>
-        </w:trPr>
-        <w:tc>
-          <w:tcPr>
-            <w:tcW w:type="dxa" w:w="3024"/>
-            <w:vAlign w:val="center"/>
-            <w:tcMar>
-              <w:top w:w="105" w:type="dxa"/>
-              <w:bottom w:w="105" w:type="dxa"/>
-              <w:left w:w="145" w:type="dxa"/>
-              <w:right w:w="145" w:type="dxa"/>
-            </w:tcMar>
-            <w:shd w:fill="F7FAFC"/>
-          </w:tcPr>
-          <w:p>
-            <w:pPr>
-              <w:spacing w:before="40" w:after="40" w:line="341" w:lineRule="auto"/>
-              <w:jc w:val="left"/>
-            </w:pPr>
-            <w:r/>
-            <w:r>
-              <w:rPr>
-                <w:rFonts w:ascii="Times New Roman" w:hAnsi="Times New Roman" w:eastAsia="宋体"/>
-                <w:b/>
-                <w:color w:val="191919"/>
-                <w:sz w:val="19"/>
-              </w:rPr>
-              <w:t>EP23</w:t>
-              <w:br/>
-              <w:t>23-3　外/内　远郊荒村破瓦房小院与室内 — 夜</w:t>
-            </w:r>
-          </w:p>
-        </w:tc>
-        <w:tc>
-          <w:tcPr>
-            <w:tcW w:type="dxa" w:w="7344"/>
-            <w:vAlign w:val="center"/>
-            <w:tcMar>
-              <w:top w:w="105" w:type="dxa"/>
-              <w:bottom w:w="105" w:type="dxa"/>
-              <w:left w:w="145" w:type="dxa"/>
-              <w:right w:w="145" w:type="dxa"/>
-            </w:tcMar>
-            <w:shd w:fill="F7FAFC"/>
-          </w:tcPr>
-          <w:p>
-            <w:pPr>
-              <w:spacing w:before="40" w:after="40" w:line="341" w:lineRule="auto"/>
-              <w:jc w:val="left"/>
-            </w:pPr>
-            <w:r/>
-            <w:r>
-              <w:rPr>
-                <w:rFonts w:ascii="Times New Roman" w:hAnsi="Times New Roman" w:eastAsia="宋体"/>
-                <w:b w:val="0"/>
-                <w:color w:val="191919"/>
-                <w:sz w:val="19"/>
-              </w:rPr>
-              <w:t>【本场剧情动作与调度实录】夜空悬挂着一轮孤寂的半月，出租车驶过荒凉的郊外雪路。画面浮现本集片名花字：第 23 集 不可战胜的敌人。十六岁的赵左右推开远郊荒村小院的铁栅栏门，一边往里走一边拿着手机给母亲刘美奕报平安掩饰行踪。 挂断电话后，赵左右跟着荀未来穿过狭长昏暗的砖墙走廊，走进那间糊满旧报纸与老挂历的破旧瓦房。赵左右环顾着家徒四壁的房间，咂舌感叹。 荀未来摘下围巾坐到床沿上，神色疲惫地解释。 赵左右看着冰冷的土炕和破旧的煤炉，满眼心疼地坐到荀未来身旁。 荀未来摇了摇头，清醒地指出眼前的绝境。 十六岁的赵左右咬了咬牙，拍着胸脯想替四十岁的自己承担逃亡重任。 荀未来苦笑着叹了口气，反问少年。 赵左右脱口接道：“躲一辈子也没关系啊，大不了我以后挣大钱了养你！”话刚出口，少年自己突然愣住了，掰着手指算起了时间悖论。 荀未来点了点头，点破了余博士与时空管理局绝不可能放过他的原因。 荀未来站起身走到门边拉开一罐啤酒喝了一口。赵左右慌忙跟过去，声音发颤地问出了自己最……</w:t>
-              <w:br/>
-              <w:t>【核心台词与对手戏交锋】（本场以关键戏剧动作、神态反应或环境线索推动情节）</w:t>
-            </w:r>
-          </w:p>
-        </w:tc>
-      </w:tr>
-      <w:tr>
-        <w:trPr>
-          <w:cantSplit/>
-        </w:trPr>
-        <w:tc>
-          <w:tcPr>
-            <w:tcW w:type="dxa" w:w="3024"/>
-            <w:vAlign w:val="center"/>
-            <w:tcMar>
-              <w:top w:w="105" w:type="dxa"/>
-              <w:bottom w:w="105" w:type="dxa"/>
-              <w:left w:w="145" w:type="dxa"/>
-              <w:right w:w="145" w:type="dxa"/>
-            </w:tcMar>
-          </w:tcPr>
-          <w:p>
-            <w:pPr>
-              <w:spacing w:before="40" w:after="40" w:line="341" w:lineRule="auto"/>
-              <w:jc w:val="left"/>
-            </w:pPr>
-            <w:r/>
-            <w:r>
-              <w:rPr>
-                <w:rFonts w:ascii="Times New Roman" w:hAnsi="Times New Roman" w:eastAsia="宋体"/>
-                <w:b/>
-                <w:color w:val="191919"/>
-                <w:sz w:val="19"/>
-              </w:rPr>
-              <w:t>EP23</w:t>
-              <w:br/>
-              <w:t>23-6　外/内　2008林海雪原电话亭·老居民楼道与501室·高二（2）班教室与微机室·杂志社火灾废墟与雪夜串串香餐车 — 日/夜</w:t>
-            </w:r>
-          </w:p>
-        </w:tc>
-        <w:tc>
-          <w:tcPr>
-            <w:tcW w:type="dxa" w:w="7344"/>
-            <w:vAlign w:val="center"/>
-            <w:tcMar>
-              <w:top w:w="105" w:type="dxa"/>
-              <w:bottom w:w="105" w:type="dxa"/>
-              <w:left w:w="145" w:type="dxa"/>
-              <w:right w:w="145" w:type="dxa"/>
-            </w:tcMar>
-          </w:tcPr>
-          <w:p>
-            <w:pPr>
-              <w:spacing w:before="40" w:after="40" w:line="341" w:lineRule="auto"/>
-              <w:jc w:val="left"/>
-            </w:pPr>
-            <w:r/>
-            <w:r>
-              <w:rPr>
-                <w:rFonts w:ascii="Times New Roman" w:hAnsi="Times New Roman" w:eastAsia="宋体"/>
-                <w:b w:val="0"/>
-                <w:color w:val="191919"/>
-                <w:sz w:val="19"/>
-              </w:rPr>
-              <w:t>【本场剧情动作与调度实录】公元2008年，阳光穿透白雪皑皑的林海雪原，画面中央浮现出冰冷的特效数字：【`时空修正 82%`】。十六岁的赵左右推开蓝色公用电话亭的门走了出来，踩在厚厚的积雪上环顾四周明朗的街景，疑惑地喃喃自语： 然而当赵左右走回自家老居民楼水泥楼梯间时，迎面正巧看见母亲刘美奕正与五零二室真正的房东张叔站在门口寒暄。张叔乐呵呵地说北京生意不好做，准备把这套老房子收回来自己住。赵左右走上前打了声招呼（“张叔”），随口指着五零二室屋里说道： 此言一出，张叔与母亲刘美奕同时露出莫名其妙的神色！张叔皱着眉摇了摇头。 一旁的母亲刘美奕更是满脸困惑地转头看向儿子。 赵左右如遭雷击，瞪大眼睛难以置信地提醒母亲昨晚的五口之家团圆饭！ 刘美奕伸手摸了摸儿子的额头，哭笑不得地说道： 赵左右僵在原地，后背窜起一股刺骨的寒意（内心独白：“看来时空修正真的奏效了，妈都已经不记得赵爷爷了”）。 回到五零一室客厅，刘美奕刚接完老领导萍姐的电话，兴奋地告诉丈夫赵东来：萍姐的……</w:t>
-              <w:br/>
-              <w:t>【核心台词与对手戏交锋】（本场以关键戏剧动作、神态反应或环境线索推动情节）</w:t>
-            </w:r>
-          </w:p>
-        </w:tc>
-      </w:tr>
-      <w:tr>
-        <w:trPr>
-          <w:cantSplit/>
-        </w:trPr>
-        <w:tc>
-          <w:tcPr>
-            <w:tcW w:type="dxa" w:w="3024"/>
-            <w:vAlign w:val="center"/>
-            <w:tcMar>
-              <w:top w:w="105" w:type="dxa"/>
-              <w:bottom w:w="105" w:type="dxa"/>
-              <w:left w:w="145" w:type="dxa"/>
-              <w:right w:w="145" w:type="dxa"/>
-            </w:tcMar>
-            <w:shd w:fill="F7FAFC"/>
-          </w:tcPr>
-          <w:p>
-            <w:pPr>
-              <w:spacing w:before="40" w:after="40" w:line="341" w:lineRule="auto"/>
-              <w:jc w:val="left"/>
-            </w:pPr>
-            <w:r/>
-            <w:r>
-              <w:rPr>
-                <w:rFonts w:ascii="Times New Roman" w:hAnsi="Times New Roman" w:eastAsia="宋体"/>
-                <w:b/>
-                <w:color w:val="191919"/>
-                <w:sz w:val="19"/>
-              </w:rPr>
-              <w:t>EP24</w:t>
-              <w:br/>
-              <w:t>24-1　内/外　501室赵左右家·长林八中孔子雕像广场与高三（2）班教室 — 日</w:t>
-            </w:r>
-          </w:p>
-        </w:tc>
-        <w:tc>
-          <w:tcPr>
-            <w:tcW w:type="dxa" w:w="7344"/>
-            <w:vAlign w:val="center"/>
-            <w:tcMar>
-              <w:top w:w="105" w:type="dxa"/>
-              <w:bottom w:w="105" w:type="dxa"/>
-              <w:left w:w="145" w:type="dxa"/>
-              <w:right w:w="145" w:type="dxa"/>
-            </w:tcMar>
-            <w:shd w:fill="F7FAFC"/>
-          </w:tcPr>
-          <w:p>
-            <w:pPr>
-              <w:spacing w:before="40" w:after="40" w:line="341" w:lineRule="auto"/>
-              <w:jc w:val="left"/>
-            </w:pPr>
-            <w:r/>
-            <w:r>
-              <w:rPr>
-                <w:rFonts w:ascii="Times New Roman" w:hAnsi="Times New Roman" w:eastAsia="宋体"/>
-                <w:b w:val="0"/>
-                <w:color w:val="191919"/>
-                <w:sz w:val="19"/>
-              </w:rPr>
-              <w:t>【本场剧情动作与调度实录】片头龙标与“朝也 CHAO YE FILM”水墨厂牌隐去。清晨七点半，五零一室暖意融融。身穿淡紫色花纹睡衣的母亲刘美奕推开儿子卧室门，见已经穿好校服衬衫、针织背心外搭驼色连帽大衣的赵左右正背着书包准备出门，惊讶地喊了一声：“赵左右！” 刘美奕看了一眼墙上的挂钟，关切地询问。 独自背负着三代人全部记忆的赵左右眼神沉稳而自律，微笑着向母亲解释。 穿着灰色格子家居服、嘴里含着牙刷泡沫的父亲赵东来凑到门边，欣慰地夸赞儿子。 赵左右扶了扶双肩包肩带，郑重地向父母许下承诺。 清晨的阳光洒进长林市第八中学校门与孔子雕像广场。身穿墨绿色羽绒服的罗爱文正垂头丧气地叹着气（“哎……”），并肩走来的赵左右拍了拍他的肩膀。 罗爱文哭丧着脸，向死党倾诉自己被父亲罗厂长否决了考大专当总工的梦想。 赵左右关切地追问：“出国？那你出国学啥专业啊？”罗爱文撇了撇嘴回答： 两人正说着，赵左右一抬头，猛然看见孔子雕像前站着一个熟悉的清瘦身影——正是身穿军绿色毛领夹克……</w:t>
-              <w:br/>
-              <w:t>【核心台词与对手戏交锋】（本场以关键戏剧动作、神态反应或环境线索推动情节）</w:t>
-            </w:r>
-          </w:p>
-        </w:tc>
-      </w:tr>
-      <w:tr>
-        <w:trPr>
-          <w:cantSplit/>
-        </w:trPr>
-        <w:tc>
-          <w:tcPr>
-            <w:tcW w:type="dxa" w:w="3024"/>
-            <w:vAlign w:val="center"/>
-            <w:tcMar>
-              <w:top w:w="105" w:type="dxa"/>
-              <w:bottom w:w="105" w:type="dxa"/>
-              <w:left w:w="145" w:type="dxa"/>
-              <w:right w:w="145" w:type="dxa"/>
-            </w:tcMar>
-          </w:tcPr>
-          <w:p>
-            <w:pPr>
-              <w:spacing w:before="40" w:after="40" w:line="341" w:lineRule="auto"/>
-              <w:jc w:val="left"/>
-            </w:pPr>
-            <w:r/>
-            <w:r>
-              <w:rPr>
-                <w:rFonts w:ascii="Times New Roman" w:hAnsi="Times New Roman" w:eastAsia="宋体"/>
-                <w:b/>
-                <w:color w:val="191919"/>
-                <w:sz w:val="19"/>
-              </w:rPr>
-              <w:t>EP24</w:t>
-              <w:br/>
-              <w:t>24-3　内/外　长林八中高三教学楼走廊与冬日飘雪连廊（2009秋—2009冬） — 日</w:t>
-            </w:r>
-          </w:p>
-        </w:tc>
-        <w:tc>
-          <w:tcPr>
-            <w:tcW w:type="dxa" w:w="7344"/>
-            <w:vAlign w:val="center"/>
-            <w:tcMar>
-              <w:top w:w="105" w:type="dxa"/>
-              <w:bottom w:w="105" w:type="dxa"/>
-              <w:left w:w="145" w:type="dxa"/>
-              <w:right w:w="145" w:type="dxa"/>
-            </w:tcMar>
-          </w:tcPr>
-          <w:p>
-            <w:pPr>
-              <w:spacing w:before="40" w:after="40" w:line="341" w:lineRule="auto"/>
-              <w:jc w:val="left"/>
-            </w:pPr>
-            <w:r/>
-            <w:r>
-              <w:rPr>
-                <w:rFonts w:ascii="Times New Roman" w:hAnsi="Times New Roman" w:eastAsia="宋体"/>
-                <w:b w:val="0"/>
-                <w:color w:val="191919"/>
-                <w:sz w:val="19"/>
-              </w:rPr>
-              <w:t>【本场剧情动作与调度实录】画面浮现时间字标：2009 秋。高三教学楼走廊里，“决战高考 为梦想而战”的红色签名墙格外醒目。班主任戴娟走过走廊叮嘱学生们：“现在都是高三人了啊，学习环境要干净，心也要静下来。”身穿黑白运动外套的罗爱文礼貌地向戴主任打过招呼，转身走到赵左右面前郑重辞行。 赵左右一怔，不舍地拉住他。 罗爱文挠了挠头，爽朗地笑着摆手。 赵左右关切地追问他的专业去向。 罗爱文眼神坚定地透露了自己的破局计划。 深知未来新能源汽车浪潮的赵左右用力握住死党的手鼓励他。 罗爱文重重点头，笑着指向理科八班的方向，喊出了对赵左右未来的称呼。 目送罗爱文远去，赵左右转头望向墙上写满青春誓言的“决战高考”签名墙，眼底燃起希望（内心独白：“既然我是唯一的变数，那只要我一直保持干预，大家就都能有崭新的人生吧”）。 画面浮现时间字标：2009 冬。漫天白雪飘落在教学楼连廊窗外。身穿黑色长款大衣、系着红色粗毛线围巾的王一漫，与身穿米白色羽绒服的赵左右并肩倚在连廊门框旁看雪……</w:t>
-              <w:br/>
-              <w:t>【核心台词与对手戏交锋】（本场以关键戏剧动作、神态反应或环境线索推动情节）</w:t>
-            </w:r>
-          </w:p>
-        </w:tc>
-      </w:tr>
-      <w:tr>
-        <w:trPr>
-          <w:cantSplit/>
-        </w:trPr>
-        <w:tc>
-          <w:tcPr>
-            <w:tcW w:type="dxa" w:w="3024"/>
-            <w:vAlign w:val="center"/>
-            <w:tcMar>
-              <w:top w:w="105" w:type="dxa"/>
-              <w:bottom w:w="105" w:type="dxa"/>
-              <w:left w:w="145" w:type="dxa"/>
-              <w:right w:w="145" w:type="dxa"/>
-            </w:tcMar>
-            <w:shd w:fill="F7FAFC"/>
-          </w:tcPr>
-          <w:p>
-            <w:pPr>
-              <w:spacing w:before="40" w:after="40" w:line="341" w:lineRule="auto"/>
-              <w:jc w:val="left"/>
-            </w:pPr>
-            <w:r/>
-            <w:r>
-              <w:rPr>
-                <w:rFonts w:ascii="Times New Roman" w:hAnsi="Times New Roman" w:eastAsia="宋体"/>
-                <w:b/>
-                <w:color w:val="191919"/>
-                <w:sz w:val="19"/>
-              </w:rPr>
-              <w:t>EP24</w:t>
-              <w:br/>
-              <w:t>24-4　内　长林八中广播站·教导主任戴娟办公室与501室赵左右卧室 — 日</w:t>
-            </w:r>
-          </w:p>
-        </w:tc>
-        <w:tc>
-          <w:tcPr>
-            <w:tcW w:type="dxa" w:w="7344"/>
-            <w:vAlign w:val="center"/>
-            <w:tcMar>
-              <w:top w:w="105" w:type="dxa"/>
-              <w:bottom w:w="105" w:type="dxa"/>
-              <w:left w:w="145" w:type="dxa"/>
-              <w:right w:w="145" w:type="dxa"/>
-            </w:tcMar>
-            <w:shd w:fill="F7FAFC"/>
-          </w:tcPr>
-          <w:p>
-            <w:pPr>
-              <w:spacing w:before="40" w:after="40" w:line="341" w:lineRule="auto"/>
-              <w:jc w:val="left"/>
-            </w:pPr>
-            <w:r/>
-            <w:r>
-              <w:rPr>
-                <w:rFonts w:ascii="Times New Roman" w:hAnsi="Times New Roman" w:eastAsia="宋体"/>
-                <w:b w:val="0"/>
-                <w:color w:val="191919"/>
-                <w:sz w:val="19"/>
-              </w:rPr>
-              <w:t>【本场剧情动作与调度实录】“八中之声”广播站内，即将迎来高三最后一次播音的徐图图独自坐在麦克风前，攥着广播稿反复试读（“高三是紧张的，但也是热血的……不好，不好”），紧张得手心直冒汗。就在这时，广播室的门被推开，赵左右拎着一个冒着热气的塑料袋笑嘻嘻地走了进来，把一碗砂锅麻辣烫摆在调音台旁！ 徐图图吓了一跳，看着红油翻滚的麻辣烫瞪圆了眼睛。 赵左右把一次性筷子塞进她手里，温柔地哄着她。 徐图图半信半疑地夹起一大口塞进嘴里，下一秒，整张小脸瞬间辣得通红，张着嘴直哈气！ 赵左右忍着笑，指了指她手里的打印稿，道出了自己点“变态辣”的真正用意。 徐图图被他逗乐了，一边扇着风一边翻起高一旧账嗔怪他。 赵左右眼神无比真挚而温柔地注视着她，一字一顿地许诺。 广播预备铃响起，徐图图把碗推给赵左右（“那看你的了”）。赵左右走出广播室站在窗外操场上，隔着玻璃窗向她比了个加油的手势。广播室内的徐图图深吸一口气，彻底放下了那张死板的稿纸，对着麦克风露出了最自信明媚的笑容—— 教导……</w:t>
-              <w:br/>
-              <w:t>【核心台词与对手戏交锋】（本场以关键戏剧动作、神态反应或环境线索推动情节）</w:t>
-            </w:r>
-          </w:p>
-        </w:tc>
-      </w:tr>
-      <w:tr>
-        <w:trPr>
-          <w:cantSplit/>
-        </w:trPr>
-        <w:tc>
-          <w:tcPr>
-            <w:tcW w:type="dxa" w:w="3024"/>
-            <w:vAlign w:val="center"/>
-            <w:tcMar>
-              <w:top w:w="105" w:type="dxa"/>
-              <w:bottom w:w="105" w:type="dxa"/>
-              <w:left w:w="145" w:type="dxa"/>
-              <w:right w:w="145" w:type="dxa"/>
-            </w:tcMar>
-          </w:tcPr>
-          <w:p>
-            <w:pPr>
-              <w:spacing w:before="40" w:after="40" w:line="341" w:lineRule="auto"/>
-              <w:jc w:val="left"/>
-            </w:pPr>
-            <w:r/>
-            <w:r>
-              <w:rPr>
-                <w:rFonts w:ascii="Times New Roman" w:hAnsi="Times New Roman" w:eastAsia="宋体"/>
-                <w:b/>
-                <w:color w:val="191919"/>
-                <w:sz w:val="19"/>
-              </w:rPr>
-              <w:t>EP24</w:t>
-              <w:br/>
-              <w:t>24-5　内　2010年北京华彩艺术学院专业面试考场与501室卧室（2010初春） — 日</w:t>
-            </w:r>
-          </w:p>
-        </w:tc>
-        <w:tc>
-          <w:tcPr>
-            <w:tcW w:type="dxa" w:w="7344"/>
-            <w:vAlign w:val="center"/>
-            <w:tcMar>
-              <w:top w:w="105" w:type="dxa"/>
-              <w:bottom w:w="105" w:type="dxa"/>
-              <w:left w:w="145" w:type="dxa"/>
-              <w:right w:w="145" w:type="dxa"/>
-            </w:tcMar>
-          </w:tcPr>
-          <w:p>
-            <w:pPr>
-              <w:spacing w:before="40" w:after="40" w:line="341" w:lineRule="auto"/>
-              <w:jc w:val="left"/>
-            </w:pPr>
-            <w:r/>
-            <w:r>
-              <w:rPr>
-                <w:rFonts w:ascii="Times New Roman" w:hAnsi="Times New Roman" w:eastAsia="宋体"/>
-                <w:b w:val="0"/>
-                <w:color w:val="191919"/>
-                <w:sz w:val="19"/>
-              </w:rPr>
-              <w:t>【本场剧情动作与调度实录】画面浮现时间字标：2010 初春。教室前方高挂着红底白字横幅：【`2010年北京华彩艺术学院专业面试考场`】。四位考官端坐在长条考官席后，头戴深灰色棒球帽、身穿灰卫衣配黑羽绒马甲的十八岁赵左右站在场地中央，手里捧着一台联想ThinkPad笔记本电脑，屏幕正播放着他拍摄的《孤独的饭桶》系列视频——画面里徐图图正大口吃着卤肉饭和拉面，幸福地感叹“这个卤肉饭也太棒了！肉臊肥瘦比例刚好”。 坐在中间的女主考官抬手打断了视频播放，推了推眼镜发问。 赵左右合上笔记本一半，诚恳地回答：“剧情片和创意摄影倒是没有。但我觉得我刚刚放的这个视频，也算是一种艺术。”旁边的白发男主考官犀利地追问： 赵左右表明自己没上过培训机构，认真地讲述了自己高一失眠之夜看校园录像获得陪伴感的初衷。 女主考官若有所思地问道：“那我是不是可以理解为，你这个影片是在反映你们独生子女这一代普遍存在的孤独感较强的问题呢？”赵左右老实地摇了摇头： 白发男主考官身体前倾，抛出了直……</w:t>
-              <w:br/>
-              <w:t>【核心台词与对手戏交锋】（本场以关键戏剧动作、神态反应或环境线索推动情节）</w:t>
-            </w:r>
-          </w:p>
-        </w:tc>
-      </w:tr>
-    </w:tbl>
     <w:sectPr>
       <w:pgSz w:w="12240" w:h="15840"/>
       <w:pgMar w:top="1080" w:right="936" w:bottom="1080" w:left="936" w:header="720" w:footer="720" w:gutter="0"/>

--- a/01_《三人行》全24集全流程标杆成品库/05_核心人物一人一档/人物15_舒洁（徐图图母亲·坚韧单亲慈母）.docx
+++ b/01_《三人行》全24集全流程标杆成品库/05_核心人物一人一档/人物15_舒洁（徐图图母亲·坚韧单亲慈母）.docx
@@ -1302,13 +1302,7 @@
         <w:jc w:val="left"/>
       </w:pPr>
       <w:r>
-        <w:rPr>
-          <w:rFonts w:ascii="Times New Roman" w:hAnsi="Times New Roman" w:eastAsia="宋体"/>
-          <w:b w:val="0"/>
-          <w:color w:val="141414"/>
-          <w:sz w:val="21"/>
-        </w:rPr>
-        <w:t>在黑夜篇中，舒洁始终在1449室默默支持女儿徐图图与伙伴们的成长。在EP21第21-4场，当徐图图跪坐在床上替她揉肩、小心翼翼询问去北京上大学的费用与志愿时，舒洁温柔地拍着女儿的手背说：“好，只要是你的选择，妈怎么都行。”</w:t>
+        <w:t>在黑夜篇中，舒洁始终在1449室默默支持女儿徐图图与伙伴们的成长。在EP21第21-3场，当徐图图跪坐在床上替她揉肩、小心翼翼询问去北京上大学的费用与志愿时，舒洁温柔地拍着女儿的手背说：“好，只要是你的选择，妈怎么都行。”</w:t>
       </w:r>
     </w:p>
     <w:p>

--- a/01_《三人行》全24集全流程标杆成品库/05_核心人物一人一档/人物15_舒洁（徐图图母亲·坚韧单亲慈母）.docx
+++ b/01_《三人行》全24集全流程标杆成品库/05_核心人物一人一档/人物15_舒洁（徐图图母亲·坚韧单亲慈母）.docx
@@ -1277,7 +1277,7 @@
           <w:color w:val="141414"/>
           <w:sz w:val="21"/>
         </w:rPr>
-        <w:t>舒洁与嗜赌成性的前夫徐家宝离婚后，带着女儿徐图图住在飞霞路1449室。在EP06除夕夜她因值班留字条给女儿；在EP12中，赌输钱的徐家宝闯入家中翻箱倒柜索要钱财并动手推搡舒洁母女，舒洁拼死护住女儿（随后66岁赵了在EP14化身“李爷”在麻将馆设局将徐家宝送进派出所拘留，替舒洁母女出了恶气）。</w:t>
+        <w:t>舒洁与嗜赌成性的前夫徐家宝离婚后，带着女儿徐图图住在飞霞路1449室。在EP06除夕夜她因值班留字条给女儿；在EP12中，赌输钱的徐家宝闯入家中翻箱倒柜索要钱财并动手推搡舒洁母女，舒洁拼死护住女儿（随后66岁赵了在EP12第12-6/12-7场化身“李爷”在麻将馆设局将徐家宝送进派出所拘留，替舒洁母女出了恶气）。</w:t>
       </w:r>
     </w:p>
     <w:p>

--- a/01_《三人行》全24集全流程标杆成品库/05_核心人物一人一档/人物15_舒洁（徐图图母亲·坚韧单亲慈母）.docx
+++ b/01_《三人行》全24集全流程标杆成品库/05_核心人物一人一档/人物15_舒洁（徐图图母亲·坚韧单亲慈母）.docx
@@ -1246,7 +1246,7 @@
           <w:color w:val="192D55"/>
           <w:sz w:val="25"/>
         </w:rPr>
-        <w:t>第四章　全剧完整人物生平传记与核心事件全纪实</w:t>
+        <w:t>第四章　全剧完整人物生平传记与逐集分场剧情推进全纪实</w:t>
       </w:r>
     </w:p>
     <w:p>
@@ -1302,6 +1302,12 @@
         <w:jc w:val="left"/>
       </w:pPr>
       <w:r>
+        <w:rPr>
+          <w:rFonts w:ascii="Times New Roman" w:hAnsi="Times New Roman" w:eastAsia="宋体"/>
+          <w:b w:val="0"/>
+          <w:color w:val="141414"/>
+          <w:sz w:val="21"/>
+        </w:rPr>
         <w:t>在黑夜篇中，舒洁始终在1449室默默支持女儿徐图图与伙伴们的成长。在EP21第21-3场，当徐图图跪坐在床上替她揉肩、小心翼翼询问去北京上大学的费用与志愿时，舒洁温柔地拍着女儿的手背说：“好，只要是你的选择，妈怎么都行。”</w:t>
       </w:r>
     </w:p>
@@ -1336,6 +1342,409 @@
         <w:t>在EP23局部熵减时空修正后，舒洁依然坚定地守护着女儿。2010年高考徐图图发挥失常未能考上北京本科，舒洁在1449室心疼地陪伴女儿，并在赵左右登门劝说徐图图留在长林大学读工商管理系时，欣慰地见证了两个年轻人的双向奔赴。2012年冬飞霞路雪夜，随着赵左右流血搏斗替徐图图删掉偷拍视频、彻底解开徐图图因生父徐家宝而产生的羞耻心结，徐图图终生未改随母姓叫“舒图”，舒洁也得以在全新的2033年健康安详地看着女儿徐图图与女婿赵左右幸福相守。</w:t>
       </w:r>
     </w:p>
+    <w:p>
+      <w:pPr>
+        <w:spacing w:before="160" w:after="80" w:line="384" w:lineRule="auto"/>
+        <w:jc w:val="left"/>
+      </w:pPr>
+      <w:r>
+        <w:rPr>
+          <w:rFonts w:ascii="Arial" w:hAnsi="Arial" w:eastAsia="黑体"/>
+          <w:b/>
+          <w:color w:val="141414"/>
+          <w:sz w:val="22"/>
+        </w:rPr>
+        <w:t>（附）本角色全剧逐集登场场次、具体行动、核心对白与剧情推动脉络总表（100%源自定稿文学剧本）</w:t>
+      </w:r>
+    </w:p>
+    <w:tbl>
+      <w:tblPr>
+        <w:tblStyle w:val="TableGrid"/>
+        <w:tblW w:type="auto" w:w="0"/>
+        <w:jc w:val="center"/>
+        <w:tblLayout w:type="fixed"/>
+        <w:tblLook w:firstColumn="1" w:firstRow="1" w:lastColumn="0" w:lastRow="0" w:noHBand="0" w:noVBand="1" w:val="04A0"/>
+      </w:tblPr>
+      <w:tblGrid>
+        <w:gridCol w:w="5184"/>
+        <w:gridCol w:w="5184"/>
+      </w:tblGrid>
+      <w:tr>
+        <w:trPr>
+          <w:tblHeader/>
+          <w:cantSplit/>
+        </w:trPr>
+        <w:tc>
+          <w:tcPr>
+            <w:tcW w:type="dxa" w:w="2376"/>
+            <w:vAlign w:val="center"/>
+            <w:tcMar>
+              <w:top w:w="130" w:type="dxa"/>
+              <w:bottom w:w="130" w:type="dxa"/>
+              <w:left w:w="150" w:type="dxa"/>
+              <w:right w:w="150" w:type="dxa"/>
+            </w:tcMar>
+            <w:shd w:fill="1F3864"/>
+          </w:tcPr>
+          <w:p>
+            <w:pPr>
+              <w:spacing w:before="40" w:after="40" w:line="312" w:lineRule="auto"/>
+              <w:jc w:val="center"/>
+            </w:pPr>
+            <w:r/>
+            <w:r>
+              <w:rPr>
+                <w:rFonts w:ascii="Arial" w:hAnsi="Arial" w:eastAsia="黑体"/>
+                <w:b/>
+                <w:color w:val="FFFFFF"/>
+                <w:sz w:val="19"/>
+              </w:rPr>
+              <w:t>登场集数与片名</w:t>
+            </w:r>
+          </w:p>
+        </w:tc>
+        <w:tc>
+          <w:tcPr>
+            <w:tcW w:type="dxa" w:w="7992"/>
+            <w:vAlign w:val="center"/>
+            <w:tcMar>
+              <w:top w:w="130" w:type="dxa"/>
+              <w:bottom w:w="130" w:type="dxa"/>
+              <w:left w:w="150" w:type="dxa"/>
+              <w:right w:w="150" w:type="dxa"/>
+            </w:tcMar>
+            <w:shd w:fill="1F3864"/>
+          </w:tcPr>
+          <w:p>
+            <w:pPr>
+              <w:spacing w:before="40" w:after="40" w:line="312" w:lineRule="auto"/>
+              <w:jc w:val="center"/>
+            </w:pPr>
+            <w:r/>
+            <w:r>
+              <w:rPr>
+                <w:rFonts w:ascii="Arial" w:hAnsi="Arial" w:eastAsia="黑体"/>
+                <w:b/>
+                <w:color w:val="FFFFFF"/>
+                <w:sz w:val="19"/>
+              </w:rPr>
+              <w:t>本集各场次具体行动、人物互动、核心台词与剧情推进逻辑</w:t>
+            </w:r>
+          </w:p>
+        </w:tc>
+      </w:tr>
+      <w:tr>
+        <w:trPr>
+          <w:cantSplit/>
+        </w:trPr>
+        <w:tc>
+          <w:tcPr>
+            <w:tcW w:type="dxa" w:w="2376"/>
+            <w:vAlign w:val="center"/>
+            <w:tcMar>
+              <w:top w:w="105" w:type="dxa"/>
+              <w:bottom w:w="105" w:type="dxa"/>
+              <w:left w:w="145" w:type="dxa"/>
+              <w:right w:w="145" w:type="dxa"/>
+            </w:tcMar>
+          </w:tcPr>
+          <w:p>
+            <w:pPr>
+              <w:spacing w:before="40" w:after="40" w:line="341" w:lineRule="auto"/>
+              <w:jc w:val="center"/>
+            </w:pPr>
+            <w:r/>
+            <w:r>
+              <w:rPr>
+                <w:rFonts w:ascii="Times New Roman" w:hAnsi="Times New Roman" w:eastAsia="宋体"/>
+                <w:b/>
+                <w:color w:val="191919"/>
+                <w:sz w:val="19"/>
+              </w:rPr>
+              <w:t>EP06《暖雪》</w:t>
+            </w:r>
+          </w:p>
+        </w:tc>
+        <w:tc>
+          <w:tcPr>
+            <w:tcW w:type="dxa" w:w="7992"/>
+            <w:vAlign w:val="center"/>
+            <w:tcMar>
+              <w:top w:w="105" w:type="dxa"/>
+              <w:bottom w:w="105" w:type="dxa"/>
+              <w:left w:w="145" w:type="dxa"/>
+              <w:right w:w="145" w:type="dxa"/>
+            </w:tcMar>
+          </w:tcPr>
+          <w:p>
+            <w:pPr>
+              <w:spacing w:before="40" w:after="40" w:line="341" w:lineRule="auto"/>
+              <w:jc w:val="left"/>
+            </w:pPr>
+            <w:r/>
+            <w:r>
+              <w:rPr>
+                <w:rFonts w:ascii="Times New Roman" w:hAnsi="Times New Roman" w:eastAsia="宋体"/>
+                <w:b w:val="0"/>
+                <w:color w:val="191919"/>
+                <w:sz w:val="19"/>
+              </w:rPr>
+              <w:t>• 【6-11　内　徐图图家·客厅 — 昏】除夕傍晚，徐图图家温馨的客厅里，十六岁的徐图图双手捧着自己亲手编织的白色粗针织毛线帽——帽檐上绣着可爱的眨眼笑脸与小雏菊，献宝似地递给身穿深色绗缝棉服、围着灰围巾准备出门上夜班的母亲舒洁看。 舒洁接过毛线帽仔细端详，欣慰地指了指帽檐针脚，并指了指桌上的百元钞票。 舒洁慈爱地摸了摸女儿的脸颊，转身拎起包走向门口。（核心台词：舒洁：“都快赶上我了。这里应该再来两针。桌上啊给你留了一百块钱，今晚就不要省了，嗯？” ／ 舒洁：“过年有三倍的工资，妈得赶紧多挣点钱。你长大了，以后也得有个自己的房间。” ／ 舒洁：“妈想给你的，不只是一个房间。听妈的，嗯？好了，我走了，乖。”）</w:t>
+            </w:r>
+          </w:p>
+        </w:tc>
+      </w:tr>
+      <w:tr>
+        <w:trPr>
+          <w:cantSplit/>
+        </w:trPr>
+        <w:tc>
+          <w:tcPr>
+            <w:tcW w:type="dxa" w:w="2376"/>
+            <w:vAlign w:val="center"/>
+            <w:tcMar>
+              <w:top w:w="105" w:type="dxa"/>
+              <w:bottom w:w="105" w:type="dxa"/>
+              <w:left w:w="145" w:type="dxa"/>
+              <w:right w:w="145" w:type="dxa"/>
+            </w:tcMar>
+            <w:shd w:fill="F7FAFC"/>
+          </w:tcPr>
+          <w:p>
+            <w:pPr>
+              <w:spacing w:before="40" w:after="40" w:line="341" w:lineRule="auto"/>
+              <w:jc w:val="center"/>
+            </w:pPr>
+            <w:r/>
+            <w:r>
+              <w:rPr>
+                <w:rFonts w:ascii="Times New Roman" w:hAnsi="Times New Roman" w:eastAsia="宋体"/>
+                <w:b/>
+                <w:color w:val="191919"/>
+                <w:sz w:val="19"/>
+              </w:rPr>
+              <w:t>EP09《人生失控》</w:t>
+            </w:r>
+          </w:p>
+        </w:tc>
+        <w:tc>
+          <w:tcPr>
+            <w:tcW w:type="dxa" w:w="7992"/>
+            <w:vAlign w:val="center"/>
+            <w:tcMar>
+              <w:top w:w="105" w:type="dxa"/>
+              <w:bottom w:w="105" w:type="dxa"/>
+              <w:left w:w="145" w:type="dxa"/>
+              <w:right w:w="145" w:type="dxa"/>
+            </w:tcMar>
+            <w:shd w:fill="F7FAFC"/>
+          </w:tcPr>
+          <w:p>
+            <w:pPr>
+              <w:spacing w:before="40" w:after="40" w:line="341" w:lineRule="auto"/>
+              <w:jc w:val="left"/>
+            </w:pPr>
+            <w:r/>
+            <w:r>
+              <w:rPr>
+                <w:rFonts w:ascii="Times New Roman" w:hAnsi="Times New Roman" w:eastAsia="宋体"/>
+                <w:b w:val="0"/>
+                <w:color w:val="191919"/>
+                <w:sz w:val="19"/>
+              </w:rPr>
+              <w:t>• 【9-10　外/内　徐图图家筒子楼下与五栋602室卧室 — 夜】五栋六零二室温馨的卧室内，身穿驼色连帽卫衣的母亲舒洁正站在床边，温柔地替脱下大衣穿校服的女儿徐图图按揉肩膀放松。徐图图舒服地侧过头询问母亲。 舒洁一边熟练地替女儿揉捏着肩颈穴位，一边摇了摇头回答。 徐图图心疼母亲上班辛苦，立刻站起身按着舒洁的肩膀让她在床沿坐下，站在母亲身后用小手卖力地替母亲捏起肩来。 坐在床沿的舒洁闭着眼睛享受着女儿的按摩，听到“好人”二字，眉宇间掠过一丝岁月沉淀的沧桑，轻声叹息。 舒洁闭着眼，拍了拍女儿搭在自己肩上的手背，用温和而通透的语气道出了答案。徐图图静静听着，若有所思地点了点头。（核心台词：舒洁：“不是我，我也纳闷呢。咱们这个地方又没有物业，可能是好心人吧。” ／ 舒洁：“可是当年你妈跟你爸的时候，也觉得他是个好人。” ／ 舒洁：“傻丫头，你分辨不了的。能分辨的，只有时间。”）</w:t>
+            </w:r>
+          </w:p>
+        </w:tc>
+      </w:tr>
+      <w:tr>
+        <w:trPr>
+          <w:cantSplit/>
+        </w:trPr>
+        <w:tc>
+          <w:tcPr>
+            <w:tcW w:type="dxa" w:w="2376"/>
+            <w:vAlign w:val="center"/>
+            <w:tcMar>
+              <w:top w:w="105" w:type="dxa"/>
+              <w:bottom w:w="105" w:type="dxa"/>
+              <w:left w:w="145" w:type="dxa"/>
+              <w:right w:w="145" w:type="dxa"/>
+            </w:tcMar>
+          </w:tcPr>
+          <w:p>
+            <w:pPr>
+              <w:spacing w:before="40" w:after="40" w:line="341" w:lineRule="auto"/>
+              <w:jc w:val="center"/>
+            </w:pPr>
+            <w:r/>
+            <w:r>
+              <w:rPr>
+                <w:rFonts w:ascii="Times New Roman" w:hAnsi="Times New Roman" w:eastAsia="宋体"/>
+                <w:b/>
+                <w:color w:val="191919"/>
+                <w:sz w:val="19"/>
+              </w:rPr>
+              <w:t>EP12《寻未来》</w:t>
+            </w:r>
+          </w:p>
+        </w:tc>
+        <w:tc>
+          <w:tcPr>
+            <w:tcW w:type="dxa" w:w="7992"/>
+            <w:vAlign w:val="center"/>
+            <w:tcMar>
+              <w:top w:w="105" w:type="dxa"/>
+              <w:bottom w:w="105" w:type="dxa"/>
+              <w:left w:w="145" w:type="dxa"/>
+              <w:right w:w="145" w:type="dxa"/>
+            </w:tcMar>
+          </w:tcPr>
+          <w:p>
+            <w:pPr>
+              <w:spacing w:before="40" w:after="40" w:line="341" w:lineRule="auto"/>
+              <w:jc w:val="left"/>
+            </w:pPr>
+            <w:r/>
+            <w:r>
+              <w:rPr>
+                <w:rFonts w:ascii="Times New Roman" w:hAnsi="Times New Roman" w:eastAsia="宋体"/>
+                <w:b w:val="0"/>
+                <w:color w:val="191919"/>
+                <w:sz w:val="19"/>
+              </w:rPr>
+              <w:t>• 【12-6　内　长林八中图书馆·漫画屋与靓丽发艺理发店 — 日/夜】徐图图低头转着笔，用母亲舒洁教她的务实眼光小声提醒。</w:t>
+              <w:br/>
+              <w:t>• 【12-7　外/内　有轨电车站台·车厢与徐图图家（五栋602室） — 夜】五栋六零二室徐图图家客厅内，头戴军绿色平顶帽、身穿黑色皮夹克的赌徒生父（徐父）正满身酒气地逼视着身穿驼色毛衣的舒洁（徐母），恶狠狠地伸手索要赌资！ 舒洁满眼厌恶与决绝，冷冷地吐出三个字。 就在这时，徐图图推开房门跑进屋里：“妈，我回来了——”看到屋里凶神恶煞的生父，徐图图瞬间僵在门口。舒洁脸色大变，急忙护住女儿往外推：“图图你先出去！”赌徒徐父却猛地一挥手，指着徐图图厉声恐吓！ 舒洁厉声怒斥：“你敢！”赌徒徐父眼露凶光，一把从桌上的针线筐里抄起一把半尺长的黑色铸铁大裁缝剪刀！徐图图吓得尖叫一声冲上前张开双臂护在母亲（核心台词：舒洁：“没有，滚！” ／ 徐父：“哎，你别动！关上门！——我跟你说啊，舒洁，今天你要不拿钱，我就把我闺女带走！” ／ 舒洁：“你剪啊！把你买的都剪了！咱俩谁也不欠谁的！我辛辛苦苦赚的钱，再也不会给你拿去赌了！”）</w:t>
+            </w:r>
+          </w:p>
+        </w:tc>
+      </w:tr>
+      <w:tr>
+        <w:trPr>
+          <w:cantSplit/>
+        </w:trPr>
+        <w:tc>
+          <w:tcPr>
+            <w:tcW w:type="dxa" w:w="2376"/>
+            <w:vAlign w:val="center"/>
+            <w:tcMar>
+              <w:top w:w="105" w:type="dxa"/>
+              <w:bottom w:w="105" w:type="dxa"/>
+              <w:left w:w="145" w:type="dxa"/>
+              <w:right w:w="145" w:type="dxa"/>
+            </w:tcMar>
+            <w:shd w:fill="F7FAFC"/>
+          </w:tcPr>
+          <w:p>
+            <w:pPr>
+              <w:spacing w:before="40" w:after="40" w:line="341" w:lineRule="auto"/>
+              <w:jc w:val="center"/>
+            </w:pPr>
+            <w:r/>
+            <w:r>
+              <w:rPr>
+                <w:rFonts w:ascii="Times New Roman" w:hAnsi="Times New Roman" w:eastAsia="宋体"/>
+                <w:b/>
+                <w:color w:val="191919"/>
+                <w:sz w:val="19"/>
+              </w:rPr>
+              <w:t>EP21《当雪落下》</w:t>
+            </w:r>
+          </w:p>
+        </w:tc>
+        <w:tc>
+          <w:tcPr>
+            <w:tcW w:type="dxa" w:w="7992"/>
+            <w:vAlign w:val="center"/>
+            <w:tcMar>
+              <w:top w:w="105" w:type="dxa"/>
+              <w:bottom w:w="105" w:type="dxa"/>
+              <w:left w:w="145" w:type="dxa"/>
+              <w:right w:w="145" w:type="dxa"/>
+            </w:tcMar>
+            <w:shd w:fill="F7FAFC"/>
+          </w:tcPr>
+          <w:p>
+            <w:pPr>
+              <w:spacing w:before="40" w:after="40" w:line="341" w:lineRule="auto"/>
+              <w:jc w:val="left"/>
+            </w:pPr>
+            <w:r/>
+            <w:r>
+              <w:rPr>
+                <w:rFonts w:ascii="Times New Roman" w:hAnsi="Times New Roman" w:eastAsia="宋体"/>
+                <w:b w:val="0"/>
+                <w:color w:val="191919"/>
+                <w:sz w:val="19"/>
+              </w:rPr>
+              <w:t>• 【21-4　内　学校食堂·体育馆看台·徐图图家1449室卧室·501室门前楼梯间 — 日/夜】夜晚，徐图图家（1449室）温馨的卧室内，母亲舒洁盘腿坐在床上叠着衣服，徐图图乖巧地跪坐在母亲身后，双手轻轻替妈妈按揉着酸痛的肩膀，状似无意地试探询问。 舒洁一边叠衣服一边随口回答，随即反应过来，惊讶地回头看向女儿。 舒洁会意地笑了笑，温和地提醒女儿现实的分数门槛。 舒洁慈爱地反手拍了拍女儿的手背，给予了她全心全意的支持。（核心台词：舒洁：“当然了。北京、上海、广州，那些个大城市买东西都要比我们这里贵多了。……哎，你怎么突然问这个呀？你不是说想考长林大学的工商管理专业吗？” ／ 舒洁：“北京工商管理专业好的那些个大学，分数可都要比长林大学高一大截呢。你要想去，现在可要加倍努力了。” ／ 舒洁：“好，只要是你的选择，妈怎么都行。”）</w:t>
+            </w:r>
+          </w:p>
+        </w:tc>
+      </w:tr>
+      <w:tr>
+        <w:trPr>
+          <w:cantSplit/>
+        </w:trPr>
+        <w:tc>
+          <w:tcPr>
+            <w:tcW w:type="dxa" w:w="2376"/>
+            <w:vAlign w:val="center"/>
+            <w:tcMar>
+              <w:top w:w="105" w:type="dxa"/>
+              <w:bottom w:w="105" w:type="dxa"/>
+              <w:left w:w="145" w:type="dxa"/>
+              <w:right w:w="145" w:type="dxa"/>
+            </w:tcMar>
+          </w:tcPr>
+          <w:p>
+            <w:pPr>
+              <w:spacing w:before="40" w:after="40" w:line="341" w:lineRule="auto"/>
+              <w:jc w:val="center"/>
+            </w:pPr>
+            <w:r/>
+            <w:r>
+              <w:rPr>
+                <w:rFonts w:ascii="Times New Roman" w:hAnsi="Times New Roman" w:eastAsia="宋体"/>
+                <w:b/>
+                <w:color w:val="191919"/>
+                <w:sz w:val="19"/>
+              </w:rPr>
+              <w:t>EP22《背对背，肩并肩》</w:t>
+            </w:r>
+          </w:p>
+        </w:tc>
+        <w:tc>
+          <w:tcPr>
+            <w:tcW w:type="dxa" w:w="7992"/>
+            <w:vAlign w:val="center"/>
+            <w:tcMar>
+              <w:top w:w="105" w:type="dxa"/>
+              <w:bottom w:w="105" w:type="dxa"/>
+              <w:left w:w="145" w:type="dxa"/>
+              <w:right w:w="145" w:type="dxa"/>
+            </w:tcMar>
+          </w:tcPr>
+          <w:p>
+            <w:pPr>
+              <w:spacing w:before="40" w:after="40" w:line="341" w:lineRule="auto"/>
+              <w:jc w:val="left"/>
+            </w:pPr>
+            <w:r/>
+            <w:r>
+              <w:rPr>
+                <w:rFonts w:ascii="Times New Roman" w:hAnsi="Times New Roman" w:eastAsia="宋体"/>
+                <w:b w:val="0"/>
+                <w:color w:val="191919"/>
+                <w:sz w:val="19"/>
+              </w:rPr>
+              <w:t>• 【22-3　内/外　路虎车内·岁月路与24小时自助银行外·雪地废墟与502室客厅 — 日】赵了冷冷地盯着这个曾经家暴舒洁母女的人渣，霸气回敬。</w:t>
+            </w:r>
+          </w:p>
+        </w:tc>
+      </w:tr>
+    </w:tbl>
     <w:p>
       <w:pPr>
         <w:spacing w:before="240" w:after="80" w:line="384" w:lineRule="auto"/>

--- a/01_《三人行》全24集全流程标杆成品库/05_核心人物一人一档/人物15_舒洁（徐图图母亲·坚韧单亲慈母）.docx
+++ b/01_《三人行》全24集全流程标杆成品库/05_核心人物一人一档/人物15_舒洁（徐图图母亲·坚韧单亲慈母）.docx
@@ -910,7 +910,7 @@
           <w:color w:val="141414"/>
           <w:sz w:val="21"/>
         </w:rPr>
-        <w:t>1. 【2008年冬–春·1449室居家与护女造型（EP06/EP09/EP12）】：挽低发髻；身穿朴素整洁的深紫红色或米灰色粗针织开衫毛衣，内搭浅色碎花高领衬衫，下穿深蓝色直筒长裤与居家棉鞋；外出上班时外罩一件深色防寒棉服配格子围巾。</w:t>
+        <w:t>1. 【2008年冬–春·1449室居家与护女造型】：挽低发髻；身穿朴素整洁的深紫红色或米灰色粗针织开衫毛衣，内搭浅色碎花高领衬衫，下穿深蓝色直筒长裤与居家棉鞋；外出上班时外罩一件深色防寒棉服配格子围巾。</w:t>
       </w:r>
     </w:p>
     <w:p>
@@ -926,7 +926,7 @@
           <w:color w:val="141414"/>
           <w:sz w:val="21"/>
         </w:rPr>
-        <w:t>2. 【2008年夏秋·看吃播视频与母女床头谈心造型（EP20–EP22）】：身穿柔和的浅米色或淡蓝色纯棉居家服长袖衫，面容舒展温和。</w:t>
+        <w:t>2. 【2008年夏秋·看吃播视频与母女床头谈心造型】：身穿柔和的浅米色或淡蓝色纯棉居家服长袖衫，面容舒展温和。</w:t>
       </w:r>
     </w:p>
     <w:p>
@@ -1017,7 +1017,7 @@
                 <w:color w:val="FFFFFF"/>
                 <w:sz w:val="19"/>
               </w:rPr>
-              <w:t>所处时期与代表集数</w:t>
+              <w:t>所处时期与阶段状态</w:t>
             </w:r>
           </w:p>
         </w:tc>
@@ -1148,8 +1148,6 @@
                 <w:sz w:val="19"/>
               </w:rPr>
               <w:t>2008夏秋·理解与托举女儿态</w:t>
-              <w:br/>
-              <w:t>（EP20–EP22）</w:t>
             </w:r>
           </w:p>
         </w:tc>
@@ -1246,7 +1244,7 @@
           <w:color w:val="192D55"/>
           <w:sz w:val="25"/>
         </w:rPr>
-        <w:t>第四章　全剧完整人物生平传记与逐集分场剧情推进全纪实</w:t>
+        <w:t>第四章　全剧人物命运轨迹与完整生平故事传记</w:t>
       </w:r>
     </w:p>
     <w:p>
@@ -1261,7 +1259,7 @@
           <w:color w:val="141414"/>
           <w:sz w:val="22"/>
         </w:rPr>
-        <w:t>（一）除夕值班、抵御赌鬼前夫与66岁赵了的暗中守护（EP06–EP14）</w:t>
+        <w:t>（一）飞霞路1449室的暖黄炉火与除夕夜的三倍加班费</w:t>
       </w:r>
     </w:p>
     <w:p>
@@ -1277,7 +1275,7 @@
           <w:color w:val="141414"/>
           <w:sz w:val="21"/>
         </w:rPr>
-        <w:t>舒洁与嗜赌成性的前夫徐家宝离婚后，带着女儿徐图图住在飞霞路1449室。在EP06除夕夜她因值班留字条给女儿；在EP12中，赌输钱的徐家宝闯入家中翻箱倒柜索要钱财并动手推搡舒洁母女，舒洁拼死护住女儿（随后66岁赵了在EP12第12-6/12-7场化身“李爷”在麻将馆设局将徐家宝送进派出所拘留，替舒洁母女出了恶气）。</w:t>
+        <w:t>舒洁是徐图图的母亲，一位在与嗜赌成性的前夫徐家宝离婚后，独自在长林市飞霞路红砖老楼顶层阁楼（1449室）将女儿拉扯大的单亲妈妈。尽管生活清贫、常年穿着一件洗得发白的橄榄绿菱格纹棉服，舒洁却把狭小的1449室打理得温暖如春——屋里烧着烤红薯的铁炉，墙上贴满了母女俩灿烂大笑的拍立得合照（照片背面写着“亲爱的 ∨ 徐图图和妈妈”），给予了徐图图如同小太阳般充沛的安全感与爱的能力。2008年除夕之夜，为了多挣三倍的节日加班工资给女儿攒大学学费、换一套宽敞的房子，舒洁坚持在万家团圆时外出上夜班，临走前抚摸着女儿的脸庞温柔许诺：“妈想给你的，不只是一个房间。听妈的，嗯？好了，我走了，乖。”</w:t>
       </w:r>
     </w:p>
     <w:p>
@@ -1292,7 +1290,7 @@
           <w:color w:val="141414"/>
           <w:sz w:val="22"/>
         </w:rPr>
-        <w:t>（二）“回到未来”的网名秘密与无条件支持女儿（EP20–EP21）</w:t>
+        <w:t>（二）黑铁大剪刀下的寸步不让与无条件托举女儿的慈母胸怀</w:t>
       </w:r>
     </w:p>
     <w:p>
@@ -1308,22 +1306,7 @@
           <w:color w:val="141414"/>
           <w:sz w:val="21"/>
         </w:rPr>
-        <w:t>在黑夜篇中，舒洁始终在1449室默默支持女儿徐图图与伙伴们的成长。在EP21第21-3场，当徐图图跪坐在床上替她揉肩、小心翼翼询问去北京上大学的费用与志愿时，舒洁温柔地拍着女儿的手背说：“好，只要是你的选择，妈怎么都行。”</w:t>
-      </w:r>
-    </w:p>
-    <w:p>
-      <w:pPr>
-        <w:spacing w:before="120" w:after="60" w:line="384" w:lineRule="auto"/>
-        <w:jc w:val="left"/>
-      </w:pPr>
-      <w:r>
-        <w:rPr>
-          <w:rFonts w:ascii="Arial" w:hAnsi="Arial" w:eastAsia="黑体"/>
-          <w:b/>
-          <w:color w:val="141414"/>
-          <w:sz w:val="22"/>
-        </w:rPr>
-        <w:t>（三）大结局志愿填报与第四重时间线的幸福晚年（EP23–EP24）</w:t>
+        <w:t>2008年春，当赌鬼前夫徐家宝因欠下高利贷再次找上门来、甚至抓起桌上的黑铁裁缝大剪刀疯狂剪碎母女俩的衣服并恶狠狠威胁“今天你要不拿钱，我就把我闺女带走”时，平日里温和柔弱的舒洁瞬间爆发出为母则刚的凛然烈性！她一把将十六岁的徐图图死死护在身后，迎着锋利的剪刀寸步不让地怒吼：“你剪啊！把你买的都剪了！咱俩谁也不欠谁的！我辛辛苦苦赚的钱，再也不会给你拿去赌了！”直到六十六岁的赵了化身“李爷”与荀未来赶来解围并将徐家宝送进拘留所，舒洁才紧紧抱住女儿落泪。</w:t>
       </w:r>
     </w:p>
     <w:p>
@@ -1339,412 +1322,9 @@
           <w:color w:val="141414"/>
           <w:sz w:val="21"/>
         </w:rPr>
-        <w:t>在EP23局部熵减时空修正后，舒洁依然坚定地守护着女儿。2010年高考徐图图发挥失常未能考上北京本科，舒洁在1449室心疼地陪伴女儿，并在赵左右登门劝说徐图图留在长林大学读工商管理系时，欣慰地见证了两个年轻人的双向奔赴。2012年冬飞霞路雪夜，随着赵左右流血搏斗替徐图图删掉偷拍视频、彻底解开徐图图因生父徐家宝而产生的羞耻心结，徐图图终生未改随母姓叫“舒图”，舒洁也得以在全新的2033年健康安详地看着女儿徐图图与女婿赵左右幸福相守。</w:t>
+        <w:t>升入高二与高三后，当徐图图跪坐在床头一边替劳累的妈妈按揉肩膀、一边小心翼翼地试探询问“北京生活成本是不是很高”并懂事地提出“实在不行我就先去长林大学读工商管理，离家还近，以后再去北京读研”时，舒洁瞬间读懂了女儿的心事，慈爱地反手拍了拍女儿的手背：“好，只要是你的选择，妈怎么都行。”正是舒洁这份从不道德绑架、永远无条件信任与托举的母爱，成为了徐图图在飞霞路雪夜彻底战胜原生家庭羞耻感、堂堂正正做一辈子“徐图图”的最大底气。</w:t>
       </w:r>
     </w:p>
-    <w:p>
-      <w:pPr>
-        <w:spacing w:before="160" w:after="80" w:line="384" w:lineRule="auto"/>
-        <w:jc w:val="left"/>
-      </w:pPr>
-      <w:r>
-        <w:rPr>
-          <w:rFonts w:ascii="Arial" w:hAnsi="Arial" w:eastAsia="黑体"/>
-          <w:b/>
-          <w:color w:val="141414"/>
-          <w:sz w:val="22"/>
-        </w:rPr>
-        <w:t>（附）本角色全剧逐集登场场次、具体行动、核心对白与剧情推动脉络总表（100%源自定稿文学剧本）</w:t>
-      </w:r>
-    </w:p>
-    <w:tbl>
-      <w:tblPr>
-        <w:tblStyle w:val="TableGrid"/>
-        <w:tblW w:type="auto" w:w="0"/>
-        <w:jc w:val="center"/>
-        <w:tblLayout w:type="fixed"/>
-        <w:tblLook w:firstColumn="1" w:firstRow="1" w:lastColumn="0" w:lastRow="0" w:noHBand="0" w:noVBand="1" w:val="04A0"/>
-      </w:tblPr>
-      <w:tblGrid>
-        <w:gridCol w:w="5184"/>
-        <w:gridCol w:w="5184"/>
-      </w:tblGrid>
-      <w:tr>
-        <w:trPr>
-          <w:tblHeader/>
-          <w:cantSplit/>
-        </w:trPr>
-        <w:tc>
-          <w:tcPr>
-            <w:tcW w:type="dxa" w:w="2376"/>
-            <w:vAlign w:val="center"/>
-            <w:tcMar>
-              <w:top w:w="130" w:type="dxa"/>
-              <w:bottom w:w="130" w:type="dxa"/>
-              <w:left w:w="150" w:type="dxa"/>
-              <w:right w:w="150" w:type="dxa"/>
-            </w:tcMar>
-            <w:shd w:fill="1F3864"/>
-          </w:tcPr>
-          <w:p>
-            <w:pPr>
-              <w:spacing w:before="40" w:after="40" w:line="312" w:lineRule="auto"/>
-              <w:jc w:val="center"/>
-            </w:pPr>
-            <w:r/>
-            <w:r>
-              <w:rPr>
-                <w:rFonts w:ascii="Arial" w:hAnsi="Arial" w:eastAsia="黑体"/>
-                <w:b/>
-                <w:color w:val="FFFFFF"/>
-                <w:sz w:val="19"/>
-              </w:rPr>
-              <w:t>登场集数与片名</w:t>
-            </w:r>
-          </w:p>
-        </w:tc>
-        <w:tc>
-          <w:tcPr>
-            <w:tcW w:type="dxa" w:w="7992"/>
-            <w:vAlign w:val="center"/>
-            <w:tcMar>
-              <w:top w:w="130" w:type="dxa"/>
-              <w:bottom w:w="130" w:type="dxa"/>
-              <w:left w:w="150" w:type="dxa"/>
-              <w:right w:w="150" w:type="dxa"/>
-            </w:tcMar>
-            <w:shd w:fill="1F3864"/>
-          </w:tcPr>
-          <w:p>
-            <w:pPr>
-              <w:spacing w:before="40" w:after="40" w:line="312" w:lineRule="auto"/>
-              <w:jc w:val="center"/>
-            </w:pPr>
-            <w:r/>
-            <w:r>
-              <w:rPr>
-                <w:rFonts w:ascii="Arial" w:hAnsi="Arial" w:eastAsia="黑体"/>
-                <w:b/>
-                <w:color w:val="FFFFFF"/>
-                <w:sz w:val="19"/>
-              </w:rPr>
-              <w:t>本集各场次具体行动、人物互动、核心台词与剧情推进逻辑</w:t>
-            </w:r>
-          </w:p>
-        </w:tc>
-      </w:tr>
-      <w:tr>
-        <w:trPr>
-          <w:cantSplit/>
-        </w:trPr>
-        <w:tc>
-          <w:tcPr>
-            <w:tcW w:type="dxa" w:w="2376"/>
-            <w:vAlign w:val="center"/>
-            <w:tcMar>
-              <w:top w:w="105" w:type="dxa"/>
-              <w:bottom w:w="105" w:type="dxa"/>
-              <w:left w:w="145" w:type="dxa"/>
-              <w:right w:w="145" w:type="dxa"/>
-            </w:tcMar>
-          </w:tcPr>
-          <w:p>
-            <w:pPr>
-              <w:spacing w:before="40" w:after="40" w:line="341" w:lineRule="auto"/>
-              <w:jc w:val="center"/>
-            </w:pPr>
-            <w:r/>
-            <w:r>
-              <w:rPr>
-                <w:rFonts w:ascii="Times New Roman" w:hAnsi="Times New Roman" w:eastAsia="宋体"/>
-                <w:b/>
-                <w:color w:val="191919"/>
-                <w:sz w:val="19"/>
-              </w:rPr>
-              <w:t>EP06《暖雪》</w:t>
-            </w:r>
-          </w:p>
-        </w:tc>
-        <w:tc>
-          <w:tcPr>
-            <w:tcW w:type="dxa" w:w="7992"/>
-            <w:vAlign w:val="center"/>
-            <w:tcMar>
-              <w:top w:w="105" w:type="dxa"/>
-              <w:bottom w:w="105" w:type="dxa"/>
-              <w:left w:w="145" w:type="dxa"/>
-              <w:right w:w="145" w:type="dxa"/>
-            </w:tcMar>
-          </w:tcPr>
-          <w:p>
-            <w:pPr>
-              <w:spacing w:before="40" w:after="40" w:line="341" w:lineRule="auto"/>
-              <w:jc w:val="left"/>
-            </w:pPr>
-            <w:r/>
-            <w:r>
-              <w:rPr>
-                <w:rFonts w:ascii="Times New Roman" w:hAnsi="Times New Roman" w:eastAsia="宋体"/>
-                <w:b w:val="0"/>
-                <w:color w:val="191919"/>
-                <w:sz w:val="19"/>
-              </w:rPr>
-              <w:t>• 【6-11　内　徐图图家·客厅 — 昏】除夕傍晚，徐图图家温馨的客厅里，十六岁的徐图图双手捧着自己亲手编织的白色粗针织毛线帽——帽檐上绣着可爱的眨眼笑脸与小雏菊，献宝似地递给身穿深色绗缝棉服、围着灰围巾准备出门上夜班的母亲舒洁看。 舒洁接过毛线帽仔细端详，欣慰地指了指帽檐针脚，并指了指桌上的百元钞票。 舒洁慈爱地摸了摸女儿的脸颊，转身拎起包走向门口。（核心台词：舒洁：“都快赶上我了。这里应该再来两针。桌上啊给你留了一百块钱，今晚就不要省了，嗯？” ／ 舒洁：“过年有三倍的工资，妈得赶紧多挣点钱。你长大了，以后也得有个自己的房间。” ／ 舒洁：“妈想给你的，不只是一个房间。听妈的，嗯？好了，我走了，乖。”）</w:t>
-            </w:r>
-          </w:p>
-        </w:tc>
-      </w:tr>
-      <w:tr>
-        <w:trPr>
-          <w:cantSplit/>
-        </w:trPr>
-        <w:tc>
-          <w:tcPr>
-            <w:tcW w:type="dxa" w:w="2376"/>
-            <w:vAlign w:val="center"/>
-            <w:tcMar>
-              <w:top w:w="105" w:type="dxa"/>
-              <w:bottom w:w="105" w:type="dxa"/>
-              <w:left w:w="145" w:type="dxa"/>
-              <w:right w:w="145" w:type="dxa"/>
-            </w:tcMar>
-            <w:shd w:fill="F7FAFC"/>
-          </w:tcPr>
-          <w:p>
-            <w:pPr>
-              <w:spacing w:before="40" w:after="40" w:line="341" w:lineRule="auto"/>
-              <w:jc w:val="center"/>
-            </w:pPr>
-            <w:r/>
-            <w:r>
-              <w:rPr>
-                <w:rFonts w:ascii="Times New Roman" w:hAnsi="Times New Roman" w:eastAsia="宋体"/>
-                <w:b/>
-                <w:color w:val="191919"/>
-                <w:sz w:val="19"/>
-              </w:rPr>
-              <w:t>EP09《人生失控》</w:t>
-            </w:r>
-          </w:p>
-        </w:tc>
-        <w:tc>
-          <w:tcPr>
-            <w:tcW w:type="dxa" w:w="7992"/>
-            <w:vAlign w:val="center"/>
-            <w:tcMar>
-              <w:top w:w="105" w:type="dxa"/>
-              <w:bottom w:w="105" w:type="dxa"/>
-              <w:left w:w="145" w:type="dxa"/>
-              <w:right w:w="145" w:type="dxa"/>
-            </w:tcMar>
-            <w:shd w:fill="F7FAFC"/>
-          </w:tcPr>
-          <w:p>
-            <w:pPr>
-              <w:spacing w:before="40" w:after="40" w:line="341" w:lineRule="auto"/>
-              <w:jc w:val="left"/>
-            </w:pPr>
-            <w:r/>
-            <w:r>
-              <w:rPr>
-                <w:rFonts w:ascii="Times New Roman" w:hAnsi="Times New Roman" w:eastAsia="宋体"/>
-                <w:b w:val="0"/>
-                <w:color w:val="191919"/>
-                <w:sz w:val="19"/>
-              </w:rPr>
-              <w:t>• 【9-10　外/内　徐图图家筒子楼下与五栋602室卧室 — 夜】五栋六零二室温馨的卧室内，身穿驼色连帽卫衣的母亲舒洁正站在床边，温柔地替脱下大衣穿校服的女儿徐图图按揉肩膀放松。徐图图舒服地侧过头询问母亲。 舒洁一边熟练地替女儿揉捏着肩颈穴位，一边摇了摇头回答。 徐图图心疼母亲上班辛苦，立刻站起身按着舒洁的肩膀让她在床沿坐下，站在母亲身后用小手卖力地替母亲捏起肩来。 坐在床沿的舒洁闭着眼睛享受着女儿的按摩，听到“好人”二字，眉宇间掠过一丝岁月沉淀的沧桑，轻声叹息。 舒洁闭着眼，拍了拍女儿搭在自己肩上的手背，用温和而通透的语气道出了答案。徐图图静静听着，若有所思地点了点头。（核心台词：舒洁：“不是我，我也纳闷呢。咱们这个地方又没有物业，可能是好心人吧。” ／ 舒洁：“可是当年你妈跟你爸的时候，也觉得他是个好人。” ／ 舒洁：“傻丫头，你分辨不了的。能分辨的，只有时间。”）</w:t>
-            </w:r>
-          </w:p>
-        </w:tc>
-      </w:tr>
-      <w:tr>
-        <w:trPr>
-          <w:cantSplit/>
-        </w:trPr>
-        <w:tc>
-          <w:tcPr>
-            <w:tcW w:type="dxa" w:w="2376"/>
-            <w:vAlign w:val="center"/>
-            <w:tcMar>
-              <w:top w:w="105" w:type="dxa"/>
-              <w:bottom w:w="105" w:type="dxa"/>
-              <w:left w:w="145" w:type="dxa"/>
-              <w:right w:w="145" w:type="dxa"/>
-            </w:tcMar>
-          </w:tcPr>
-          <w:p>
-            <w:pPr>
-              <w:spacing w:before="40" w:after="40" w:line="341" w:lineRule="auto"/>
-              <w:jc w:val="center"/>
-            </w:pPr>
-            <w:r/>
-            <w:r>
-              <w:rPr>
-                <w:rFonts w:ascii="Times New Roman" w:hAnsi="Times New Roman" w:eastAsia="宋体"/>
-                <w:b/>
-                <w:color w:val="191919"/>
-                <w:sz w:val="19"/>
-              </w:rPr>
-              <w:t>EP12《寻未来》</w:t>
-            </w:r>
-          </w:p>
-        </w:tc>
-        <w:tc>
-          <w:tcPr>
-            <w:tcW w:type="dxa" w:w="7992"/>
-            <w:vAlign w:val="center"/>
-            <w:tcMar>
-              <w:top w:w="105" w:type="dxa"/>
-              <w:bottom w:w="105" w:type="dxa"/>
-              <w:left w:w="145" w:type="dxa"/>
-              <w:right w:w="145" w:type="dxa"/>
-            </w:tcMar>
-          </w:tcPr>
-          <w:p>
-            <w:pPr>
-              <w:spacing w:before="40" w:after="40" w:line="341" w:lineRule="auto"/>
-              <w:jc w:val="left"/>
-            </w:pPr>
-            <w:r/>
-            <w:r>
-              <w:rPr>
-                <w:rFonts w:ascii="Times New Roman" w:hAnsi="Times New Roman" w:eastAsia="宋体"/>
-                <w:b w:val="0"/>
-                <w:color w:val="191919"/>
-                <w:sz w:val="19"/>
-              </w:rPr>
-              <w:t>• 【12-6　内　长林八中图书馆·漫画屋与靓丽发艺理发店 — 日/夜】徐图图低头转着笔，用母亲舒洁教她的务实眼光小声提醒。</w:t>
-              <w:br/>
-              <w:t>• 【12-7　外/内　有轨电车站台·车厢与徐图图家（五栋602室） — 夜】五栋六零二室徐图图家客厅内，头戴军绿色平顶帽、身穿黑色皮夹克的赌徒生父（徐父）正满身酒气地逼视着身穿驼色毛衣的舒洁（徐母），恶狠狠地伸手索要赌资！ 舒洁满眼厌恶与决绝，冷冷地吐出三个字。 就在这时，徐图图推开房门跑进屋里：“妈，我回来了——”看到屋里凶神恶煞的生父，徐图图瞬间僵在门口。舒洁脸色大变，急忙护住女儿往外推：“图图你先出去！”赌徒徐父却猛地一挥手，指着徐图图厉声恐吓！ 舒洁厉声怒斥：“你敢！”赌徒徐父眼露凶光，一把从桌上的针线筐里抄起一把半尺长的黑色铸铁大裁缝剪刀！徐图图吓得尖叫一声冲上前张开双臂护在母亲（核心台词：舒洁：“没有，滚！” ／ 徐父：“哎，你别动！关上门！——我跟你说啊，舒洁，今天你要不拿钱，我就把我闺女带走！” ／ 舒洁：“你剪啊！把你买的都剪了！咱俩谁也不欠谁的！我辛辛苦苦赚的钱，再也不会给你拿去赌了！”）</w:t>
-            </w:r>
-          </w:p>
-        </w:tc>
-      </w:tr>
-      <w:tr>
-        <w:trPr>
-          <w:cantSplit/>
-        </w:trPr>
-        <w:tc>
-          <w:tcPr>
-            <w:tcW w:type="dxa" w:w="2376"/>
-            <w:vAlign w:val="center"/>
-            <w:tcMar>
-              <w:top w:w="105" w:type="dxa"/>
-              <w:bottom w:w="105" w:type="dxa"/>
-              <w:left w:w="145" w:type="dxa"/>
-              <w:right w:w="145" w:type="dxa"/>
-            </w:tcMar>
-            <w:shd w:fill="F7FAFC"/>
-          </w:tcPr>
-          <w:p>
-            <w:pPr>
-              <w:spacing w:before="40" w:after="40" w:line="341" w:lineRule="auto"/>
-              <w:jc w:val="center"/>
-            </w:pPr>
-            <w:r/>
-            <w:r>
-              <w:rPr>
-                <w:rFonts w:ascii="Times New Roman" w:hAnsi="Times New Roman" w:eastAsia="宋体"/>
-                <w:b/>
-                <w:color w:val="191919"/>
-                <w:sz w:val="19"/>
-              </w:rPr>
-              <w:t>EP21《当雪落下》</w:t>
-            </w:r>
-          </w:p>
-        </w:tc>
-        <w:tc>
-          <w:tcPr>
-            <w:tcW w:type="dxa" w:w="7992"/>
-            <w:vAlign w:val="center"/>
-            <w:tcMar>
-              <w:top w:w="105" w:type="dxa"/>
-              <w:bottom w:w="105" w:type="dxa"/>
-              <w:left w:w="145" w:type="dxa"/>
-              <w:right w:w="145" w:type="dxa"/>
-            </w:tcMar>
-            <w:shd w:fill="F7FAFC"/>
-          </w:tcPr>
-          <w:p>
-            <w:pPr>
-              <w:spacing w:before="40" w:after="40" w:line="341" w:lineRule="auto"/>
-              <w:jc w:val="left"/>
-            </w:pPr>
-            <w:r/>
-            <w:r>
-              <w:rPr>
-                <w:rFonts w:ascii="Times New Roman" w:hAnsi="Times New Roman" w:eastAsia="宋体"/>
-                <w:b w:val="0"/>
-                <w:color w:val="191919"/>
-                <w:sz w:val="19"/>
-              </w:rPr>
-              <w:t>• 【21-4　内　学校食堂·体育馆看台·徐图图家1449室卧室·501室门前楼梯间 — 日/夜】夜晚，徐图图家（1449室）温馨的卧室内，母亲舒洁盘腿坐在床上叠着衣服，徐图图乖巧地跪坐在母亲身后，双手轻轻替妈妈按揉着酸痛的肩膀，状似无意地试探询问。 舒洁一边叠衣服一边随口回答，随即反应过来，惊讶地回头看向女儿。 舒洁会意地笑了笑，温和地提醒女儿现实的分数门槛。 舒洁慈爱地反手拍了拍女儿的手背，给予了她全心全意的支持。（核心台词：舒洁：“当然了。北京、上海、广州，那些个大城市买东西都要比我们这里贵多了。……哎，你怎么突然问这个呀？你不是说想考长林大学的工商管理专业吗？” ／ 舒洁：“北京工商管理专业好的那些个大学，分数可都要比长林大学高一大截呢。你要想去，现在可要加倍努力了。” ／ 舒洁：“好，只要是你的选择，妈怎么都行。”）</w:t>
-            </w:r>
-          </w:p>
-        </w:tc>
-      </w:tr>
-      <w:tr>
-        <w:trPr>
-          <w:cantSplit/>
-        </w:trPr>
-        <w:tc>
-          <w:tcPr>
-            <w:tcW w:type="dxa" w:w="2376"/>
-            <w:vAlign w:val="center"/>
-            <w:tcMar>
-              <w:top w:w="105" w:type="dxa"/>
-              <w:bottom w:w="105" w:type="dxa"/>
-              <w:left w:w="145" w:type="dxa"/>
-              <w:right w:w="145" w:type="dxa"/>
-            </w:tcMar>
-          </w:tcPr>
-          <w:p>
-            <w:pPr>
-              <w:spacing w:before="40" w:after="40" w:line="341" w:lineRule="auto"/>
-              <w:jc w:val="center"/>
-            </w:pPr>
-            <w:r/>
-            <w:r>
-              <w:rPr>
-                <w:rFonts w:ascii="Times New Roman" w:hAnsi="Times New Roman" w:eastAsia="宋体"/>
-                <w:b/>
-                <w:color w:val="191919"/>
-                <w:sz w:val="19"/>
-              </w:rPr>
-              <w:t>EP22《背对背，肩并肩》</w:t>
-            </w:r>
-          </w:p>
-        </w:tc>
-        <w:tc>
-          <w:tcPr>
-            <w:tcW w:type="dxa" w:w="7992"/>
-            <w:vAlign w:val="center"/>
-            <w:tcMar>
-              <w:top w:w="105" w:type="dxa"/>
-              <w:bottom w:w="105" w:type="dxa"/>
-              <w:left w:w="145" w:type="dxa"/>
-              <w:right w:w="145" w:type="dxa"/>
-            </w:tcMar>
-          </w:tcPr>
-          <w:p>
-            <w:pPr>
-              <w:spacing w:before="40" w:after="40" w:line="341" w:lineRule="auto"/>
-              <w:jc w:val="left"/>
-            </w:pPr>
-            <w:r/>
-            <w:r>
-              <w:rPr>
-                <w:rFonts w:ascii="Times New Roman" w:hAnsi="Times New Roman" w:eastAsia="宋体"/>
-                <w:b w:val="0"/>
-                <w:color w:val="191919"/>
-                <w:sz w:val="19"/>
-              </w:rPr>
-              <w:t>• 【22-3　内/外　路虎车内·岁月路与24小时自助银行外·雪地废墟与502室客厅 — 日】赵了冷冷地盯着这个曾经家暴舒洁母女的人渣，霸气回敬。</w:t>
-            </w:r>
-          </w:p>
-        </w:tc>
-      </w:tr>
-    </w:tbl>
     <w:p>
       <w:pPr>
         <w:spacing w:before="240" w:after="80" w:line="384" w:lineRule="auto"/>

--- a/01_《三人行》全24集全流程标杆成品库/05_核心人物一人一档/人物15_舒洁（徐图图母亲·坚韧单亲慈母）.docx
+++ b/01_《三人行》全24集全流程标杆成品库/05_核心人物一人一档/人物15_舒洁（徐图图母亲·坚韧单亲慈母）.docx
@@ -910,7 +910,7 @@
           <w:color w:val="141414"/>
           <w:sz w:val="21"/>
         </w:rPr>
-        <w:t>1. 【2008年冬–春·1449室居家与护女造型】：挽低发髻；身穿朴素整洁的深紫红色或米灰色粗针织开衫毛衣，内搭浅色碎花高领衬衫，下穿深蓝色直筒长裤与居家棉鞋；外出上班时外罩一件深色防寒棉服配格子围巾。</w:t>
+        <w:t>1. 【2008年冬–春·1449室居家与护女造型（EP06/EP09/EP12）】：挽低发髻；身穿朴素整洁的深紫红色或米灰色粗针织开衫毛衣，内搭浅色碎花高领衬衫，下穿深蓝色直筒长裤与居家棉鞋；外出上班时外罩一件深色防寒棉服配格子围巾。</w:t>
       </w:r>
     </w:p>
     <w:p>
@@ -926,7 +926,7 @@
           <w:color w:val="141414"/>
           <w:sz w:val="21"/>
         </w:rPr>
-        <w:t>2. 【2008年夏秋·看吃播视频与母女床头谈心造型】：身穿柔和的浅米色或淡蓝色纯棉居家服长袖衫，面容舒展温和。</w:t>
+        <w:t>2. 【2008年夏秋·看吃播视频与母女床头谈心造型（EP20–EP22）】：身穿柔和的浅米色或淡蓝色纯棉居家服长袖衫，面容舒展温和。</w:t>
       </w:r>
     </w:p>
     <w:p>
@@ -1017,7 +1017,7 @@
                 <w:color w:val="FFFFFF"/>
                 <w:sz w:val="19"/>
               </w:rPr>
-              <w:t>所处时期与阶段状态</w:t>
+              <w:t>所处时期与代表集数</w:t>
             </w:r>
           </w:p>
         </w:tc>
@@ -1148,6 +1148,8 @@
                 <w:sz w:val="19"/>
               </w:rPr>
               <w:t>2008夏秋·理解与托举女儿态</w:t>
+              <w:br/>
+              <w:t>（EP20–EP22）</w:t>
             </w:r>
           </w:p>
         </w:tc>
@@ -1244,7 +1246,7 @@
           <w:color w:val="192D55"/>
           <w:sz w:val="25"/>
         </w:rPr>
-        <w:t>第四章　全剧人物命运轨迹与完整生平故事传记</w:t>
+        <w:t>第四章　全剧人物命运轨迹与逐集完整故事传记（EP01—EP24）</w:t>
       </w:r>
     </w:p>
     <w:p>
@@ -1568,7 +1570,7 @@
           <w:color w:val="141414"/>
           <w:sz w:val="21"/>
         </w:rPr>
-        <w:t>• “妈想给你的，不只是一个房间。听妈的，嗯？好了，我走了，乖。”（EP06第6-14场，除夕夜坚持去加班挣三倍工资的单亲母亲舒洁对女儿徐图图的温柔承诺）</w:t>
+        <w:t>• “妈想给你的，不只是一个房间。听妈的，嗯？好了，我走了，乖。”（EP06除夕夜坚持去加班挣三倍工资的单亲母亲舒洁对女儿徐图图的温柔承诺）</w:t>
       </w:r>
     </w:p>
     <w:p>
@@ -1583,7 +1585,7 @@
           <w:color w:val="141414"/>
           <w:sz w:val="21"/>
         </w:rPr>
-        <w:t>• “你剪啊！把你买的都剪了！咱俩谁也不欠谁的！我辛辛苦苦赚的钱，再也不会给你拿去赌了！”（EP12第12-6场，舒洁面对持大铁剪刀上门勒索赌资的前夫徐家宝时寸步不让的护女刚烈）</w:t>
+        <w:t>• “你剪啊！把你买的都剪了！咱俩谁也不欠谁的！我辛辛苦苦赚的钱，再也不会给你拿去赌了！”（EP12舒洁面对持大铁剪刀上门勒索赌资的前夫徐家宝时寸步不让的护女刚烈）</w:t>
       </w:r>
     </w:p>
     <w:p>
@@ -1598,7 +1600,7 @@
           <w:color w:val="141414"/>
           <w:sz w:val="21"/>
         </w:rPr>
-        <w:t>• “好，只要是你的选择，妈怎么都行。”（EP21第21-3场，1449室里舒洁无条件支持女儿徐图图人生选择的慈母胸怀）</w:t>
+        <w:t>• “好，只要是你的选择，妈怎么都行。”（EP211449室里舒洁无条件支持女儿徐图图人生选择的慈母胸怀）</w:t>
       </w:r>
     </w:p>
     <w:sectPr>

--- a/01_《三人行》全24集全流程标杆成品库/05_核心人物一人一档/人物15_舒洁（徐图图母亲·坚韧单亲慈母）.docx
+++ b/01_《三人行》全24集全流程标杆成品库/05_核心人物一人一档/人物15_舒洁（徐图图母亲·坚韧单亲慈母）.docx
@@ -1570,7 +1570,7 @@
           <w:color w:val="141414"/>
           <w:sz w:val="21"/>
         </w:rPr>
-        <w:t>• “妈想给你的，不只是一个房间。听妈的，嗯？好了，我走了，乖。”（EP06除夕夜坚持去加班挣三倍工资的单亲母亲舒洁对女儿徐图图的温柔承诺）</w:t>
+        <w:t>• “妈想给你的，不只是一个房间。听妈的，嗯？好了，我走了，乖。”（EP06，除夕夜坚持去加班挣三倍工资的单亲母亲舒洁对女儿徐图图的温柔承诺）</w:t>
       </w:r>
     </w:p>
     <w:p>
@@ -1585,7 +1585,7 @@
           <w:color w:val="141414"/>
           <w:sz w:val="21"/>
         </w:rPr>
-        <w:t>• “你剪啊！把你买的都剪了！咱俩谁也不欠谁的！我辛辛苦苦赚的钱，再也不会给你拿去赌了！”（EP12舒洁面对持大铁剪刀上门勒索赌资的前夫徐家宝时寸步不让的护女刚烈）</w:t>
+        <w:t>• “你剪啊！把你买的都剪了！咱俩谁也不欠谁的！我辛辛苦苦赚的钱，再也不会给你拿去赌了！”（EP12，舒洁面对持大铁剪刀上门勒索赌资的前夫徐家宝时寸步不让的护女刚烈）</w:t>
       </w:r>
     </w:p>
     <w:p>
@@ -1600,7 +1600,7 @@
           <w:color w:val="141414"/>
           <w:sz w:val="21"/>
         </w:rPr>
-        <w:t>• “好，只要是你的选择，妈怎么都行。”（EP211449室里舒洁无条件支持女儿徐图图人生选择的慈母胸怀）</w:t>
+        <w:t>• “好，只要是你的选择，妈怎么都行。”（EP21，1449室里舒洁无条件支持女儿徐图图人生选择的慈母胸怀）</w:t>
       </w:r>
     </w:p>
     <w:sectPr>

--- a/01_《三人行》全24集全流程标杆成品库/05_核心人物一人一档/人物15_舒洁（徐图图母亲·坚韧单亲慈母）.docx
+++ b/01_《三人行》全24集全流程标杆成品库/05_核心人物一人一档/人物15_舒洁（徐图图母亲·坚韧单亲慈母）.docx
@@ -124,9 +124,7 @@
         </w:tc>
       </w:tr>
       <w:tr>
-        <w:trPr>
-          <w:cantSplit/>
-        </w:trPr>
+        <w:trPr/>
         <w:tc>
           <w:tcPr>
             <w:tcW w:type="dxa" w:w="2520"/>
@@ -185,9 +183,7 @@
         </w:tc>
       </w:tr>
       <w:tr>
-        <w:trPr>
-          <w:cantSplit/>
-        </w:trPr>
+        <w:trPr/>
         <w:tc>
           <w:tcPr>
             <w:tcW w:type="dxa" w:w="2520"/>
@@ -248,9 +244,7 @@
         </w:tc>
       </w:tr>
       <w:tr>
-        <w:trPr>
-          <w:cantSplit/>
-        </w:trPr>
+        <w:trPr/>
         <w:tc>
           <w:tcPr>
             <w:tcW w:type="dxa" w:w="2520"/>
@@ -309,9 +303,7 @@
         </w:tc>
       </w:tr>
       <w:tr>
-        <w:trPr>
-          <w:cantSplit/>
-        </w:trPr>
+        <w:trPr/>
         <w:tc>
           <w:tcPr>
             <w:tcW w:type="dxa" w:w="2520"/>
@@ -372,9 +364,7 @@
         </w:tc>
       </w:tr>
       <w:tr>
-        <w:trPr>
-          <w:cantSplit/>
-        </w:trPr>
+        <w:trPr/>
         <w:tc>
           <w:tcPr>
             <w:tcW w:type="dxa" w:w="2520"/>
@@ -433,9 +423,7 @@
         </w:tc>
       </w:tr>
       <w:tr>
-        <w:trPr>
-          <w:cantSplit/>
-        </w:trPr>
+        <w:trPr/>
         <w:tc>
           <w:tcPr>
             <w:tcW w:type="dxa" w:w="2520"/>
@@ -496,9 +484,7 @@
         </w:tc>
       </w:tr>
       <w:tr>
-        <w:trPr>
-          <w:cantSplit/>
-        </w:trPr>
+        <w:trPr/>
         <w:tc>
           <w:tcPr>
             <w:tcW w:type="dxa" w:w="2520"/>
@@ -557,9 +543,7 @@
         </w:tc>
       </w:tr>
       <w:tr>
-        <w:trPr>
-          <w:cantSplit/>
-        </w:trPr>
+        <w:trPr/>
         <w:tc>
           <w:tcPr>
             <w:tcW w:type="dxa" w:w="2520"/>
@@ -620,9 +604,7 @@
         </w:tc>
       </w:tr>
       <w:tr>
-        <w:trPr>
-          <w:cantSplit/>
-        </w:trPr>
+        <w:trPr/>
         <w:tc>
           <w:tcPr>
             <w:tcW w:type="dxa" w:w="2520"/>
@@ -681,9 +663,7 @@
         </w:tc>
       </w:tr>
       <w:tr>
-        <w:trPr>
-          <w:cantSplit/>
-        </w:trPr>
+        <w:trPr/>
         <w:tc>
           <w:tcPr>
             <w:tcW w:type="dxa" w:w="2520"/>
@@ -744,9 +724,7 @@
         </w:tc>
       </w:tr>
       <w:tr>
-        <w:trPr>
-          <w:cantSplit/>
-        </w:trPr>
+        <w:trPr/>
         <w:tc>
           <w:tcPr>
             <w:tcW w:type="dxa" w:w="2520"/>
@@ -1052,9 +1030,7 @@
         </w:tc>
       </w:tr>
       <w:tr>
-        <w:trPr>
-          <w:cantSplit/>
-        </w:trPr>
+        <w:trPr/>
         <w:tc>
           <w:tcPr>
             <w:tcW w:type="dxa" w:w="2520"/>
@@ -1119,9 +1095,7 @@
         </w:tc>
       </w:tr>
       <w:tr>
-        <w:trPr>
-          <w:cantSplit/>
-        </w:trPr>
+        <w:trPr/>
         <w:tc>
           <w:tcPr>
             <w:tcW w:type="dxa" w:w="2520"/>
@@ -1419,9 +1393,7 @@
         </w:tc>
       </w:tr>
       <w:tr>
-        <w:trPr>
-          <w:cantSplit/>
-        </w:trPr>
+        <w:trPr/>
         <w:tc>
           <w:tcPr>
             <w:tcW w:type="dxa" w:w="2664"/>
@@ -1480,9 +1452,7 @@
         </w:tc>
       </w:tr>
       <w:tr>
-        <w:trPr>
-          <w:cantSplit/>
-        </w:trPr>
+        <w:trPr/>
         <w:tc>
           <w:tcPr>
             <w:tcW w:type="dxa" w:w="2664"/>
